--- a/documentacion_proyecto/Manual_Pagina_Web_Telar.docx
+++ b/documentacion_proyecto/Manual_Pagina_Web_Telar.docx
@@ -3840,50 +3840,105 @@
           <w:color w:val="1E3A5F"/>
           <w:rtl w:val="0"/>
         </w:rPr>
-        <w:t xml:space="preserve">7. Pendientes para la versión final del manual</w:t>
-      </w:r>
-      <w:r>
-        <w:rPr>
-          <w:rtl w:val="0"/>
-        </w:rPr>
-      </w:r>
-    </w:p>
-    <w:p>
-      <w:pPr>
-        <w:rPr/>
-      </w:pPr>
-      <w:r>
-        <w:rPr>
-          <w:i w:val="1"/>
+        <w:t>7. Preguntas frecuentes</w:t>
+      </w:r>
+    </w:p>
+    <w:p>
+      <w:pPr>
+        <w:rPr/>
+      </w:pPr>
+      <w:r>
+        <w:rPr>
+          <w:b w:val="0"/>
+          <w:i w:val="0"/>
           <w:iCs w:val="1"/>
           <w:rtl w:val="0"/>
         </w:rPr>
-        <w:t xml:space="preserve">Fin del contenido del Manual 1 (página web). El Manual 2, sobre el uso del telar físico en la fábrica y la modificación incorporada, se desarrolla por separado.</w:t>
-      </w:r>
-      <w:r>
-        <w:rPr>
-          <w:rtl w:val="0"/>
-        </w:rPr>
-      </w:r>
-    </w:p>
-    <w:p>
-      <w:pPr>
-        <w:rPr/>
-      </w:pPr>
-      <w:r>
-        <w:rPr>
-          <w:rtl w:val="0"/>
-        </w:rPr>
-      </w:r>
-    </w:p>
-    <w:p>
-      <w:pPr>
-        <w:rPr/>
-      </w:pPr>
-      <w:r>
-        <w:rPr>
-          <w:rtl w:val="0"/>
-        </w:rPr>
+        <w:t>Las dudas que más aparecieron sobre el uso de la aplicación, con la respuesta que quedó documentada.</w:t>
+      </w:r>
+    </w:p>
+    <w:p>
+      <w:pPr>
+        <w:rPr/>
+      </w:pPr>
+      <w:r>
+        <w:rPr>
+          <w:b/>
+          <w:i w:val="0"/>
+          <w:iCs w:val="1"/>
+          <w:rtl w:val="0"/>
+        </w:rPr>
+        <w:t>¿Qué pasa si se corta Internet mientras el telar está tejiendo?</w:t>
+      </w:r>
+    </w:p>
+    <w:p>
+      <w:pPr>
+        <w:rPr/>
+      </w:pPr>
+      <w:r>
+        <w:rPr>
+          <w:b w:val="0"/>
+          <w:i w:val="0"/>
+          <w:iCs w:val="1"/>
+          <w:rtl w:val="0"/>
+        </w:rPr>
+        <w:t>Nada peligroso. El firmware está diseñado como fail-safe: si no puede comunicarse con el backend, no acciona ningún relé. El telar permanece en el estado en que estaba y la botonera física sigue funcionando con normalidad. Cuando la red se restablece, el sistema se sincroniza sin ejecutar órdenes acumuladas.</w:t>
+      </w:r>
+    </w:p>
+    <w:p>
+      <w:pPr>
+        <w:rPr/>
+      </w:pPr>
+      <w:r>
+        <w:rPr>
+          <w:b/>
+          <w:i w:val="0"/>
+          <w:iCs w:val="1"/>
+          <w:rtl w:val="0"/>
+        </w:rPr>
+        <w:t>¿Por qué una fila del dibujo es una pasada y no una celda?</w:t>
+      </w:r>
+    </w:p>
+    <w:p>
+      <w:pPr>
+        <w:rPr/>
+      </w:pPr>
+      <w:r>
+        <w:rPr>
+          <w:b w:val="0"/>
+          <w:i w:val="0"/>
+          <w:iCs w:val="1"/>
+          <w:rtl w:val="0"/>
+        </w:rPr>
+        <w:t>Porque así funciona la máquina. En cada pasada el telar inserta un hilo de trama a lo ancho de toda la tela, y en ese mismo instante se activan todos los elementos de selección que correspondan. Las columnas de una fila son simultáneas, no sucesivas. Para repetir una pasada se dibuja la misma fila dos veces.</w:t>
+      </w:r>
+    </w:p>
+    <w:p>
+      <w:pPr>
+        <w:rPr/>
+      </w:pPr>
+      <w:r>
+        <w:rPr>
+          <w:b/>
+          <w:i w:val="0"/>
+          <w:iCs w:val="1"/>
+          <w:rtl w:val="0"/>
+        </w:rPr>
+        <w:t>¿Se guarda mi huella dactilar en algún servidor?</w:t>
+      </w:r>
+    </w:p>
+    <w:p>
+      <w:pPr>
+        <w:rPr/>
+      </w:pPr>
+      <w:r>
+        <w:rPr>
+          <w:b w:val="0"/>
+          <w:i w:val="0"/>
+          <w:iCs w:val="1"/>
+          <w:rtl w:val="0"/>
+        </w:rPr>
+        <w:t>No. El sistema usa el estándar WebAuthn: el dispositivo genera un par de llaves y la privada nunca sale del hardware del teléfono. Al servidor solo viaja la llave pública, que sirve para verificar una firma pero no permite reconstruir la huella. Si se perdiera la base de datos, no habría ninguna huella que filtrar.</w:t>
       </w:r>
     </w:p>
     <w:sectPr>

--- a/documentacion_proyecto/Manual_Pagina_Web_Telar.docx
+++ b/documentacion_proyecto/Manual_Pagina_Web_Telar.docx
@@ -3814,7 +3814,7 @@
         <w:rPr>
           <w:rtl w:val="0"/>
         </w:rPr>
-        <w:t xml:space="preserve">El único control de acceso que existe es el que se explicó en el punto 2.2: los primeros tres usuarios pueden registrarse libremente, y a partir del cuarto en adelante hace falta que alguien que ya tenga una cuenta le dé un código de invitación a la persona nueva. Esa capacidad de dar acceso no queda reservada solo para los primeros tres: se traspasa a cada usuario nuevo que se registra con autorización, así que cualquiera que ya esté adentro puede dejar entrar a otro. Esto es exclusivamente una medida para evitar registros no autorizados, no una jerarquía de permisos dentro del sistema.</w:t>
+        <w:t xml:space="preserve">El único control de acceso que existe es el que se explicó en el punto 2.2: los primeros tres usuarios pueden registrarse libremente, y a partir del cuarto en adelante hace falta que alguien que ya tenga una cuenta le dé un código de invitación a la persona nueva. Se genera desde Inicio, con el botón «Invitar a alguien (generar código)»; cada código sirve una sola vez y vence a los siete días. Esa capacidad de dar acceso no queda reservada solo para los primeros tres: se traspasa a cada usuario nuevo que se registra con autorización, así que cualquiera que ya esté adentro puede dejar entrar a otro. Esto es exclusivamente una medida para evitar registros no autorizados, no una jerarquía de permisos dentro del sistema.</w:t>
       </w:r>
     </w:p>
     <w:p>
@@ -3910,7 +3910,35 @@
           <w:iCs w:val="1"/>
           <w:rtl w:val="0"/>
         </w:rPr>
-        <w:t>Porque así funciona la máquina. En cada pasada el telar inserta un hilo de trama a lo ancho de toda la tela, y en ese mismo instante se activan todos los elementos de selección que correspondan. Las columnas de una fila son simultáneas, no sucesivas. Para repetir una pasada se dibuja la misma fila dos veces.</w:t>
+        <w:t>Porque así funciona la máquina. En cada pasada el telar inserta un hilo de trama a lo ancho de toda la tela, y en ese mismo instante se activan todos los elementos de selección que correspondan. Las columnas de una fila son simultáneas, no sucesivas. Para repetir una pasada, cada fila lleva un número de repeticiones al costado: cuántas pasadas seguidas se teje esa misma fila.</w:t>
+      </w:r>
+    </w:p>
+    <w:p>
+      <w:pPr>
+        <w:rPr/>
+      </w:pPr>
+      <w:r>
+        <w:rPr>
+          <w:b w:val="0"/>
+          <w:i w:val="0"/>
+          <w:iCs w:val="1"/>
+          <w:rtl w:val="0"/>
+        </w:rPr>
+        <w:t>Ese número está a la derecha de cada fila, en la columna encabezada con ×. Empieza en 1, que significa una pasada. Si se escribe 100, el telar teje esa misma combinación de bobinas cien pasadas seguidas antes de pasar a la fila siguiente. Se acepta cualquier número entre 1 y 9999.</w:t>
+      </w:r>
+    </w:p>
+    <w:p>
+      <w:pPr>
+        <w:rPr/>
+      </w:pPr>
+      <w:r>
+        <w:rPr>
+          <w:b w:val="0"/>
+          <w:i w:val="0"/>
+          <w:iCs w:val="1"/>
+          <w:rtl w:val="0"/>
+        </w:rPr>
+        <w:t>Debajo del nombre del dibujo, la aplicación muestra el total de pasadas por vuelta, que es la suma de las repeticiones de todas las filas. Ese total, y no la cantidad de filas, es lo que dice cuánta tela se teje antes de que el dibujo vuelva a empezar.</w:t>
       </w:r>
     </w:p>
     <w:p>
@@ -3939,6 +3967,34 @@
           <w:rtl w:val="0"/>
         </w:rPr>
         <w:t>No. El sistema usa el estándar WebAuthn: el dispositivo genera un par de llaves y la privada nunca sale del hardware del teléfono. Al servidor solo viaja la llave pública, que sirve para verificar una firma pero no permite reconstruir la huella. Si se perdiera la base de datos, no habría ninguna huella que filtrar.</w:t>
+      </w:r>
+    </w:p>
+    <w:p>
+      <w:pPr>
+        <w:rPr/>
+      </w:pPr>
+      <w:r>
+        <w:rPr>
+          <w:b/>
+          <w:i w:val="0"/>
+          <w:iCs w:val="1"/>
+          <w:rtl w:val="0"/>
+        </w:rPr>
+        <w:t>¿Qué pasa si dos personas editan el mismo dibujo a la vez?</w:t>
+      </w:r>
+    </w:p>
+    <w:p>
+      <w:pPr>
+        <w:rPr/>
+      </w:pPr>
+      <w:r>
+        <w:rPr>
+          <w:b w:val="0"/>
+          <w:i w:val="0"/>
+          <w:iCs w:val="1"/>
+          <w:rtl w:val="0"/>
+        </w:rPr>
+        <w:t>La aplicación lo detecta. Si otra persona guardó un cambio en el dibujo mientras lo editabas, al guardar aparece el aviso «Dibujo modificado» y se carga la versión más reciente, con los cambios de la otra persona. Conviene revisar si falta alguno de los propios y volver a hacerlo. Así ninguna de las dos pisa sin darse cuenta lo que hizo la otra.</w:t>
       </w:r>
     </w:p>
     <w:sectPr>

--- a/documentacion_proyecto/Manual_Pagina_Web_Telar.docx
+++ b/documentacion_proyecto/Manual_Pagina_Web_Telar.docx
@@ -2064,11 +2064,10 @@
       </w:r>
       <w:r>
         <w:rPr>
-          <w:b w:val="1"/>
-          <w:bCs w:val="1"/>
-          <w:rtl w:val="0"/>
-        </w:rPr>
-        <w:t xml:space="preserve">filas</w:t>
+          <w:b/>
+          <w:rtl w:val="0"/>
+        </w:rPr>
+        <w:t>filas</w:t>
       </w:r>
       <w:r>
         <w:rPr>
@@ -2078,17 +2077,16 @@
       </w:r>
       <w:r>
         <w:rPr>
-          <w:b w:val="1"/>
-          <w:bCs w:val="1"/>
-          <w:rtl w:val="0"/>
-        </w:rPr>
-        <w:t xml:space="preserve">columnas</w:t>
-      </w:r>
-      <w:r>
-        <w:rPr>
-          <w:rtl w:val="0"/>
-        </w:rPr>
-        <w:t xml:space="preserve"> ("Col.") que va a tener la matriz. El sistema admite un mínimo de 2 y un máximo de 32 en cada dimensión.</w:t>
+          <w:b/>
+          <w:rtl w:val="0"/>
+        </w:rPr>
+        <w:t>columnas</w:t>
+      </w:r>
+      <w:r>
+        <w:rPr>
+          <w:rtl w:val="0"/>
+        </w:rPr>
+        <w:t xml:space="preserve"> ("Col.") que va a tener la matriz. Las filas pueden ir de 1 a 100 y las columnas de 1 a 8, una por bobina de selección.</w:t>
       </w:r>
     </w:p>
     <w:p>
@@ -2170,7 +2168,7 @@
         <w:rPr>
           <w:rtl w:val="0"/>
         </w:rPr>
-        <w:t xml:space="preserve">Si se ingresa un número fuera del rango permitido, el sistema avisa mediante un mensaje y ajusta automáticamente el valor al límite permitido más cercano (por ejemplo, si se ingresa un número mayor a 32, lo deja en 32).</w:t>
+        <w:t>Si se ingresa un número fuera del rango permitido, el sistema avisa mediante un mensaje y ajusta automáticamente el valor al límite permitido más cercano (por ejemplo, si se escriben 150 filas, las deja en 100).</w:t>
       </w:r>
     </w:p>
     <w:p>
@@ -2224,7 +2222,7 @@
         <w:rPr/>
         <w:drawing>
           <wp:inline distB="0" distT="0" distL="0" distR="0">
-            <wp:extent cx="4663096" cy="962646"/>
+            <wp:extent cx="4663096" cy="700509"/>
             <wp:effectExtent b="0" l="0" r="0" t="0"/>
             <wp:docPr id="1133882111" name="image3.png"/>
             <a:graphic>
@@ -2244,7 +2242,7 @@
                   <pic:spPr>
                     <a:xfrm>
                       <a:off x="0" y="0"/>
-                      <a:ext cx="4663096" cy="962646"/>
+                      <a:ext cx="4663096" cy="700509"/>
                     </a:xfrm>
                     <a:prstGeom prst="rect"/>
                     <a:ln/>
@@ -2269,49 +2267,7 @@
         <w:rPr>
           <w:rtl w:val="0"/>
         </w:rPr>
-        <w:t xml:space="preserve">Al lado del nombre, la aplicación muestra un indicador de estado del dibujo (</w:t>
-      </w:r>
-      <w:r>
-        <w:rPr>
-          <w:b w:val="1"/>
-          <w:bCs w:val="1"/>
-          <w:rtl w:val="0"/>
-        </w:rPr>
-        <w:t xml:space="preserve">Nuevo</w:t>
-      </w:r>
-      <w:r>
-        <w:rPr>
-          <w:rtl w:val="0"/>
-        </w:rPr>
-        <w:t xml:space="preserve">, </w:t>
-      </w:r>
-      <w:r>
-        <w:rPr>
-          <w:b w:val="1"/>
-          <w:bCs w:val="1"/>
-          <w:rtl w:val="0"/>
-        </w:rPr>
-        <w:t xml:space="preserve">Modificado</w:t>
-      </w:r>
-      <w:r>
-        <w:rPr>
-          <w:rtl w:val="0"/>
-        </w:rPr>
-        <w:t xml:space="preserve">, </w:t>
-      </w:r>
-      <w:r>
-        <w:rPr>
-          <w:b w:val="1"/>
-          <w:bCs w:val="1"/>
-          <w:rtl w:val="0"/>
-        </w:rPr>
-        <w:t xml:space="preserve">Guardado</w:t>
-      </w:r>
-      <w:r>
-        <w:rPr>
-          <w:rtl w:val="0"/>
-        </w:rPr>
-        <w:t xml:space="preserve">), que informa si hay cambios sin guardar en ese momento.</w:t>
+        <w:t>Al lado del nombre, la aplicación muestra un indicador de estado del dibujo (Nuevo, Editando, Modificado, Guardado), que informa si hay cambios sin guardar en ese momento.</w:t>
       </w:r>
     </w:p>
     <w:p>
@@ -2569,7 +2525,7 @@
         <w:rPr/>
         <w:drawing>
           <wp:inline distB="0" distT="0" distL="0" distR="0">
-            <wp:extent cx="4811694" cy="4695516"/>
+            <wp:extent cx="4811694" cy="2417249"/>
             <wp:effectExtent b="0" l="0" r="0" t="0"/>
             <wp:docPr id="1133882110" name="image1.png"/>
             <a:graphic>
@@ -2589,7 +2545,7 @@
                   <pic:spPr>
                     <a:xfrm>
                       <a:off x="0" y="0"/>
-                      <a:ext cx="4811694" cy="4695516"/>
+                      <a:ext cx="4811694" cy="2417249"/>
                     </a:xfrm>
                     <a:prstGeom prst="rect"/>
                     <a:ln/>
@@ -2682,7 +2638,7 @@
         <w:rPr/>
         <w:drawing>
           <wp:inline distB="0" distT="0" distL="0" distR="0">
-            <wp:extent cx="4261697" cy="774113"/>
+            <wp:extent cx="4261697" cy="530301"/>
             <wp:effectExtent b="0" l="0" r="0" t="0"/>
             <wp:docPr id="1133882114" name="image10.png"/>
             <a:graphic>
@@ -2702,7 +2658,7 @@
                   <pic:spPr>
                     <a:xfrm>
                       <a:off x="0" y="0"/>
-                      <a:ext cx="4261697" cy="774113"/>
+                      <a:ext cx="4261697" cy="530301"/>
                     </a:xfrm>
                     <a:prstGeom prst="rect"/>
                     <a:ln/>
@@ -2976,7 +2932,7 @@
           <w:szCs w:val="18"/>
           <w:rtl w:val="0"/>
         </w:rPr>
-        <w:t xml:space="preserve">Editor con un patrón cargado. Los números dentro de las celdas son las pasadas de cada punto.</w:t>
+        <w:t xml:space="preserve">Editor con un dibujo cargado. Cada fila es una pasada: las celdas marcadas son las bobinas que se activan en ella, y el número de la derecha indica cuántas pasadas seguidas se teje esa fila.</w:t>
       </w:r>
       <w:r>
         <w:rPr>
@@ -3238,7 +3194,7 @@
         <w:rPr/>
         <w:drawing>
           <wp:inline distB="0" distT="0" distL="0" distR="0">
-            <wp:extent cx="4680000" cy="1042485"/>
+            <wp:extent cx="4680000" cy="772941"/>
             <wp:effectExtent b="0" l="0" r="0" t="0"/>
             <wp:docPr id="1133882115" name="image6.png"/>
             <a:graphic>
@@ -3258,7 +3214,7 @@
                   <pic:spPr>
                     <a:xfrm>
                       <a:off x="0" y="0"/>
-                      <a:ext cx="4680000" cy="1042485"/>
+                      <a:ext cx="4680000" cy="772941"/>
                     </a:xfrm>
                     <a:prstGeom prst="rect"/>
                     <a:ln/>
@@ -3415,7 +3371,7 @@
         <w:rPr/>
         <w:drawing>
           <wp:inline distB="0" distT="0" distL="0" distR="0">
-            <wp:extent cx="2332875" cy="556708"/>
+            <wp:extent cx="2332875" cy="406405"/>
             <wp:effectExtent b="0" l="0" r="0" t="0"/>
             <wp:docPr id="1133882116" name="image8.png"/>
             <a:graphic>
@@ -3435,7 +3391,7 @@
                   <pic:spPr>
                     <a:xfrm>
                       <a:off x="0" y="0"/>
-                      <a:ext cx="2332875" cy="556708"/>
+                      <a:ext cx="2332875" cy="406405"/>
                     </a:xfrm>
                     <a:prstGeom prst="rect"/>
                     <a:ln/>

--- a/documentacion_proyecto/Manual_Pagina_Web_Telar.docx
+++ b/documentacion_proyecto/Manual_Pagina_Web_Telar.docx
@@ -2168,7 +2168,7 @@
         <w:rPr>
           <w:rtl w:val="0"/>
         </w:rPr>
-        <w:t>Si se ingresa un número fuera del rango permitido, el sistema avisa mediante un mensaje y ajusta automáticamente el valor al límite permitido más cercano (por ejemplo, si se escriben 150 filas, las deja en 100).</w:t>
+        <w:t>Si se ingresa un número fuera del rango permitido, el sistema avisa mediante un mensaje y ajusta automáticamente el valor al límite permitido más cercano (por ejemplo, si se escriben 150 filas, las deja en 100). Si al achicar el dibujo quedan celdas marcadas afuera del nuevo tamaño, la aplicación avisa cuántas se van a borrar y pide confirmación antes de hacerlo.</w:t>
       </w:r>
     </w:p>
     <w:p>
@@ -3951,6 +3951,34 @@
           <w:rtl w:val="0"/>
         </w:rPr>
         <w:t>La aplicación lo detecta. Si otra persona guardó un cambio en el dibujo mientras lo editabas, al guardar aparece el aviso «Dibujo modificado» y se carga la versión más reciente, con los cambios de la otra persona. Conviene revisar si falta alguno de los propios y volver a hacerlo. Así ninguna de las dos pisa sin darse cuenta lo que hizo la otra.</w:t>
+      </w:r>
+    </w:p>
+    <w:p>
+      <w:pPr>
+        <w:rPr/>
+      </w:pPr>
+      <w:r>
+        <w:rPr>
+          <w:b/>
+          <w:i w:val="0"/>
+          <w:iCs w:val="1"/>
+          <w:rtl w:val="0"/>
+        </w:rPr>
+        <w:t>¿Por qué las pasadas y los metros aparecen con «≈»?</w:t>
+      </w:r>
+    </w:p>
+    <w:p>
+      <w:pPr>
+        <w:rPr/>
+      </w:pPr>
+      <w:r>
+        <w:rPr>
+          <w:b w:val="0"/>
+          <w:i w:val="0"/>
+          <w:iCs w:val="1"/>
+          <w:rtl w:val="0"/>
+        </w:rPr>
+        <w:t>Porque hasta que se instale y se valide el sensor de pasada, la aplicación no mide las pasadas: las estima por tiempo, al ritmo de la máquina (300 pasadas por minuto), mientras el tejido está en marcha en el dispositivo donde se tocó ▶. Si ese dispositivo bloquea la pantalla, cierra la aplicación o pierde la conexión, la estimación se detiene o se atrasa aunque el telar siga tejiendo, y el número queda por debajo de lo real. Por eso se muestra como aproximado. Con el sensor instalado, el conteo lo lleva la máquina y no depende de ninguna pantalla.</w:t>
       </w:r>
     </w:p>
     <w:sectPr>

--- a/documentacion_proyecto/Manual_Pagina_Web_Telar.docx
+++ b/documentacion_proyecto/Manual_Pagina_Web_Telar.docx
@@ -336,7 +336,7 @@
           <w:sz w:val="20"/>
           <w:rtl w:val="0"/>
         </w:rPr>
-        <w:t>Ir a Editor, definir cuántas filas y columnas tiene el dibujo y tocar Aplicar. Después tocar las celdas: cada fila es una pasada del telar y cada columna un elemento que se activa.</w:t>
+        <w:t>Ir a Editor, definir cuántas filas y columnas tiene el dibujo y tocar Aplicar. Después tocar las celdas: cada fila es una combinación de bobinas, que se teje en una o más pasadas seguidas, y cada columna un elemento que se activa.</w:t>
       </w:r>
     </w:p>
     <w:p>
@@ -2086,7 +2086,7 @@
         <w:rPr>
           <w:rtl w:val="0"/>
         </w:rPr>
-        <w:t xml:space="preserve"> ("Col.") que va a tener la matriz. Las filas pueden ir de 1 a 100 y las columnas de 1 a 8, una por bobina de selección.</w:t>
+        <w:t xml:space="preserve"> ("Col.") que va a tener la matriz. Las filas pueden ir de 1 a 300 y las columnas de 1 a 8, una por bobina de selección.</w:t>
       </w:r>
     </w:p>
     <w:p>
@@ -2168,7 +2168,7 @@
         <w:rPr>
           <w:rtl w:val="0"/>
         </w:rPr>
-        <w:t>Si se ingresa un número fuera del rango permitido, el sistema avisa mediante un mensaje y ajusta automáticamente el valor al límite permitido más cercano (por ejemplo, si se escriben 150 filas, las deja en 100). Si al achicar el dibujo quedan celdas marcadas afuera del nuevo tamaño, la aplicación avisa cuántas se van a borrar y pide confirmación antes de hacerlo.</w:t>
+        <w:t>Si se ingresa un número fuera del rango permitido, el sistema avisa mediante un mensaje y ajusta automáticamente el valor al límite permitido más cercano (por ejemplo, si se escriben 350 filas, las deja en 300). Si al achicar el dibujo quedan celdas marcadas afuera del nuevo tamaño, la aplicación avisa cuántas se van a borrar y pide confirmación antes de hacerlo.</w:t>
       </w:r>
     </w:p>
     <w:p>
@@ -2932,7 +2932,7 @@
           <w:szCs w:val="18"/>
           <w:rtl w:val="0"/>
         </w:rPr>
-        <w:t xml:space="preserve">Editor con un dibujo cargado. Cada fila es una pasada: las celdas marcadas son las bobinas que se activan en ella, y el número de la derecha indica cuántas pasadas seguidas se teje esa fila.</w:t>
+        <w:t>Editor con un dibujo cargado. Cada fila es una combinación de bobinas: las celdas marcadas son las que se activan, y el número de la derecha indica cuántas pasadas seguidas se teje esa combinación.</w:t>
       </w:r>
       <w:r>
         <w:rPr>
@@ -3852,7 +3852,7 @@
           <w:iCs w:val="1"/>
           <w:rtl w:val="0"/>
         </w:rPr>
-        <w:t>¿Por qué una fila del dibujo es una pasada y no una celda?</w:t>
+        <w:t>¿Por qué el dibujo se arma por filas y no celda por celda?</w:t>
       </w:r>
     </w:p>
     <w:p>
@@ -3894,7 +3894,7 @@
           <w:iCs w:val="1"/>
           <w:rtl w:val="0"/>
         </w:rPr>
-        <w:t>Debajo del nombre del dibujo, la aplicación muestra el total de pasadas por vuelta, que es la suma de las repeticiones de todas las filas. Ese total, y no la cantidad de filas, es lo que dice cuánta tela se teje antes de que el dibujo vuelva a empezar.</w:t>
+        <w:t>El total de pasadas por vuelta, que es la suma de las repeticiones de todas las filas, figura en la ficha técnica en PDF. Ese total, y no la cantidad de filas, es lo que dice cuánta tela se teje antes de que el dibujo vuelva a empezar.</w:t>
       </w:r>
     </w:p>
     <w:p>

--- a/documentacion_proyecto/Manual_Pagina_Web_Telar.docx
+++ b/documentacion_proyecto/Manual_Pagina_Web_Telar.docx
@@ -2827,7 +2827,7 @@
         <w:rPr>
           <w:rtl w:val="0"/>
         </w:rPr>
-        <w:t xml:space="preserve">: genera un archivo PDF con el detalle del dibujo actual, para poder imprimirlo o archivarlo como referencia.</w:t>
+        <w:t>: genera un archivo PDF con los datos del dibujo actual (filas, bobinas, pasadas por vuelta y, si están cargados los metros por pasada, el largo de tela de una vuelta), los colores de hilo, la matriz con las repeticiones de cada fila y una vista previa de la tela a escala, en la que cada fila es una franja con el alto de sus pasadas y el color de su hilo. Sirve para imprimirla o archivarla como referencia.</w:t>
       </w:r>
     </w:p>
     <w:p>

--- a/documentacion_proyecto/Manual_Pagina_Web_Telar.docx
+++ b/documentacion_proyecto/Manual_Pagina_Web_Telar.docx
@@ -2827,7 +2827,7 @@
         <w:rPr>
           <w:rtl w:val="0"/>
         </w:rPr>
-        <w:t>: genera un archivo PDF con los datos del dibujo actual (filas, bobinas, pasadas por vuelta y, si están cargados los metros por pasada, el largo de tela de una vuelta), los colores de hilo, la matriz con las repeticiones de cada fila y una vista previa de la tela a escala, en la que cada fila es una franja con el alto de sus pasadas y el color de su hilo. Sirve para imprimirla o archivarla como referencia.</w:t>
+        <w:t>: genera un archivo PDF con los datos del dibujo actual (filas, bobinas, pasadas por vuelta y, si están cargados los metros por pasada, el largo de tela de una vuelta), la producción hasta el momento si el dibujo ya se tejió (metros, pasadas, vueltas completas y horas de máquina, incluida la producción en curso; aproximados mientras el sensor no esté validado), los colores de hilo, la matriz con las repeticiones de cada fila y una vista previa de la tela a escala, en la que cada fila es una franja con el alto de sus pasadas y el color de su hilo. Sirve para imprimirla o archivarla como referencia.</w:t>
       </w:r>
     </w:p>
     <w:p>

--- a/documentacion_proyecto/Manual_Pagina_Web_Telar.docx
+++ b/documentacion_proyecto/Manual_Pagina_Web_Telar.docx
@@ -2612,21 +2612,21 @@
         <w:rPr>
           <w:rtl w:val="0"/>
         </w:rPr>
-        <w:t xml:space="preserve">- Al activar una celda, se puede indicar además la cantidad de </w:t>
-      </w:r>
-      <w:r>
-        <w:rPr>
-          <w:b w:val="1"/>
-          <w:bCs w:val="1"/>
-          <w:rtl w:val="0"/>
-        </w:rPr>
-        <w:t xml:space="preserve">pasadas </w:t>
-      </w:r>
-      <w:r>
-        <w:rPr>
-          <w:rtl w:val="0"/>
-        </w:rPr>
-        <w:t xml:space="preserve">(repeticiones) que corresponden a esa posición del dibujo.</w:t>
+        <w:t xml:space="preserve">- El número a la derecha de cada fila (en la columna encabezada con ×) es la cantidad de </w:t>
+      </w:r>
+      <w:r>
+        <w:rPr>
+          <w:b w:val="1"/>
+          <w:bCs w:val="1"/>
+          <w:rtl w:val="0"/>
+        </w:rPr>
+        <w:t xml:space="preserve">pasadas</w:t>
+      </w:r>
+      <w:r>
+        <w:rPr>
+          <w:rtl w:val="0"/>
+        </w:rPr>
+        <w:t xml:space="preserve"> seguidas que se teje esa fila (repeticiones). Empieza en 1 y acepta de 1 a 9999 (ver el punto 7).</w:t>
       </w:r>
     </w:p>
     <w:p>
@@ -2993,18 +2993,18 @@
         <w:rPr>
           <w:rtl w:val="0"/>
         </w:rPr>
-        <w:t xml:space="preserve">- Si el dibujo que está cargado en el editor es distinto al que estaba asignado previamente al telar, el sistema asigna este nuevo dibujo, reinicia la posición de tejido al principio (fila 1, columna 1) y actualiza el estado real del telar a "Tejiendo" en la base de datos. Este cambio de estado es detectado por el equipo de control (ESP32), que a su vez acciona el relé conectado en paralelo al botón físico de Marcha del telar, arrancando la máquina real.</w:t>
-      </w:r>
-    </w:p>
-    <w:p>
-      <w:pPr>
-        <w:rPr/>
-      </w:pPr>
-      <w:r>
-        <w:rPr>
-          <w:rtl w:val="0"/>
-        </w:rPr>
-        <w:t xml:space="preserve">- Si el dibujo que está cargado en el editor es el mismo que ya estaba asignado al telar, el sistema no reinicia la posición ni envía una nueva orden de arranque: simplemente retoma la animación en pantalla desde la posición en la que se encontraba.</w:t>
+        <w:t xml:space="preserve">- Si el dibujo cargado en el editor es distinto del que tiene asignado el telar, el sistema asigna este nuevo dibujo, arranca la posición de tejido al principio (fila 1) y actualiza el estado real del telar a "Tejiendo" en la base de datos. Este cambio de estado es detectado por el equipo de control (ESP32), que a su vez acciona el relé conectado en paralelo al botón físico de Marcha del telar, arrancando la máquina real. Si el telar tenía un trabajo abierto de otro dibujo, la aplicación pregunta antes de empezar, porque ese trabajo se cierra y ya no se puede retomar.</w:t>
+      </w:r>
+    </w:p>
+    <w:p>
+      <w:pPr>
+        <w:rPr/>
+      </w:pPr>
+      <w:r>
+        <w:rPr>
+          <w:rtl w:val="0"/>
+        </w:rPr>
+        <w:t xml:space="preserve">- Si es el mismo dibujo que el telar ya tiene asignado (por ejemplo, después de una pausa), el sistema no reinicia la posición: retoma el tejido en la fila y la pasada en que quedó, que toma de la base de datos (aunque la página se haya cerrado o recargado), y vuelve a poner el telar en "Tejiendo", con lo que el equipo de control acciona Marcha.</w:t>
       </w:r>
     </w:p>
     <w:p>
@@ -3068,65 +3068,84 @@
         <w:rPr>
           <w:rtl w:val="0"/>
         </w:rPr>
-        <w:t xml:space="preserve">- El botón "Detener" fue eliminado de la interfaz: su función la cumple ahora el botón Pausa, que es el único botón real de parada. La función es detener la máquina real. Así es como tiene que funcionar: al tocarlo, el sistema actualiza el estado real del telar en la base de datos, cerrando el registro de producción en curso y llevando el estado a "Detenido". Ese cambio es detectado por el equipo de control, que acciona el relé conectado en paralelo al botón físico de Pausa del telar, deteniendo la máquina real.</w:t>
-      </w:r>
-    </w:p>
-    <w:p>
-      <w:pPr>
-        <w:rPr/>
-      </w:pPr>
-      <w:r>
-        <w:rPr>
-          <w:rtl w:val="0"/>
-        </w:rPr>
-        <w:t xml:space="preserve">- Hoy, tal como está construido, todavía no hace esto: </w:t>
-      </w:r>
-      <w:r>
-        <w:rPr>
-          <w:b w:val="1"/>
-          <w:bCs w:val="1"/>
-          <w:rtl w:val="0"/>
-        </w:rPr>
-        <w:t xml:space="preserve">solo pausa la animación que se ve en la pantalla del navegador</w:t>
-      </w:r>
-      <w:r>
-        <w:rPr>
-          <w:rtl w:val="0"/>
-        </w:rPr>
-        <w:t xml:space="preserve">, sin enviar ninguna orden al backend ni al equipo de control, por lo que el telar físico sigue tejiendo con normalidad aunque en la pantalla la animación esté detenida. Esto queda marcado como tarea pendiente de desarrollo (ver punto 7). Mientras esta corrección no esté hecha, quien use el sistema tiene que saber que pausar en la pantalla no equivale a pausar la máquina.</w:t>
-      </w:r>
-    </w:p>
-    <w:p>
-      <w:pPr>
-        <w:rPr/>
-      </w:pPr>
-      <w:r>
-        <w:rPr>
-          <w:rtl w:val="0"/>
-        </w:rPr>
-        <w:t xml:space="preserve">- Esta implementación (que Pausa accione de verdad el relé del equipo de control) se hace recién cuando se esté trabajando con el hardware conectado al telar real, no antes. Hasta ese momento, no tiene sentido activarla porque no hay equipo físico que responda a esa orden.</w:t>
-      </w:r>
-    </w:p>
-    <w:p>
-      <w:pPr>
-        <w:rPr/>
-      </w:pPr>
-      <w:r>
-        <w:rPr>
-          <w:rtl w:val="0"/>
-        </w:rPr>
-        <w:t xml:space="preserve">- Una consecuencia importante, una vez que Pausa haga la parada real: si después de pausar se quiere retomar el tejido, hay que volver a tocar Iniciar. Como el dibujo queda desasignado al pausar, el sistema lo va a tratar como una asignación nueva: la posición vuelve a empezar desde el principio del dibujo (fila 1, columna 1), no continúa desde el punto exacto en el que se dejó. Esto es así porque, en la etapa actual del proyecto, el sistema controla el arranque y la parada de la máquina, pero todavía no la posición exacta de tejido dentro del mecanismo físico.</w:t>
-      </w:r>
-    </w:p>
-    <w:p>
-      <w:pPr>
-        <w:rPr/>
-      </w:pPr>
-      <w:r>
-        <w:rPr>
-          <w:rtl w:val="0"/>
-        </w:rPr>
-        <w:t xml:space="preserve">- Sobre continuar el tejido exactamente desde la fila donde se dejó: no hace falta que el sistema lo resuelva por software. Eso se maneja directamente en la máquina física con el botón Retroceder de la botonera: es el que permite volver a la posición correcta antes de retomar, por ejemplo después de un hilo cortado, para que el patrón no quede mal. Por eso no importa que la posición vuelva a fila 1 al reasignar el patrón con Iniciar: la posición real de tejido la termina de ajustar el operario con Retroceder en la máquina, no la web.</w:t>
+        <w:t xml:space="preserve">- Detiene la máquina real: al tocarlo, el sistema pasa el telar a "Pausado" en la base de datos. Ese cambio es detectado por el equipo de control, que acciona el relé conectado en paralelo al botón físico de Pausa del telar. Funciona aunque el tejido se haya arrancado desde la botonera o desde otra pantalla. (El botón "Detener" se eliminó: Pausa es el único botón de parada, igual que en la máquina.)</w:t>
+      </w:r>
+    </w:p>
+    <w:p>
+      <w:pPr>
+        <w:rPr/>
+      </w:pPr>
+      <w:r>
+        <w:rPr>
+          <w:rtl w:val="0"/>
+        </w:rPr>
+        <w:t xml:space="preserve">- La pausa </w:t>
+      </w:r>
+      <w:r>
+        <w:rPr>
+          <w:b w:val="1"/>
+          <w:bCs w:val="1"/>
+          <w:rtl w:val="0"/>
+        </w:rPr>
+        <w:t xml:space="preserve">no cierra el trabajo</w:t>
+      </w:r>
+      <w:r>
+        <w:rPr>
+          <w:rtl w:val="0"/>
+        </w:rPr>
+        <w:t xml:space="preserve">: el dibujo sigue asignado y la posición se conserva. Para retomar se toca Iniciar (▶) y el tejido sigue exactamente desde donde quedó, no desde el principio. Si se cortó un hilo, la posición se corrige con Retroceder telar antes de retomar.</w:t>
+      </w:r>
+    </w:p>
+    <w:p>
+      <w:pPr>
+        <w:rPr/>
+      </w:pPr>
+      <w:r>
+        <w:rPr>
+          <w:rtl w:val="0"/>
+        </w:rPr>
+        <w:t xml:space="preserve">- Ninguna otra acción del editor (crear un dibujo nuevo, cambiar el tamaño, limpiar la grilla) le da la orden de Pausa al telar: solo este botón.</w:t>
+      </w:r>
+    </w:p>
+    <w:p>
+      <w:pPr>
+        <w:rPr/>
+      </w:pPr>
+      <w:r>
+        <w:rPr>
+          <w:b w:val="1"/>
+          <w:bCs w:val="1"/>
+          <w:rtl w:val="0"/>
+        </w:rPr>
+        <w:t xml:space="preserve">Terminar trabajo (</w:t>
+      </w:r>
+      <w:r>
+        <w:rPr>
+          <w:rFonts w:ascii="IBM Plex Sans" w:cs="IBM Plex Sans" w:eastAsia="IBM Plex Sans" w:hAnsi="IBM Plex Sans"/>
+          <w:b w:val="1"/>
+          <w:bCs w:val="1"/>
+          <w:rtl w:val="0"/>
+        </w:rPr>
+        <w:t xml:space="preserve">⏹</w:t>
+      </w:r>
+      <w:r>
+        <w:rPr>
+          <w:b w:val="1"/>
+          <w:bCs w:val="1"/>
+          <w:rtl w:val="0"/>
+        </w:rPr>
+        <w:t xml:space="preserve">):</w:t>
+      </w:r>
+    </w:p>
+    <w:p>
+      <w:pPr>
+        <w:rPr/>
+      </w:pPr>
+      <w:r>
+        <w:rPr>
+          <w:rtl w:val="0"/>
+        </w:rPr>
+        <w:t xml:space="preserve">- Cierra la producción del dibujo que se está tejiendo, después de pedir confirmación; si el telar estaba tejiendo, también lo detiene. La próxima vez que se toque Iniciar, el dibujo empieza desde la fila 1 y lo anterior ya no se puede retomar. Es la única forma de modificar la matriz de un dibujo que tiene un trabajo abierto, aunque esté en pausa.</w:t>
       </w:r>
     </w:p>
     <w:p>
@@ -3182,7 +3201,7 @@
         <w:rPr>
           <w:rtl w:val="0"/>
         </w:rPr>
-        <w:t xml:space="preserve">- Acciona el botón físico de Retroceder de la botonera del telar, a través de un relé del ESP32: mueve el mecanismo real de la máquina, no solo la posición registrada en el sistema. Por eso pide confirmación antes de ejecutarse. Se usa para corregir la posición tras un corte de hilo. (El botón anterior "Retroceder fila (↩)", que solo movía el contador en pantalla sin tocar la máquina, se eliminó: no tenía uso real y se prestaba a confusión con este.)</w:t>
+        <w:t xml:space="preserve">- Retrocede una pasada en la máquina real. Primero pausa el telar, después mueve la posición registrada una pasada hacia atrás y, por último, el equipo de control acciona el relé conectado en paralelo al botón físico de Retroceder de la botonera: mueve el mecanismo real de la máquina, no solo la posición en pantalla. Por eso pide confirmación antes de ejecutarse, y el tejido queda en pausa. Se usa para corregir la posición tras un corte de hilo. Con el sensor de pasada instalado, la pasada la descuenta el sensor al detectar el retroceso. (El botón anterior "Retroceder fila (↩)", que solo movía el contador en pantalla sin tocar la máquina, se eliminó: no tenía uso real y se prestaba a confusión con este.)</w:t>
       </w:r>
     </w:p>
     <w:p>
@@ -3238,19 +3257,9 @@
       </w:pPr>
       <w:r>
         <w:rPr>
-          <w:i w:val="1"/>
-          <w:iCs w:val="1"/>
-          <w:color w:val="606060"/>
-          <w:sz w:val="18"/>
-          <w:szCs w:val="18"/>
-          <w:rtl w:val="0"/>
-        </w:rPr>
-        <w:t xml:space="preserve">Barra de controles: Pausa (⏸), Iniciar (▶) y Retroceder telar (⏪).</w:t>
-      </w:r>
-      <w:r>
-        <w:rPr>
-          <w:rtl w:val="0"/>
-        </w:rPr>
+          <w:rtl w:val="0"/>
+        </w:rPr>
+        <w:t xml:space="preserve">Barra de controles: Pausa (⏸), Iniciar (▶), Retroceder telar (⏪) y Terminar trabajo (⏹).</w:t>
       </w:r>
     </w:p>
     <w:p>
@@ -3292,18 +3301,18 @@
         <w:rPr>
           <w:rtl w:val="0"/>
         </w:rPr>
-        <w:t xml:space="preserve">- Aparece en la barra de estado del editor cuando el ESP32 detecta que alguien usó a mano los botones Avanzar o Impulso del telar. Esos dos botones no se controlan desde la web (siguen siendo manuales), pero sí se sensan: como el sensor de pasada no distingue en qué sentido se movió la máquina, un uso manual puede desincronizar la posición registrada. El aviso queda visible hasta que alguien mira el telar, verifica dónde está parado realmente y toca "Confirmar".</w:t>
-      </w:r>
-    </w:p>
-    <w:p>
-      <w:pPr>
-        <w:rPr/>
-      </w:pPr>
-      <w:r>
-        <w:rPr>
-          <w:rtl w:val="0"/>
-        </w:rPr>
-        <w:t xml:space="preserve">Mientras el telar está en ejecución (Tejiendo), la matriz queda bloqueada para edición: no pueden modificarse el tamaño, los colores ni las pasadas hasta detener el tejido.</w:t>
+        <w:t xml:space="preserve">- Aparece en la barra de estado del editor cuando la posición registrada puede no coincidir con la de la máquina: si el equipo de control (ESP32) se reinició en pleno tejido (corte de luz o traslado), o si alguien usó a mano los botones Marcha o Retroceder de la botonera sin que hubiera un trabajo abierto en el sistema. El aviso dice cuál fue la causa y queda visible hasta que alguien mira el telar, verifica dónde está parado realmente y toca "Confirmar".</w:t>
+      </w:r>
+    </w:p>
+    <w:p>
+      <w:pPr>
+        <w:rPr/>
+      </w:pPr>
+      <w:r>
+        <w:rPr>
+          <w:rtl w:val="0"/>
+        </w:rPr>
+        <w:t xml:space="preserve">Mientras el telar está en ejecución (Tejiendo), la matriz queda bloqueada para edición: no pueden modificarse el tamaño, los colores ni las pasadas. Tampoco mientras el dibujo tenga un trabajo abierto, aunque esté en pausa, porque la posición guardada se refiere a esa matriz: para cambiarlo hay que terminar el trabajo con ⏹.</w:t>
       </w:r>
     </w:p>
     <w:p>
@@ -3973,12 +3982,9 @@
       </w:pPr>
       <w:r>
         <w:rPr>
-          <w:b w:val="0"/>
-          <w:i w:val="0"/>
-          <w:iCs w:val="1"/>
-          <w:rtl w:val="0"/>
-        </w:rPr>
-        <w:t>Porque hasta que se instale y se valide el sensor de pasada, la aplicación no mide las pasadas: las estima por tiempo, al ritmo de la máquina (300 pasadas por minuto), mientras el tejido está en marcha en el dispositivo donde se tocó ▶. Si ese dispositivo bloquea la pantalla, cierra la aplicación o pierde la conexión, la estimación se detiene o se atrasa aunque el telar siga tejiendo, y el número queda por debajo de lo real. Por eso se muestra como aproximado. Con el sensor instalado, el conteo lo lleva la máquina y no depende de ninguna pantalla.</w:t>
+          <w:rtl w:val="0"/>
+        </w:rPr>
+        <w:t xml:space="preserve">Porque hasta que se instale y se valide el sensor de pasada, la aplicación no mide las pasadas: las estima por tiempo, al ritmo de la máquina (300 pasadas por minuto), mientras el tejido está en marcha en una pantalla abierta. Si hay varias pantallas mostrando el mismo tejido, la cuenta la lleva una sola, para no contar dos veces; si esa se cierra, otra la toma en un par de segundos. Si no queda ninguna abierta (se bloquea la pantalla, se cierra la aplicación o se pierde la conexión), la estimación se detiene o se atrasa aunque el telar siga tejiendo, y el número queda por debajo de lo real. Por eso se muestra como aproximado. Con el sensor instalado, el conteo lo lleva la máquina y no depende de ninguna pantalla.</w:t>
       </w:r>
     </w:p>
     <w:sectPr>

--- a/documentacion_proyecto/Manual_Pagina_Web_Telar.docx
+++ b/documentacion_proyecto/Manual_Pagina_Web_Telar.docx
@@ -640,7 +640,7 @@
         <w:rPr>
           <w:rtl w:val="0"/>
         </w:rPr>
-        <w:t xml:space="preserve">- Se envía el dibujo al telar y se controla su ejecución: iniciar, pausar, retroceder. Además, la web refleja lo que se hace desde la botonera del telar: si un operario aprieta Marcha, Pausa o Retroceder en la máquina, el ESP32 lo detecta y la pantalla se actualiza sola.</w:t>
+        <w:t xml:space="preserve">- Se envía el dibujo al telar y se controla su ejecución: iniciar, pausar, retroceder. Además, la web refleja lo que se hace desde la botonera del telar: si un operario aprieta Marcha, Pausa o Retroceder en la máquina, el ESP32 lo detecta y la pantalla se actualiza sola. Si la máquina se pone en marcha desde la botonera con el mismo dibujo abierto en el editor, la pantalla se suma al tejido y sigue la cuenta desde la fila en que está el telar.</w:t>
       </w:r>
     </w:p>
     <w:p>
@@ -686,7 +686,7 @@
         <w:rPr>
           <w:rtl w:val="0"/>
         </w:rPr>
-        <w:t xml:space="preserve"> del telar (mediante el ESP32, que aprieta a distancia los mismos botones físicos de Marcha y Pausa de la máquina). La web todavía </w:t>
+        <w:t xml:space="preserve"> del telar (mediante el ESP32, que aprieta a distancia los mismos botones físicos de Marcha, Pausa y Retroceder de la máquina). La web todavía </w:t>
       </w:r>
       <w:r>
         <w:rPr>
@@ -3068,7 +3068,7 @@
         <w:rPr>
           <w:rtl w:val="0"/>
         </w:rPr>
-        <w:t xml:space="preserve">- Detiene la máquina real: al tocarlo, el sistema pasa el telar a "Pausado" en la base de datos. Ese cambio es detectado por el equipo de control, que acciona el relé conectado en paralelo al botón físico de Pausa del telar. Funciona aunque el tejido se haya arrancado desde la botonera o desde otra pantalla. (El botón "Detener" se eliminó: Pausa es el único botón de parada, igual que en la máquina.)</w:t>
+        <w:t xml:space="preserve">- Detiene la máquina real: al tocarlo, el sistema pasa el telar a "Pausado" en la base de datos. Ese cambio es detectado por el equipo de control, que acciona el relé conectado en paralelo al botón físico de Pausa del telar. Funciona aunque el tejido se haya arrancado desde la botonera o desde otra pantalla. Si no hay ningún trabajo abierto (por ejemplo, la máquina se arrancó a mano con Marcha sin un dibujo en curso), el telar queda en "Detenido": no hay nada que retomar. (El botón "Detener" se eliminó: Pausa es el único botón de parada, igual que en la máquina.)</w:t>
       </w:r>
     </w:p>
     <w:p>

--- a/documentacion_proyecto/Manual_Pagina_Web_Telar.docx
+++ b/documentacion_proyecto/Manual_Pagina_Web_Telar.docx
@@ -838,7 +838,7 @@
         <w:rPr>
           <w:rtl w:val="0"/>
         </w:rPr>
-        <w:t xml:space="preserve">Al abrir la página aparece la pantalla de ingreso. Existen tres caminos posibles, según la situación.</w:t>
+        <w:t xml:space="preserve">Al abrir la página aparece la pantalla de ingreso. Existen cuatro caminos posibles, según la situación.</w:t>
       </w:r>
     </w:p>
     <w:p>
@@ -901,7 +901,7 @@
           <w:szCs w:val="18"/>
           <w:rtl w:val="0"/>
         </w:rPr>
-        <w:t xml:space="preserve">Pantalla de ingreso, con las tres opciones disponibles.</w:t>
+        <w:t xml:space="preserve">Pantalla de ingreso, con las opciones disponibles.</w:t>
       </w:r>
       <w:r>
         <w:rPr>
@@ -1439,6 +1439,88 @@
         <w:rPr/>
       </w:pPr>
       <w:r>
+        <w:rPr>
+          <w:i w:val="1"/>
+          <w:iCs w:val="1"/>
+          <w:color w:val="606060"/>
+          <w:sz w:val="18"/>
+          <w:szCs w:val="18"/>
+          <w:rtl w:val="0"/>
+        </w:rPr>
+        <w:t xml:space="preserve">Pantalla de ingreso con código de recuperación y el usuario.</w:t>
+      </w:r>
+      <w:r>
+        <w:rPr>
+          <w:rtl w:val="0"/>
+        </w:rPr>
+      </w:r>
+    </w:p>
+    <w:p>
+      <w:pPr>
+        <w:rPr>
+          <w:color w:val="3D6B96"/>
+        </w:rPr>
+      </w:pPr>
+      <w:r>
+        <w:rPr>
+          <w:b w:val="1"/>
+          <w:bCs w:val="1"/>
+          <w:color w:val="3D6B96"/>
+          <w:rtl w:val="0"/>
+        </w:rPr>
+        <w:t xml:space="preserve">2.4 Continuar sin iniciar sesión (modo invitado)</w:t>
+      </w:r>
+    </w:p>
+    <w:p>
+      <w:pPr>
+        <w:rPr/>
+      </w:pPr>
+      <w:r>
+        <w:rPr>
+          <w:rtl w:val="0"/>
+        </w:rPr>
+        <w:t xml:space="preserve">Debajo de las opciones de ingreso está «Continuar sin iniciar sesión». Sirve para recorrer la aplicación y diseñar dibujos sin registrar una huella, por ejemplo en una presentación. Tiene límites, para que nadie que abra la página pueda manejar la máquina ni cambiar el trabajo de los operarios:</w:t>
+      </w:r>
+    </w:p>
+    <w:p>
+      <w:pPr>
+        <w:rPr/>
+      </w:pPr>
+      <w:r>
+        <w:rPr>
+          <w:rtl w:val="0"/>
+        </w:rPr>
+        <w:t xml:space="preserve">- No comanda el telar: Iniciar (▶), Pausa (⏸), Retroceder (⏪) y Terminar trabajo (⏹) muestran el aviso «Estás como invitado» y no le mandan nada a la máquina. Tampoco puede validar el conteo ni generar invitaciones.</w:t>
+      </w:r>
+    </w:p>
+    <w:p>
+      <w:pPr>
+        <w:rPr/>
+      </w:pPr>
+      <w:r>
+        <w:rPr>
+          <w:rtl w:val="0"/>
+        </w:rPr>
+        <w:t xml:space="preserve">- Puede crear dibujos nuevos, y cambiar o borrar solo los que creó como invitado. Los dibujos de los operarios los puede abrir y mirar, pero no modificarlos ni borrarlos: al intentarlo, la aplicación avisa «este dibujo es de los operarios». Cuando un operario guarda un dibujo hecho por un invitado, pasa a ser de los operarios.</w:t>
+      </w:r>
+    </w:p>
+    <w:p>
+      <w:pPr>
+        <w:rPr/>
+      </w:pPr>
+      <w:r>
+        <w:rPr>
+          <w:rtl w:val="0"/>
+        </w:rPr>
+        <w:t xml:space="preserve">Para usar todas las funciones, tocar «Iniciar sesión» en la pantalla de Inicio y entrar con la huella o con el código.</w:t>
+      </w:r>
+    </w:p>
+    <w:p>
+      <w:pPr>
+        <w:jc w:val="center"/>
+        <w:rPr/>
+      </w:pPr>
+      <w:r>
         <w:rPr/>
         <w:drawing>
           <wp:inline distB="0" distT="0" distL="0" distR="0">
@@ -1481,28 +1563,6 @@
     </w:p>
     <w:p>
       <w:pPr>
-        <w:jc w:val="center"/>
-        <w:rPr/>
-      </w:pPr>
-      <w:r>
-        <w:rPr>
-          <w:i w:val="1"/>
-          <w:iCs w:val="1"/>
-          <w:color w:val="606060"/>
-          <w:sz w:val="18"/>
-          <w:szCs w:val="18"/>
-          <w:rtl w:val="0"/>
-        </w:rPr>
-        <w:t xml:space="preserve">Pantalla de ingreso con código de recuperación y el usuario.</w:t>
-      </w:r>
-      <w:r>
-        <w:rPr>
-          <w:rtl w:val="0"/>
-        </w:rPr>
-      </w:r>
-    </w:p>
-    <w:p>
-      <w:pPr>
         <w:rPr/>
       </w:pPr>
       <w:r>
@@ -2392,7 +2452,7 @@
         <w:rPr>
           <w:rtl w:val="0"/>
         </w:rPr>
-        <w:t xml:space="preserve"> (indicador ámbar): el equipo de control dejó de enviar señales de confirmación. Puede deberse a que está apagado, desconectado de la red, o tiene algún problema de funcionamiento.</w:t>
+        <w:t xml:space="preserve"> (indicador rojo): el equipo de control dejó de enviar señales de confirmación. Puede deberse a que está apagado, desconectado de la red, o tiene algún problema de funcionamiento.</w:t>
       </w:r>
     </w:p>
     <w:p>
@@ -3368,7 +3428,7 @@
         <w:rPr>
           <w:rtl w:val="0"/>
         </w:rPr>
-        <w:t xml:space="preserve">: descarta el dibujo que está actualmente en el editor y abre uno en blanco. Si el dibujo actual tiene cambios sin guardar, el sistema pide confirmación antes de descartarlos.</w:t>
+        <w:t xml:space="preserve">: cierra el dibujo que está en el editor (cada cambio ya se guardó solo, así que queda en la Biblioteca) y abre uno en blanco. Si algún cambio no llegó a guardarse (por ejemplo, por un corte de conexión), pide confirmación antes de seguir. Con el telar tejiendo no se puede: primero hay que pausar (⏸).</w:t>
       </w:r>
     </w:p>
     <w:p>
@@ -3678,46 +3738,18 @@
         <w:rPr>
           <w:rtl w:val="0"/>
         </w:rPr>
-        <w:t xml:space="preserve"> lleva directamente a la pantalla del Editor con un dibujo en blanco, para crear uno nuevo.</w:t>
-      </w:r>
-    </w:p>
-    <w:p>
-      <w:pPr>
-        <w:rPr/>
-      </w:pPr>
-      <w:r>
-        <w:rPr>
-          <w:rtl w:val="0"/>
-        </w:rPr>
-        <w:t xml:space="preserve">5. Al tocar un dibujo de la lista se accede a las opciones de </w:t>
-      </w:r>
-      <w:r>
-        <w:rPr>
-          <w:b w:val="1"/>
-          <w:bCs w:val="1"/>
-          <w:rtl w:val="0"/>
-        </w:rPr>
-        <w:t xml:space="preserve">editarlo</w:t>
-      </w:r>
-      <w:r>
-        <w:rPr>
-          <w:rtl w:val="0"/>
-        </w:rPr>
-        <w:t xml:space="preserve"> (lo abre en el Editor) o </w:t>
-      </w:r>
-      <w:r>
-        <w:rPr>
-          <w:b w:val="1"/>
-          <w:bCs w:val="1"/>
-          <w:rtl w:val="0"/>
-        </w:rPr>
-        <w:t xml:space="preserve">eliminarlo</w:t>
-      </w:r>
-      <w:r>
-        <w:rPr>
-          <w:rtl w:val="0"/>
-        </w:rPr>
-        <w:t xml:space="preserve"> de forma definitiva.</w:t>
+        <w:t xml:space="preserve"> lleva a la pantalla del Editor con un dibujo en blanco, para crear uno nuevo (igual que el botón Nuevo del Editor: con el telar tejiendo, primero hay que pausar).</w:t>
+      </w:r>
+    </w:p>
+    <w:p>
+      <w:pPr>
+        <w:rPr/>
+      </w:pPr>
+      <w:r>
+        <w:rPr>
+          <w:rtl w:val="0"/>
+        </w:rPr>
+        <w:t xml:space="preserve">5. Cada dibujo de la lista tiene tres botones: Cargar (lo abre en el Editor), Estadísticas (muestra cuántas veces se tejió, las pasadas, los metros si tiene cargados los metros por pasada y las horas de máquina) y Eliminar (lo borra de forma definitiva, después de pedir confirmación).</w:t>
       </w:r>
     </w:p>
     <w:p>
@@ -3768,7 +3800,7 @@
         <w:rPr>
           <w:rtl w:val="0"/>
         </w:rPr>
-        <w:t xml:space="preserve">El sistema no tiene distintos niveles de permiso entre usuarios: todo usuario que inicia sesión tiene acceso a las mismas funciones (crear, editar y eliminar dibujos, e iniciar o detener el tejido). No existe hoy una distinción entre, por ejemplo, un perfil de operario y uno de supervisor.</w:t>
+        <w:t xml:space="preserve">El sistema no tiene distintos niveles de permiso entre usuarios: todo usuario que inicia sesión tiene acceso a las mismas funciones (crear, editar y eliminar dibujos, e iniciar o detener el tejido). No existe hoy una distinción entre, por ejemplo, un perfil de operario y uno de supervisor. La única excepción es el modo invitado (punto 2.4), que no es un usuario: no comanda el telar y solo puede cambiar los dibujos que creó como invitado.</w:t>
       </w:r>
     </w:p>
     <w:p>

--- a/documentacion_proyecto/Manual_Pagina_Web_Telar.docx
+++ b/documentacion_proyecto/Manual_Pagina_Web_Telar.docx
@@ -336,7 +336,7 @@
           <w:sz w:val="20"/>
           <w:rtl w:val="0"/>
         </w:rPr>
-        <w:t>Ir a Editor, definir cuántas filas y columnas tiene el dibujo y tocar Aplicar. Después tocar las celdas: cada fila es una combinación de bobinas, que se teje en una o más pasadas seguidas, y cada columna un elemento que se activa.</w:t>
+        <w:t>Ir a Editor, definir cuántas filas y columnas tiene el dibujo y tocar Aplicar. Después tocar las celdas: cada fila es una pasada con una sola bobina (en cada pasada entra una sola trama), que se teje en una o más pasadas seguidas, y cada columna es una bobina.</w:t>
       </w:r>
     </w:p>
     <w:p>
@@ -2672,6 +2672,28 @@
         <w:rPr>
           <w:rtl w:val="0"/>
         </w:rPr>
+        <w:t xml:space="preserve">- Cada fila lleva una sola bobina, porque en cada pasada entra una sola trama. Si se toca otra celda de la misma fila, la anterior se desmarca sola y la aplicación avisa del cambio. Un dibujo guardado antes de esta regla que tenga filas con más de una bobina muestra un aviso con esas filas al abrirlo: hay que dejar una sola en cada una para poder guardarlo y tejerlo.</w:t>
+      </w:r>
+    </w:p>
+    <w:p>
+      <w:pPr>
+        <w:rPr/>
+      </w:pPr>
+      <w:r>
+        <w:rPr>
+          <w:rtl w:val="0"/>
+        </w:rPr>
+        <w:t xml:space="preserve">- Desde el celular, para cargar las pasadas de varias filas seguidas: tocar la casilla de la primera fila, escribir el número y tocar «Siguiente» (o Enter) en el teclado. La aplicación guarda ese valor y pasa a la casilla de la fila de abajo sin cerrar el teclado.</w:t>
+      </w:r>
+    </w:p>
+    <w:p>
+      <w:pPr>
+        <w:rPr/>
+      </w:pPr>
+      <w:r>
+        <w:rPr>
+          <w:rtl w:val="0"/>
+        </w:rPr>
         <w:t xml:space="preserve">- El número a la derecha de cada fila (en la columna encabezada con ×) es la cantidad de </w:t>
       </w:r>
       <w:r>
@@ -2810,6 +2832,56 @@
           <w:bCs w:val="1"/>
           <w:rtl w:val="0"/>
         </w:rPr>
+        <w:t xml:space="preserve">Intercalar</w:t>
+      </w:r>
+      <w:r>
+        <w:rPr>
+          <w:rtl w:val="0"/>
+        </w:rPr>
+        <w:t xml:space="preserve">: arma una secuencia que alterna bobinas pasada por pasada, por ejemplo una pasada de la bobina 1, una de la 3 y una de la 2. Se escribe el orden de las bobinas (1, 3, 2), cuántas pasadas seguidas lleva cada una y cuántas veces se repite la secuencia, y se elige dónde va: al final del dibujo o en lugar de todo el dibujo. Antes de aplicar muestra cuántas filas y pasadas quedan. Si la secuencia es todo el dibujo, alcanza con reemplazarlo: el dibujo se repite solo, así que 40 vueltas de 1, 3, 2 son 120 pasadas. El dibujo admite hasta 300 filas.</w:t>
+      </w:r>
+    </w:p>
+    <w:p>
+      <w:pPr>
+        <w:rPr/>
+      </w:pPr>
+      <w:r>
+        <w:rPr>
+          <w:rtl w:val="0"/>
+        </w:rPr>
+        <w:t xml:space="preserve">- </w:t>
+      </w:r>
+      <w:r>
+        <w:rPr>
+          <w:b w:val="1"/>
+          <w:bCs w:val="1"/>
+          <w:rtl w:val="0"/>
+        </w:rPr>
+        <w:t xml:space="preserve">Ficha del dibujo (ícono de engranaje)</w:t>
+      </w:r>
+      <w:r>
+        <w:rPr>
+          <w:rtl w:val="0"/>
+        </w:rPr>
+        <w:t xml:space="preserve">: guarda los metros de tela que avanza el telar en cada pasada y el hilado disponible: su peso en kilos y cuántos metros de tela alcanza a tejer como máximo. Con esos datos muestra cuántos metros se tejieron desde que se cargó el hilado, cuántos faltan, cuánto hilado se usó y cuánto queda. Al cargar un hilado nuevo se toca «Hilado nuevo» para que lo usado vuelva a contarse desde cero; corregir un número con «Guardar» no lo reinicia. Estos datos también salen en la ficha técnica en PDF.</w:t>
+      </w:r>
+    </w:p>
+    <w:p>
+      <w:pPr>
+        <w:rPr/>
+      </w:pPr>
+      <w:r>
+        <w:rPr>
+          <w:rtl w:val="0"/>
+        </w:rPr>
+        <w:t xml:space="preserve">- </w:t>
+      </w:r>
+      <w:r>
+        <w:rPr>
+          <w:b w:val="1"/>
+          <w:bCs w:val="1"/>
+          <w:rtl w:val="0"/>
+        </w:rPr>
         <w:t xml:space="preserve">Simulador de color:</w:t>
       </w:r>
       <w:r>
@@ -2887,7 +2959,7 @@
         <w:rPr>
           <w:rtl w:val="0"/>
         </w:rPr>
-        <w:t>: genera un archivo PDF con los datos del dibujo actual (filas, bobinas, pasadas por vuelta y, si están cargados los metros por pasada, el largo de tela de una vuelta), la producción hasta el momento si el dibujo ya se tejió (metros, pasadas, vueltas completas y horas de máquina, incluida la producción en curso; aproximados mientras el sensor no esté validado), los colores de hilo, la matriz con las repeticiones de cada fila y una vista previa de la tela a escala, en la que cada fila es una franja con el alto de sus pasadas y el color de su hilo. Sirve para imprimirla o archivarla como referencia.</w:t>
+        <w:t>: genera un archivo PDF con los datos del dibujo actual (filas, bobinas, pasadas por vuelta y, si están cargados los metros por pasada, el largo de tela de una vuelta), la producción hasta el momento si el dibujo ya se tejió (metros tejidos, pasadas, metros que faltan y horas de máquina, incluida la producción en curso; aproximados mientras el sensor no esté validado), el hilado si está cargado (peso, metros que alcanza a tejer, hilado usado y hilado restante), los colores de hilo, la matriz con las repeticiones de cada fila y una vista previa de la tela a escala, en la que cada fila es una franja con el alto de sus pasadas y el color de su hilo. Sirve para imprimirla o archivarla como referencia.</w:t>
       </w:r>
     </w:p>
     <w:p>
@@ -2992,7 +3064,7 @@
           <w:szCs w:val="18"/>
           <w:rtl w:val="0"/>
         </w:rPr>
-        <w:t>Editor con un dibujo cargado. Cada fila es una combinación de bobinas: las celdas marcadas son las que se activan, y el número de la derecha indica cuántas pasadas seguidas se teje esa combinación.</w:t>
+        <w:t>Editor con un dibujo cargado. Cada fila lleva una sola bobina: la celda marcada es la que se activa, y el número de la derecha indica cuántas pasadas seguidas se teje esa fila.</w:t>
       </w:r>
       <w:r>
         <w:rPr>
@@ -3907,7 +3979,7 @@
           <w:iCs w:val="1"/>
           <w:rtl w:val="0"/>
         </w:rPr>
-        <w:t>Porque así funciona la máquina. En cada pasada el telar inserta un hilo de trama a lo ancho de toda la tela, y en ese mismo instante se activan todos los elementos de selección que correspondan. Las columnas de una fila son simultáneas, no sucesivas. Para repetir una pasada, cada fila lleva un número de repeticiones al costado: cuántas pasadas seguidas se teje esa misma fila.</w:t>
+        <w:t>Porque así funciona la máquina. En cada pasada el telar inserta un hilo de trama a lo ancho de toda la tela, y esa trama sale de una sola bobina: por eso cada fila lleva una sola bobina marcada. Para repetir una pasada, cada fila lleva un número de repeticiones al costado: cuántas pasadas seguidas se teje esa misma fila.</w:t>
       </w:r>
     </w:p>
     <w:p>
@@ -3921,7 +3993,7 @@
           <w:iCs w:val="1"/>
           <w:rtl w:val="0"/>
         </w:rPr>
-        <w:t>Ese número está a la derecha de cada fila, en la columna encabezada con ×. Empieza en 1, que significa una pasada. Si se escribe 100, el telar teje esa misma combinación de bobinas cien pasadas seguidas antes de pasar a la fila siguiente. Se acepta cualquier número entre 1 y 9999.</w:t>
+        <w:t>Ese número está a la derecha de cada fila, en la columna encabezada con ×. Empieza en 1, que significa una pasada. Si se escribe 100, el telar teje esa misma bobina cien pasadas seguidas antes de pasar a la fila siguiente. Se acepta cualquier número entre 1 y 9999.</w:t>
       </w:r>
     </w:p>
     <w:p>

--- a/documentacion_proyecto/Manual_Pagina_Web_Telar.docx
+++ b/documentacion_proyecto/Manual_Pagina_Web_Telar.docx
@@ -2672,7 +2672,7 @@
         <w:rPr>
           <w:rtl w:val="0"/>
         </w:rPr>
-        <w:t xml:space="preserve">- Cada fila lleva una sola bobina, porque en cada pasada entra una sola trama. Si se toca otra celda de la misma fila, la anterior se desmarca sola y la aplicación avisa del cambio. Un dibujo guardado antes de esta regla que tenga filas con más de una bobina muestra un aviso con esas filas al abrirlo: hay que dejar una sola en cada una para poder guardarlo y tejerlo.</w:t>
+        <w:t xml:space="preserve">- Cada fila lleva una sola bobina, porque en cada pasada entra una sola trama. Si se toca otra celda de la misma fila, la anterior se desmarca sola y la aplicación avisa del cambio. La excepción son los tramos intercalados (ver Intercalar en el punto 4.5), que alternan sus bobinas una por pasada. Un dibujo guardado antes de esta regla que tenga filas comunes con más de una bobina muestra un aviso con esas filas al abrirlo: hay que dejar una sola en cada una, o convertirlas en un tramo intercalado, para poder guardarlo y tejerlo.</w:t>
       </w:r>
     </w:p>
     <w:p>
@@ -2838,7 +2838,7 @@
         <w:rPr>
           <w:rtl w:val="0"/>
         </w:rPr>
-        <w:t xml:space="preserve">: arma una secuencia que alterna bobinas pasada por pasada, por ejemplo una pasada de la bobina 1, una de la 3 y una de la 2. Se escribe el orden de las bobinas (1, 3, 2), cuántas pasadas seguidas lleva cada una y cuántas veces se repite la secuencia, y se elige dónde va: al final del dibujo o en lugar de todo el dibujo. Antes de aplicar muestra cuántas filas y pasadas quedan. Si la secuencia es todo el dibujo, alcanza con reemplazarlo: el dibujo se repite solo, así que 40 vueltas de 1, 3, 2 son 120 pasadas. El dibujo admite hasta 300 filas.</w:t>
+        <w:t xml:space="preserve">: arma un tramo, que ocupa una sola fila. Se escribe el orden de las bobinas y las pasadas del tramo, contando cada bobina como una pasada. Por ejemplo, orden 1, 3, 4, 2 y 120 pasadas: el telar teje una pasada de la bobina 1, una de la 3, una de la 4 y una de la 2, y vuelve a empezar hasta completar las 120 (la secuencia entra 30 veces). Con una sola bobina es un tramo común: orden 4 y 140 pasadas son 140 pasadas de la bobina 4. Se elige dónde va: al final del dibujo (si el dibujo no tiene ninguna bobina marcada, el tramo pasa a ser la fila 1) o en lugar de todo el dibujo. Antes de aplicar, la ventana muestra cuántas veces entra la secuencia y si sobran pasadas. En la grilla, cada bobina de un tramo intercalado muestra su lugar en el orden (1, 2, 3...) y el número de la fila aparece subrayado; tocar esa fila abre la ventana para cambiar su orden o sus pasadas.</w:t>
       </w:r>
     </w:p>
     <w:p>
@@ -2959,7 +2959,7 @@
         <w:rPr>
           <w:rtl w:val="0"/>
         </w:rPr>
-        <w:t>: genera un archivo PDF con los datos del dibujo actual (filas, bobinas, pasadas por vuelta y, si están cargados los metros por pasada, el largo de tela de una vuelta), la producción hasta el momento si el dibujo ya se tejió (metros tejidos, pasadas, metros que faltan y horas de máquina, incluida la producción en curso; aproximados mientras el sensor no esté validado), el hilado si está cargado (peso, metros que alcanza a tejer, hilado usado y hilado restante), los colores de hilo, la matriz con las repeticiones de cada fila y una vista previa de la tela a escala, en la que cada fila es una franja con el alto de sus pasadas y el color de su hilo. Sirve para imprimirla o archivarla como referencia.</w:t>
+        <w:t>: genera un archivo PDF con los datos del dibujo actual (filas, bobinas, pasadas por vuelta y, si están cargados los metros por pasada, el largo de tela de una vuelta), la producción hasta el momento si el dibujo ya se tejió (metros tejidos, pasadas, metros que faltan y horas de máquina, incluida la producción en curso; aproximados mientras el sensor no esté validado), el hilado si está cargado (peso, metros que alcanza a tejer, hilado usado y hilado restante), los colores de hilo, la matriz con las repeticiones de cada fila (en un tramo intercalado, el orden de sus bobinas) y una vista previa de la tela a escala, con el telar dibujado arriba como si la tela saliera de la máquina, en la que cada fila es una franja con el alto de sus pasadas y el color de su hilo. Sirve para imprimirla o archivarla como referencia.</w:t>
       </w:r>
     </w:p>
     <w:p>
@@ -4008,6 +4008,34 @@
           <w:rtl w:val="0"/>
         </w:rPr>
         <w:t>El total de pasadas por vuelta, que es la suma de las repeticiones de todas las filas, figura en la ficha técnica en PDF. Ese total, y no la cantidad de filas, es lo que dice cuánta tela se teje antes de que el dibujo vuelva a empezar.</w:t>
+      </w:r>
+    </w:p>
+    <w:p>
+      <w:pPr>
+        <w:rPr/>
+      </w:pPr>
+      <w:r>
+        <w:rPr>
+          <w:b/>
+          <w:i w:val="0"/>
+          <w:iCs w:val="1"/>
+          <w:rtl w:val="0"/>
+        </w:rPr>
+        <w:t xml:space="preserve">¿Cómo armo un dibujo con tramos intercalados?</w:t>
+      </w:r>
+    </w:p>
+    <w:p>
+      <w:pPr>
+        <w:rPr/>
+      </w:pPr>
+      <w:r>
+        <w:rPr>
+          <w:b w:val="0"/>
+          <w:i w:val="0"/>
+          <w:iCs w:val="1"/>
+          <w:rtl w:val="0"/>
+        </w:rPr>
+        <w:t xml:space="preserve">Con Intercalar, un tramo por vez y eligiendo «Agregar al final». Por ejemplo, para tejer 120 pasadas alternando las bobinas 1, 3, 4 y 2, después 140 pasadas de la bobina 4 y después 140 pasadas alternando la 2 y la 1: primer tramo, orden 1, 3, 4, 2 y 120 pasadas; segundo, orden 4 y 140 pasadas; tercero, orden 2, 1 y 140 pasadas. El dibujo queda con tres filas y 400 pasadas por vuelta, y al terminar vuelve a empezar.</w:t>
       </w:r>
     </w:p>
     <w:p>

--- a/documentacion_proyecto/Manual_Pagina_Web_Telar.docx
+++ b/documentacion_proyecto/Manual_Pagina_Web_Telar.docx
@@ -2672,7 +2672,7 @@
         <w:rPr>
           <w:rtl w:val="0"/>
         </w:rPr>
-        <w:t xml:space="preserve">- Cada fila lleva una sola bobina, porque en cada pasada entra una sola trama. Si se toca otra celda de la misma fila, la anterior se desmarca sola y la aplicación avisa del cambio. La excepción son los tramos intercalados (ver Intercalar en el punto 4.5), que alternan sus bobinas una por pasada. Un dibujo guardado antes de esta regla que tenga filas comunes con más de una bobina muestra un aviso con esas filas al abrirlo: hay que dejar una sola en cada una, o convertirlas en un tramo intercalado, para poder guardarlo y tejerlo.</w:t>
+        <w:t xml:space="preserve">- Cada fila lleva una sola bobina, porque en cada pasada entra una sola trama. Si se toca otra celda de la misma fila, la anterior se desmarca sola y la aplicación avisa del cambio. Para alternar bobinas pasada por pasada, cada bobina va en su propia fila y esas filas se agrupan en un intercalado (ver Intercalar en el punto 4.5). Un dibujo guardado antes de esta regla que tenga filas con más de una bobina muestra un aviso con esas filas al abrirlo: hay que dejar una sola en cada una para poder guardarlo y tejerlo.</w:t>
       </w:r>
     </w:p>
     <w:p>
@@ -2838,7 +2838,7 @@
         <w:rPr>
           <w:rtl w:val="0"/>
         </w:rPr>
-        <w:t xml:space="preserve">: arma un tramo, que ocupa una sola fila. Se escribe el orden de las bobinas y las pasadas del tramo, contando cada bobina como una pasada. Por ejemplo, orden 1, 3, 4, 2 y 120 pasadas: el telar teje una pasada de la bobina 1, una de la 3, una de la 4 y una de la 2, y vuelve a empezar hasta completar las 120 (la secuencia entra 30 veces). Con una sola bobina es un tramo común: orden 4 y 140 pasadas son 140 pasadas de la bobina 4. Se elige dónde va: al final del dibujo (si el dibujo no tiene ninguna bobina marcada, el tramo pasa a ser la fila 1) o en lugar de todo el dibujo. Antes de aplicar, la ventana muestra cuántas veces entra la secuencia y si sobran pasadas. En la grilla, cada bobina de un tramo intercalado muestra su lugar en el orden (1, 2, 3...) y el número de la fila aparece subrayado; tocar esa fila abre la ventana para cambiar su orden o sus pasadas.</w:t>
+        <w:t xml:space="preserve">: agrupa filas seguidas para que se tejan alternándose. Cada fila lleva su bobina; las filas del grupo se recorren en orden, cada una tantas pasadas como su número de la derecha (normalmente 1), y vuelven a empezar hasta completar las pasadas del intercalado, contando cada bobina como una pasada. Por ejemplo, filas 1 a 4 con las bobinas 1, 3, 4 y 2, intercaladas 120 pasadas: 1, 3, 4, 2, 1, 3… (la secuencia entra 30 veces). Se abre con el botón Intercalar o tocando el «+» de la columna ⇄, a la derecha de cada fila, y se indica desde qué fila, hasta qué fila y cuántas pasadas. Antes de aplicar, la ventana muestra el orden de las bobinas y cuántas veces entra la secuencia. En la grilla, una llave en la columna ⇄ une las filas del grupo y muestra sus pasadas, y el cuadrado de cada bobina muestra su lugar en el orden (1, 2, 3…). Tocar la llave abre el intercalado para cambiarlo o quitarlo. Dos intercalados no pueden compartir filas, y una vuelta de un grupo puede tener hasta 32 pasadas.</w:t>
       </w:r>
     </w:p>
     <w:p>
@@ -2959,7 +2959,7 @@
         <w:rPr>
           <w:rtl w:val="0"/>
         </w:rPr>
-        <w:t>: genera un archivo PDF con los datos del dibujo actual (filas, bobinas, pasadas por vuelta y, si están cargados los metros por pasada, el largo de tela de una vuelta), la producción hasta el momento si el dibujo ya se tejió (metros tejidos, pasadas, metros que faltan y horas de máquina, incluida la producción en curso; aproximados mientras el sensor no esté validado), el hilado si está cargado (peso, metros que alcanza a tejer, hilado usado y hilado restante), los colores de hilo, la matriz con las repeticiones de cada fila (en un tramo intercalado, el orden de sus bobinas) y una vista previa de la tela a escala, con el telar dibujado arriba como si la tela saliera de la máquina, en la que cada fila es una franja con el alto de sus pasadas y el color de su hilo. Sirve para imprimirla o archivarla como referencia.</w:t>
+        <w:t>: genera un archivo PDF con los datos del dibujo actual (filas, bobinas, pasadas por vuelta y, si están cargados los metros por pasada, el largo de tela de una vuelta), la producción hasta el momento si el dibujo ya se tejió (metros tejidos, pasadas, metros que faltan y horas de máquina, incluida la producción en curso; aproximados mientras el sensor no esté validado), el hilado si está cargado (peso, metros que alcanza a tejer, hilado usado y hilado restante), los colores de hilo, la matriz con las repeticiones de cada fila (en un intercalado, la llave que une sus filas, sus pasadas y el orden de cada bobina) y una vista previa de la tela a escala, con el telar dibujado arriba como si la tela saliera de la máquina, en la que cada fila es una franja con el alto de sus pasadas y el color de su hilo. Sirve para imprimirla o archivarla como referencia.</w:t>
       </w:r>
     </w:p>
     <w:p>
@@ -4035,7 +4035,7 @@
           <w:iCs w:val="1"/>
           <w:rtl w:val="0"/>
         </w:rPr>
-        <w:t xml:space="preserve">Con Intercalar, un tramo por vez y eligiendo «Agregar al final». Por ejemplo, para tejer 120 pasadas alternando las bobinas 1, 3, 4 y 2, después 140 pasadas de la bobina 4 y después 140 pasadas alternando la 2 y la 1: primer tramo, orden 1, 3, 4, 2 y 120 pasadas; segundo, orden 4 y 140 pasadas; tercero, orden 2, 1 y 140 pasadas. El dibujo queda con tres filas y 400 pasadas por vuelta, y al terminar vuelve a empezar.</w:t>
+        <w:t xml:space="preserve">Una bobina por fila, y las filas que se alternan, agrupadas con Intercalar. Por ejemplo, para tejer 120 pasadas alternando las bobinas 1, 3, 4 y 2, después 140 pasadas de la bobina 4 y después 140 pasadas alternando la 2 y la 1: se arma un dibujo de 7 filas (bobinas 1, 3, 4, 2, 4, 2 y 1), la fila 5 con 140 a la derecha y las demás con 1; se intercalan las filas 1 a 4 con 120 pasadas y las filas 6 y 7 con 140. El dibujo queda con 400 pasadas por vuelta y al terminar vuelve a empezar.</w:t>
       </w:r>
     </w:p>
     <w:p>

--- a/documentacion_proyecto/Manual_Pagina_Web_Telar.docx
+++ b/documentacion_proyecto/Manual_Pagina_Web_Telar.docx
@@ -2585,7 +2585,7 @@
         <w:rPr/>
         <w:drawing>
           <wp:inline distB="0" distT="0" distL="0" distR="0">
-            <wp:extent cx="4811694" cy="2417249"/>
+            <wp:extent cx="2367642" cy="2651760"/>
             <wp:effectExtent b="0" l="0" r="0" t="0"/>
             <wp:docPr id="1133882110" name="image1.png"/>
             <a:graphic>
@@ -2605,7 +2605,7 @@
                   <pic:spPr>
                     <a:xfrm>
                       <a:off x="0" y="0"/>
-                      <a:ext cx="4811694" cy="2417249"/>
+                      <a:ext cx="2367642" cy="2651760"/>
                     </a:xfrm>
                     <a:prstGeom prst="rect"/>
                     <a:ln/>
@@ -2720,7 +2720,7 @@
         <w:rPr/>
         <w:drawing>
           <wp:inline distB="0" distT="0" distL="0" distR="0">
-            <wp:extent cx="4261697" cy="530301"/>
+            <wp:extent cx="4261697" cy="426169"/>
             <wp:effectExtent b="0" l="0" r="0" t="0"/>
             <wp:docPr id="1133882114" name="image10.png"/>
             <a:graphic>
@@ -2740,7 +2740,7 @@
                   <pic:spPr>
                     <a:xfrm>
                       <a:off x="0" y="0"/>
-                      <a:ext cx="4261697" cy="530301"/>
+                      <a:ext cx="4261697" cy="426169"/>
                     </a:xfrm>
                     <a:prstGeom prst="rect"/>
                     <a:ln/>
@@ -3064,7 +3064,7 @@
           <w:szCs w:val="18"/>
           <w:rtl w:val="0"/>
         </w:rPr>
-        <w:t>Editor con un dibujo cargado. Cada fila lleva una sola bobina: la celda marcada es la que se activa, y el número de la derecha indica cuántas pasadas seguidas se teje esa fila.</w:t>
+        <w:t>Editor con un dibujo cargado. Cada fila lleva una sola bobina: la celda marcada es la que se activa, y el número de la derecha indica cuántas pasadas seguidas se teje esa fila. Las llaves de la columna ⇄ agrupan filas intercaladas (filas 1 a 4 durante 120 pasadas, filas 6 y 7 durante 140), y en esas filas el cuadrado de la bobina muestra su lugar en el orden.</w:t>
       </w:r>
       <w:r>
         <w:rPr>

--- a/documentacion_proyecto/Manual_Pagina_Web_Telar.docx
+++ b/documentacion_proyecto/Manual_Pagina_Web_Telar.docx
@@ -2959,7 +2959,7 @@
         <w:rPr>
           <w:rtl w:val="0"/>
         </w:rPr>
-        <w:t>: genera un archivo PDF con los datos del dibujo actual (filas, bobinas, pasadas por vuelta y, si están cargados los metros por pasada, el largo de tela de una vuelta), la producción hasta el momento si el dibujo ya se tejió (metros tejidos, pasadas, metros que faltan y horas de máquina, incluida la producción en curso; aproximados mientras el sensor no esté validado), el hilado si está cargado (peso, metros que alcanza a tejer, hilado usado y hilado restante), los colores de hilo, la matriz con las repeticiones de cada fila (en un intercalado, la llave que une sus filas, sus pasadas y el orden de cada bobina) y una vista previa de la tela a escala, con el telar dibujado arriba como si la tela saliera de la máquina, en la que cada fila es una franja con el alto de sus pasadas y el color de su hilo. Sirve para imprimirla o archivarla como referencia.</w:t>
+        <w:t>: genera un archivo PDF con los datos del dibujo actual (filas, bobinas, pasadas por vuelta y, si están cargados los metros por pasada, el largo de tela de una vuelta), la producción hasta el momento si el dibujo ya se tejió (metros tejidos, pasadas, metros que faltan y horas de máquina, incluida la producción en curso; aproximados mientras el sensor no esté validado), el hilado si está cargado (peso, metros que alcanza a tejer, hilado usado y hilado restante), los colores de hilo, la matriz con las repeticiones de cada fila (en un intercalado, la llave que une sus filas, sus pasadas y el orden de cada bobina) y una vista previa de la tela a escala, con el telar dibujado arriba como si la tela saliera de la máquina (al costado, las bobinas de trama numeradas con su color), en la que cada fila es una franja con el alto de sus pasadas y el color de su hilo. Sirve para imprimirla o archivarla como referencia.</w:t>
       </w:r>
     </w:p>
     <w:p>

--- a/documentacion_proyecto/Manual_Pagina_Web_Telar.docx
+++ b/documentacion_proyecto/Manual_Pagina_Web_Telar.docx
@@ -2959,7 +2959,7 @@
         <w:rPr>
           <w:rtl w:val="0"/>
         </w:rPr>
-        <w:t>: genera un archivo PDF con los datos del dibujo actual (filas, bobinas, pasadas por vuelta y, si están cargados los metros por pasada, el largo de tela de una vuelta), la producción hasta el momento si el dibujo ya se tejió (metros tejidos, pasadas, metros que faltan y horas de máquina, incluida la producción en curso; aproximados mientras el sensor no esté validado), el hilado si está cargado (peso, metros que alcanza a tejer, hilado usado y hilado restante), los colores de hilo, la matriz con las repeticiones de cada fila (en un intercalado, la llave que une sus filas, sus pasadas y el orden de cada bobina) y una vista previa de la tela a escala, con el telar dibujado arriba como si la tela saliera de la máquina (al costado, las bobinas de trama numeradas con su color), en la que cada fila es una franja con el alto de sus pasadas y el color de su hilo. Sirve para imprimirla o archivarla como referencia.</w:t>
+        <w:t>: genera un archivo PDF con los datos del dibujo actual (filas, bobinas, pasadas por vuelta y, si están cargados los metros por pasada, el largo de tela de una vuelta), la producción hasta el momento si el dibujo ya se tejió (metros tejidos, pasadas, metros que faltan y horas de máquina, incluida la producción en curso; aproximados mientras el sensor no esté validado), el hilado si está cargado (peso, metros que alcanza a tejer, hilado usado y hilado restante), los colores de hilo, la matriz con las repeticiones de cada fila (en un intercalado, la llave que une sus filas, sus pasadas y el orden de cada bobina) y una vista previa de la tela a escala, con el telar dibujado arriba como si la tela saliera de la máquina (al costado, las bobinas de trama numeradas con su color), en la que cada fila es una franja con el alto de sus pasadas y el color de su hilo (sin colores, un gris distinto por bobina). Al costado, una llave marca cada vuelta y, si están cargados los metros por pasada, una regla marca los centímetros de tela. Sirve para imprimirla o archivarla como referencia.</w:t>
       </w:r>
     </w:p>
     <w:p>

--- a/documentacion_proyecto/Manual_Pagina_Web_Telar.docx
+++ b/documentacion_proyecto/Manual_Pagina_Web_Telar.docx
@@ -2959,7 +2959,7 @@
         <w:rPr>
           <w:rtl w:val="0"/>
         </w:rPr>
-        <w:t>: genera un archivo PDF con los datos del dibujo actual (filas, bobinas, pasadas por vuelta y, si están cargados los metros por pasada, el largo de tela de una vuelta), la producción hasta el momento si el dibujo ya se tejió (metros tejidos, pasadas, metros que faltan y horas de máquina, incluida la producción en curso; aproximados mientras el sensor no esté validado), el hilado si está cargado (peso, metros que alcanza a tejer, hilado usado y hilado restante), los colores de hilo, la matriz con las repeticiones de cada fila (en un intercalado, la llave que une sus filas, sus pasadas y el orden de cada bobina) y una vista previa de la tela a escala, con el telar dibujado arriba como si la tela saliera de la máquina (al costado, las bobinas de trama numeradas con su color), en la que cada fila es una franja con el alto de sus pasadas y el color de su hilo (sin colores, un gris distinto por bobina). Al costado, una llave marca cada vuelta y, si están cargados los metros por pasada, una regla marca los centímetros de tela. Sirve para imprimirla o archivarla como referencia.</w:t>
+        <w:t>: genera un archivo PDF con los datos del dibujo actual (filas, bobinas, pasadas por vuelta y, si están cargados los metros por pasada, el largo de tela de una vuelta), la producción hasta el momento si el dibujo ya se tejió (metros tejidos, pasadas, metros que faltan y horas de máquina, incluida la producción en curso; aproximados mientras el sensor no esté validado), el hilado si está cargado (peso, metros que alcanza a tejer, hilado usado y hilado restante), los colores de hilo, la matriz con las repeticiones de cada fila (en un intercalado, la llave que une sus filas, sus pasadas y el orden de cada bobina) y una vista previa de la tela a escala, con el telar dibujado arriba como si la tela saliera de la máquina (a la izquierda, las bobinas de trama numeradas con su color y sus alimentadores), en la que cada fila es una franja con el alto de sus pasadas y el color de su hilo (sin colores, un gris distinto por bobina). Al costado, una llave marca cada vuelta y, si están cargados los metros por pasada, una regla marca los centímetros de tela. Sirve para imprimirla o archivarla como referencia.</w:t>
       </w:r>
     </w:p>
     <w:p>

--- a/documentacion_proyecto/Manual_Pagina_Web_Telar.docx
+++ b/documentacion_proyecto/Manual_Pagina_Web_Telar.docx
@@ -336,7 +336,7 @@
           <w:sz w:val="20"/>
           <w:rtl w:val="0"/>
         </w:rPr>
-        <w:t>Ir a Editor, definir cuántas filas y columnas tiene el dibujo y tocar Aplicar. Después tocar las celdas: cada fila es una combinación de bobinas, que se teje en una o más pasadas seguidas, y cada columna un elemento que se activa.</w:t>
+        <w:t>Ir a Editor, definir cuántas filas y columnas tiene el dibujo y tocar Aplicar. Después tocar las celdas: cada fila es una pasada con una sola bobina (en cada pasada entra una sola trama), que se teje en una o más pasadas seguidas, y cada columna es una bobina.</w:t>
       </w:r>
     </w:p>
     <w:p>
@@ -2585,7 +2585,7 @@
         <w:rPr/>
         <w:drawing>
           <wp:inline distB="0" distT="0" distL="0" distR="0">
-            <wp:extent cx="4811694" cy="2417249"/>
+            <wp:extent cx="2367642" cy="2651760"/>
             <wp:effectExtent b="0" l="0" r="0" t="0"/>
             <wp:docPr id="1133882110" name="image1.png"/>
             <a:graphic>
@@ -2605,7 +2605,7 @@
                   <pic:spPr>
                     <a:xfrm>
                       <a:off x="0" y="0"/>
-                      <a:ext cx="4811694" cy="2417249"/>
+                      <a:ext cx="2367642" cy="2651760"/>
                     </a:xfrm>
                     <a:prstGeom prst="rect"/>
                     <a:ln/>
@@ -2672,6 +2672,28 @@
         <w:rPr>
           <w:rtl w:val="0"/>
         </w:rPr>
+        <w:t xml:space="preserve">- Cada fila lleva una sola bobina, porque en cada pasada entra una sola trama. Si se toca otra celda de la misma fila, la anterior se desmarca sola y la aplicación avisa del cambio. Para alternar bobinas pasada por pasada, cada bobina va en su propia fila y esas filas se agrupan en un intercalado (ver Intercalar en el punto 4.5). Un dibujo guardado antes de esta regla que tenga filas con más de una bobina muestra un aviso con esas filas al abrirlo: hay que dejar una sola en cada una para poder guardarlo y tejerlo.</w:t>
+      </w:r>
+    </w:p>
+    <w:p>
+      <w:pPr>
+        <w:rPr/>
+      </w:pPr>
+      <w:r>
+        <w:rPr>
+          <w:rtl w:val="0"/>
+        </w:rPr>
+        <w:t xml:space="preserve">- Desde el celular, para cargar las pasadas de varias filas seguidas: tocar la casilla de la primera fila, escribir el número y tocar «Siguiente» (o Enter) en el teclado. La aplicación guarda ese valor y pasa a la casilla de la fila de abajo sin cerrar el teclado.</w:t>
+      </w:r>
+    </w:p>
+    <w:p>
+      <w:pPr>
+        <w:rPr/>
+      </w:pPr>
+      <w:r>
+        <w:rPr>
+          <w:rtl w:val="0"/>
+        </w:rPr>
         <w:t xml:space="preserve">- El número a la derecha de cada fila (en la columna encabezada con ×) es la cantidad de </w:t>
       </w:r>
       <w:r>
@@ -2698,7 +2720,7 @@
         <w:rPr/>
         <w:drawing>
           <wp:inline distB="0" distT="0" distL="0" distR="0">
-            <wp:extent cx="4261697" cy="530301"/>
+            <wp:extent cx="4261697" cy="426169"/>
             <wp:effectExtent b="0" l="0" r="0" t="0"/>
             <wp:docPr id="1133882114" name="image10.png"/>
             <a:graphic>
@@ -2718,7 +2740,7 @@
                   <pic:spPr>
                     <a:xfrm>
                       <a:off x="0" y="0"/>
-                      <a:ext cx="4261697" cy="530301"/>
+                      <a:ext cx="4261697" cy="426169"/>
                     </a:xfrm>
                     <a:prstGeom prst="rect"/>
                     <a:ln/>
@@ -2792,6 +2814,56 @@
           <w:rtl w:val="0"/>
         </w:rPr>
         <w:t xml:space="preserve">: borra por completo el contenido de la grilla (todas las celdas activadas vuelven a su estado inicial). El sistema pide confirmación antes de ejecutar esta acción, porque no se puede deshacer.</w:t>
+      </w:r>
+    </w:p>
+    <w:p>
+      <w:pPr>
+        <w:rPr/>
+      </w:pPr>
+      <w:r>
+        <w:rPr>
+          <w:rtl w:val="0"/>
+        </w:rPr>
+        <w:t xml:space="preserve">- </w:t>
+      </w:r>
+      <w:r>
+        <w:rPr>
+          <w:b w:val="1"/>
+          <w:bCs w:val="1"/>
+          <w:rtl w:val="0"/>
+        </w:rPr>
+        <w:t xml:space="preserve">Intercalar</w:t>
+      </w:r>
+      <w:r>
+        <w:rPr>
+          <w:rtl w:val="0"/>
+        </w:rPr>
+        <w:t xml:space="preserve">: agrupa filas seguidas para que se tejan alternándose. Cada fila lleva su bobina; las filas del grupo se recorren en orden, cada una tantas pasadas como su número de la derecha (normalmente 1), y vuelven a empezar hasta completar las pasadas del intercalado, contando cada bobina como una pasada. Por ejemplo, filas 1 a 4 con las bobinas 1, 3, 4 y 2, intercaladas 120 pasadas: 1, 3, 4, 2, 1, 3… (la secuencia entra 30 veces). Se abre con el botón Intercalar o tocando el «+» de la columna ⇄, a la derecha de cada fila, y se indica desde qué fila, hasta qué fila y cuántas pasadas. Antes de aplicar, la ventana muestra el orden de las bobinas y cuántas veces entra la secuencia. En la grilla, una llave en la columna ⇄ une las filas del grupo y muestra sus pasadas, y el cuadrado de cada bobina muestra su lugar en el orden (1, 2, 3…). Tocar la llave abre el intercalado para cambiarlo o quitarlo. Dos intercalados no pueden compartir filas, y una vuelta de un grupo puede tener hasta 32 pasadas.</w:t>
+      </w:r>
+    </w:p>
+    <w:p>
+      <w:pPr>
+        <w:rPr/>
+      </w:pPr>
+      <w:r>
+        <w:rPr>
+          <w:rtl w:val="0"/>
+        </w:rPr>
+        <w:t xml:space="preserve">- </w:t>
+      </w:r>
+      <w:r>
+        <w:rPr>
+          <w:b w:val="1"/>
+          <w:bCs w:val="1"/>
+          <w:rtl w:val="0"/>
+        </w:rPr>
+        <w:t xml:space="preserve">Ficha del dibujo (ícono de engranaje)</w:t>
+      </w:r>
+      <w:r>
+        <w:rPr>
+          <w:rtl w:val="0"/>
+        </w:rPr>
+        <w:t xml:space="preserve">: guarda los metros de tela que avanza el telar en cada pasada y el hilado disponible: su peso en kilos y cuántos metros de tela alcanza a tejer como máximo. Con esos datos muestra cuántos metros se tejieron desde que se cargó el hilado, cuántos faltan, cuánto hilado se usó y cuánto queda. Al cargar un hilado nuevo se toca «Hilado nuevo» para que lo usado vuelva a contarse desde cero; corregir un número con «Guardar» no lo reinicia. Estos datos también salen en la ficha técnica en PDF.</w:t>
       </w:r>
     </w:p>
     <w:p>
@@ -2887,7 +2959,7 @@
         <w:rPr>
           <w:rtl w:val="0"/>
         </w:rPr>
-        <w:t>: genera un archivo PDF con los datos del dibujo actual (filas, bobinas, pasadas por vuelta y, si están cargados los metros por pasada, el largo de tela de una vuelta), la producción hasta el momento si el dibujo ya se tejió (metros, pasadas, vueltas completas y horas de máquina, incluida la producción en curso; aproximados mientras el sensor no esté validado), los colores de hilo, la matriz con las repeticiones de cada fila y una vista previa de la tela a escala, en la que cada fila es una franja con el alto de sus pasadas y el color de su hilo. Sirve para imprimirla o archivarla como referencia.</w:t>
+        <w:t>: genera un archivo PDF con los datos del dibujo actual (filas, bobinas, pasadas por vuelta y, si están cargados los metros por pasada, el largo de tela de una vuelta), la producción hasta el momento si el dibujo ya se tejió (metros tejidos, pasadas, metros que faltan y horas de máquina, incluida la producción en curso; aproximados mientras el sensor no esté validado), el hilado si está cargado (peso, metros que alcanza a tejer, hilado usado y hilado restante), los colores de hilo, la matriz con las repeticiones de cada fila (en un intercalado, la llave que une sus filas, sus pasadas y el orden de cada bobina) y una vista previa de la tela a escala, con el telar dibujado arriba como si la tela saliera de la máquina (a la izquierda, las bobinas de trama numeradas con su color y sus alimentadores), en la que cada fila es una franja con el alto de sus pasadas y el color de su hilo (sin colores, un gris distinto por bobina). Al costado, una llave marca cada vuelta y, si están cargados los metros por pasada, una regla marca los centímetros de tela. Sirve para imprimirla o archivarla como referencia.</w:t>
       </w:r>
     </w:p>
     <w:p>
@@ -2992,7 +3064,7 @@
           <w:szCs w:val="18"/>
           <w:rtl w:val="0"/>
         </w:rPr>
-        <w:t>Editor con un dibujo cargado. Cada fila es una combinación de bobinas: las celdas marcadas son las que se activan, y el número de la derecha indica cuántas pasadas seguidas se teje esa combinación.</w:t>
+        <w:t>Editor con un dibujo cargado. Cada fila lleva una sola bobina: la celda marcada es la que se activa, y el número de la derecha indica cuántas pasadas seguidas se teje esa fila. Las llaves de la columna ⇄ agrupan filas intercaladas (filas 1 a 4 durante 120 pasadas, filas 6 y 7 durante 140), y en esas filas el cuadrado de la bobina muestra su lugar en el orden.</w:t>
       </w:r>
       <w:r>
         <w:rPr>
@@ -3907,7 +3979,7 @@
           <w:iCs w:val="1"/>
           <w:rtl w:val="0"/>
         </w:rPr>
-        <w:t>Porque así funciona la máquina. En cada pasada el telar inserta un hilo de trama a lo ancho de toda la tela, y en ese mismo instante se activan todos los elementos de selección que correspondan. Las columnas de una fila son simultáneas, no sucesivas. Para repetir una pasada, cada fila lleva un número de repeticiones al costado: cuántas pasadas seguidas se teje esa misma fila.</w:t>
+        <w:t>Porque así funciona la máquina. En cada pasada el telar inserta un hilo de trama a lo ancho de toda la tela, y esa trama sale de una sola bobina: por eso cada fila lleva una sola bobina marcada. Para repetir una pasada, cada fila lleva un número de repeticiones al costado: cuántas pasadas seguidas se teje esa misma fila.</w:t>
       </w:r>
     </w:p>
     <w:p>
@@ -3921,7 +3993,7 @@
           <w:iCs w:val="1"/>
           <w:rtl w:val="0"/>
         </w:rPr>
-        <w:t>Ese número está a la derecha de cada fila, en la columna encabezada con ×. Empieza en 1, que significa una pasada. Si se escribe 100, el telar teje esa misma combinación de bobinas cien pasadas seguidas antes de pasar a la fila siguiente. Se acepta cualquier número entre 1 y 9999.</w:t>
+        <w:t>Ese número está a la derecha de cada fila, en la columna encabezada con ×. Empieza en 1, que significa una pasada. Si se escribe 100, el telar teje esa misma bobina cien pasadas seguidas antes de pasar a la fila siguiente. Se acepta cualquier número entre 1 y 9999.</w:t>
       </w:r>
     </w:p>
     <w:p>
@@ -3936,6 +4008,34 @@
           <w:rtl w:val="0"/>
         </w:rPr>
         <w:t>El total de pasadas por vuelta, que es la suma de las repeticiones de todas las filas, figura en la ficha técnica en PDF. Ese total, y no la cantidad de filas, es lo que dice cuánta tela se teje antes de que el dibujo vuelva a empezar.</w:t>
+      </w:r>
+    </w:p>
+    <w:p>
+      <w:pPr>
+        <w:rPr/>
+      </w:pPr>
+      <w:r>
+        <w:rPr>
+          <w:b/>
+          <w:i w:val="0"/>
+          <w:iCs w:val="1"/>
+          <w:rtl w:val="0"/>
+        </w:rPr>
+        <w:t xml:space="preserve">¿Cómo armo un dibujo con tramos intercalados?</w:t>
+      </w:r>
+    </w:p>
+    <w:p>
+      <w:pPr>
+        <w:rPr/>
+      </w:pPr>
+      <w:r>
+        <w:rPr>
+          <w:b w:val="0"/>
+          <w:i w:val="0"/>
+          <w:iCs w:val="1"/>
+          <w:rtl w:val="0"/>
+        </w:rPr>
+        <w:t xml:space="preserve">Una bobina por fila, y las filas que se alternan, agrupadas con Intercalar. Por ejemplo, para tejer 120 pasadas alternando las bobinas 1, 3, 4 y 2, después 140 pasadas de la bobina 4 y después 140 pasadas alternando la 2 y la 1: se arma un dibujo de 7 filas (bobinas 1, 3, 4, 2, 4, 2 y 1), la fila 5 con 140 a la derecha y las demás con 1; se intercalan las filas 1 a 4 con 120 pasadas y las filas 6 y 7 con 140. El dibujo queda con 400 pasadas por vuelta y al terminar vuelve a empezar.</w:t>
       </w:r>
     </w:p>
     <w:p>

--- a/documentacion_proyecto/Manual_Pagina_Web_Telar.docx
+++ b/documentacion_proyecto/Manual_Pagina_Web_Telar.docx
@@ -1710,21 +1710,7 @@
         <w:rPr>
           <w:rtl w:val="0"/>
         </w:rPr>
-        <w:t xml:space="preserve">En la parte superior se muestra el usuario que inició sesión, junto con un botón </w:t>
-      </w:r>
-      <w:r>
-        <w:rPr>
-          <w:b w:val="1"/>
-          <w:bCs w:val="1"/>
-          <w:rtl w:val="0"/>
-        </w:rPr>
-        <w:t xml:space="preserve">Salir</w:t>
-      </w:r>
-      <w:r>
-        <w:rPr>
-          <w:rtl w:val="0"/>
-        </w:rPr>
-        <w:t xml:space="preserve"> para cerrar la sesión.</w:t>
+        <w:t xml:space="preserve">En la parte superior se muestra el usuario que inició sesión, junto con un botón Salir para cerrar la sesión. En modo invitado aparece «Invitado» y, en lugar de Salir, el botón «Iniciar sesión». Con la sesión iniciada, debajo están los botones «Ver mi código de recuperación» e «Invitar a alguien (generar código)».</w:t>
       </w:r>
     </w:p>
     <w:p>
@@ -1766,7 +1752,7 @@
         <w:rPr>
           <w:rtl w:val="0"/>
         </w:rPr>
-        <w:t xml:space="preserve">Se informa cuál es el dibujo que está cargado en este momento en el sistema, es decir, el que está asignado al telar para tejer o que se está tejiendo actualmente. Si todavía no se asignó ningún dibujo, el campo indica "Ninguno".</w:t>
+        <w:t xml:space="preserve">Se informa cuál es el dibujo que está abierto en el Editor («Dibujo en edición»), con su tamaño y la fecha del último cambio. Si no hay ninguno abierto, muestra el último dibujo guardado («Dibujo cargado»), y si todavía no hay ningún dibujo, el campo indica «Ninguno».</w:t>
       </w:r>
     </w:p>
     <w:p>

--- a/documentacion_proyecto/Manual_Pagina_Web_Telar.docx
+++ b/documentacion_proyecto/Manual_Pagina_Web_Telar.docx
@@ -554,7 +554,7 @@
         <w:rPr>
           <w:rtl w:val="0"/>
         </w:rPr>
-        <w:t xml:space="preserve">Este documento contiene la explicación completa, paso a paso, de cómo se usa la aplicación web de control del telar. Es el contenido: la secuencia de pasos, las explicaciones de cada pantalla y de cada botón. El formato final (tipografía, diagramación, capturas de pantalla reales, orden visual) lo define la persona encargada del diseño del manual. Las capturas de pantalla se van a incorporar en una etapa posterior.</w:t>
+        <w:t xml:space="preserve">Este documento contiene la explicación completa, paso a paso, de cómo se usa la aplicación web de control del telar. Es el contenido: la secuencia de pasos, las explicaciones de cada pantalla y de cada botón. El formato final (tipografía, diagramación, capturas de pantalla reales, orden visual) lo define la persona encargada del diseño del manual. Las capturas de pantalla son de la aplicación real.</w:t>
       </w:r>
     </w:p>
     <w:p>
@@ -680,7 +680,7 @@
           <w:bCs w:val="1"/>
           <w:rtl w:val="0"/>
         </w:rPr>
-        <w:t xml:space="preserve">arranque y la parada</w:t>
+        <w:t xml:space="preserve">arranque, la pausa y el retroceso</w:t>
       </w:r>
       <w:r>
         <w:rPr>
@@ -708,7 +708,7 @@
           <w:bCs w:val="1"/>
           <w:rtl w:val="0"/>
         </w:rPr>
-        <w:t xml:space="preserve">**qué**</w:t>
+        <w:t xml:space="preserve">qué</w:t>
       </w:r>
       <w:r>
         <w:rPr>
@@ -2407,7 +2407,7 @@
           <w:bCs w:val="1"/>
           <w:rtl w:val="0"/>
         </w:rPr>
-        <w:t xml:space="preserve">Conectado</w:t>
+        <w:t xml:space="preserve">ESP32 conectado</w:t>
       </w:r>
       <w:r>
         <w:rPr>
@@ -2432,7 +2432,7 @@
           <w:bCs w:val="1"/>
           <w:rtl w:val="0"/>
         </w:rPr>
-        <w:t xml:space="preserve">Sin conexión, hace X segundos</w:t>
+        <w:t xml:space="preserve">Sin conexión (hace X s)</w:t>
       </w:r>
       <w:r>
         <w:rPr>
@@ -2457,7 +2457,7 @@
           <w:bCs w:val="1"/>
           <w:rtl w:val="0"/>
         </w:rPr>
-        <w:t xml:space="preserve">Sin datos del equipo</w:t>
+        <w:t xml:space="preserve">Sin datos del ESP32</w:t>
       </w:r>
       <w:r>
         <w:rPr>

--- a/documentacion_proyecto/Manual_Pagina_Web_Telar.docx
+++ b/documentacion_proyecto/Manual_Pagina_Web_Telar.docx
@@ -3186,7 +3186,7 @@
         <w:rPr>
           <w:rtl w:val="0"/>
         </w:rPr>
-        <w:t xml:space="preserve">- Detiene la máquina real: al tocarlo, el sistema pasa el telar a "Pausado" en la base de datos. Ese cambio es detectado por el equipo de control, que acciona el relé conectado en paralelo al botón físico de Pausa del telar. Funciona aunque el tejido se haya arrancado desde la botonera o desde otra pantalla. Si no hay ningún trabajo abierto (por ejemplo, la máquina se arrancó a mano con Marcha sin un dibujo en curso), el telar queda en "Detenido": no hay nada que retomar. (El botón "Detener" se eliminó: Pausa es el único botón de parada, igual que en la máquina.)</w:t>
+        <w:t xml:space="preserve">- Detiene la máquina real: al tocarlo, el sistema pasa el telar a "Pausado" en la base de datos. Ese cambio es detectado por el equipo de control, que acciona el relé conectado en paralelo al botón físico de Pausa del telar. Funciona aunque el tejido se haya arrancado desde la botonera o desde otra pantalla. Si no hay ningún trabajo abierto (por ejemplo, la máquina se arrancó a mano con Marcha sin un dibujo en curso), el telar queda en "Detenido": no hay nada que retomar. (El botón "Detener" se eliminó: para parar la máquina se usa Pausa, igual que en la botonera.)</w:t>
       </w:r>
     </w:p>
     <w:p>
@@ -3222,7 +3222,7 @@
         <w:rPr>
           <w:rtl w:val="0"/>
         </w:rPr>
-        <w:t xml:space="preserve">- Ninguna otra acción del editor (crear un dibujo nuevo, cambiar el tamaño, limpiar la grilla) le da la orden de Pausa al telar: solo este botón.</w:t>
+        <w:t xml:space="preserve">- Ninguna otra acción del editor (crear un dibujo nuevo, cambiar el tamaño, limpiar la grilla) le da la orden de Pausa al telar: solo este botón, y también Retroceder telar y Terminar trabajo, que paran la máquina antes de hacer lo suyo.</w:t>
       </w:r>
     </w:p>
     <w:p>

--- a/documentacion_proyecto/Manual_Pagina_Web_Telar.docx
+++ b/documentacion_proyecto/Manual_Pagina_Web_Telar.docx
@@ -2432,13 +2432,13 @@
           <w:bCs w:val="1"/>
           <w:rtl w:val="0"/>
         </w:rPr>
-        <w:t xml:space="preserve">Sin conexión (hace X s)</w:t>
-      </w:r>
-      <w:r>
-        <w:rPr>
-          <w:rtl w:val="0"/>
-        </w:rPr>
-        <w:t xml:space="preserve"> (indicador rojo): el equipo de control dejó de enviar señales de confirmación. Puede deberse a que está apagado, desconectado de la red, o tiene algún problema de funcionamiento.</w:t>
+        <w:t xml:space="preserve">Sin conexión</w:t>
+      </w:r>
+      <w:r>
+        <w:rPr>
+          <w:rtl w:val="0"/>
+        </w:rPr>
+        <w:t xml:space="preserve"> (indicador rojo): el equipo de control dejó de enviar señales de confirmación; al lado se ve hace cuántos segundos llegó la última. Puede deberse a que está apagado o desconectado de la red, o a que tiene algún problema de funcionamiento.</w:t>
       </w:r>
     </w:p>
     <w:p>

--- a/documentacion_proyecto/Manual_Pagina_Web_Telar.docx
+++ b/documentacion_proyecto/Manual_Pagina_Web_Telar.docx
@@ -2824,7 +2824,7 @@
         <w:rPr>
           <w:rtl w:val="0"/>
         </w:rPr>
-        <w:t xml:space="preserve">: agrupa filas seguidas para que se tejan alternándose. Cada fila lleva su bobina; las filas del grupo se recorren en orden, cada una tantas pasadas como su número de la derecha (normalmente 1), y vuelven a empezar hasta completar las pasadas del intercalado, contando cada bobina como una pasada. Por ejemplo, filas 1 a 4 con las bobinas 1, 3, 4 y 2, intercaladas 120 pasadas: 1, 3, 4, 2, 1, 3… (la secuencia entra 30 veces). Se abre con el botón Intercalar o tocando el «+» de la columna ⇄, a la derecha de cada fila, y se indica desde qué fila, hasta qué fila y cuántas pasadas. Antes de aplicar, la ventana muestra el orden de las bobinas y cuántas veces entra la secuencia. En la grilla, una llave en la columna ⇄ une las filas del grupo y muestra sus pasadas, y el cuadrado de cada bobina muestra su lugar en el orden (1, 2, 3…). Tocar la llave abre el intercalado para cambiarlo o quitarlo. Dos intercalados no pueden compartir filas, y una vuelta de un grupo puede tener hasta 32 pasadas.</w:t>
+        <w:t xml:space="preserve">: agrupa filas seguidas para que se tejan alternándose, por ejemplo las bobinas 1, 3, 4 y 2, una pasada cada una, durante 120 pasadas. Se explica paso a paso en el punto 4.8.</w:t>
       </w:r>
     </w:p>
     <w:p>
@@ -2849,7 +2849,7 @@
         <w:rPr>
           <w:rtl w:val="0"/>
         </w:rPr>
-        <w:t xml:space="preserve">: guarda los metros de tela que avanza el telar en cada pasada y el hilado disponible: su peso en kilos y cuántos metros de tela alcanza a tejer como máximo. Con esos datos muestra cuántos metros se tejieron desde que se cargó el hilado, cuántos faltan, cuánto hilado se usó y cuánto queda. Al cargar un hilado nuevo se toca «Hilado nuevo» para que lo usado vuelva a contarse desde cero; corregir un número con «Guardar» no lo reinicia. Estos datos también salen en la ficha técnica en PDF.</w:t>
+        <w:t xml:space="preserve">: guarda los metros de tela que avanza el telar en cada pasada y el hilado disponible: su peso en kilos y cuántos metros de tela alcanza a tejer como máximo. Con esos datos muestra cuántos metros se tejieron desde que se cargó el hilado, cuántos faltan, cuánto hilado se usó y cuánto queda. Al cargar un hilado nuevo se toca «Hilado nuevo» para que lo usado vuelva a contarse desde cero; corregir un número con «Guardar» no lo reinicia. Estos datos también salen en la ficha técnica en PDF (punto 4.9).</w:t>
       </w:r>
     </w:p>
     <w:p>
@@ -2945,7 +2945,7 @@
         <w:rPr>
           <w:rtl w:val="0"/>
         </w:rPr>
-        <w:t>: genera un archivo PDF con los datos del dibujo actual (filas, bobinas, pasadas por vuelta y, si están cargados los metros por pasada, el largo de tela de una vuelta), la producción hasta el momento si el dibujo ya se tejió (metros tejidos, pasadas, metros que faltan y horas de máquina, incluida la producción en curso; aproximados mientras el sensor no esté validado), el hilado si está cargado (peso, metros que alcanza a tejer, hilado usado y hilado restante), los colores de hilo, la matriz con las repeticiones de cada fila (en un intercalado, la llave que une sus filas, sus pasadas y el orden de cada bobina) y una vista previa de la tela a escala, con el telar dibujado arriba como si la tela saliera de la máquina (a la izquierda, las bobinas de trama numeradas con su color y sus alimentadores), en la que cada fila es una franja con el alto de sus pasadas y el color de su hilo (sin colores, un gris distinto por bobina). Al costado, una llave marca cada vuelta y, si están cargados los metros por pasada, una regla marca los centímetros de tela. Sirve para imprimirla o archivarla como referencia.</w:t>
+        <w:t>: genera un PDF de una página con los datos del dibujo, la producción, el hilado, la matriz y una vista previa de la tela. Se explica en el punto 4.9.</w:t>
       </w:r>
     </w:p>
     <w:p>
@@ -3599,6 +3599,890 @@
             </a:graphic>
           </wp:inline>
         </w:drawing>
+      </w:r>
+      <w:r>
+        <w:rPr>
+          <w:rtl w:val="0"/>
+        </w:rPr>
+      </w:r>
+    </w:p>
+    <w:p>
+      <w:pPr>
+        <w:rPr/>
+      </w:pPr>
+      <w:r>
+        <w:rPr>
+          <w:rtl w:val="0"/>
+        </w:rPr>
+      </w:r>
+    </w:p>
+    <w:p>
+      <w:pPr>
+        <w:keepNext/>
+        <w:rPr>
+          <w:color w:val="3D6B96"/>
+        </w:rPr>
+      </w:pPr>
+      <w:r>
+        <w:rPr>
+          <w:b w:val="1"/>
+          <w:bCs w:val="1"/>
+          <w:color w:val="3D6B96"/>
+          <w:rtl w:val="0"/>
+        </w:rPr>
+        <w:t xml:space="preserve">4.8 Intercalar filas, paso a paso</w:t>
+      </w:r>
+      <w:r>
+        <w:rPr>
+          <w:rtl w:val="0"/>
+        </w:rPr>
+      </w:r>
+    </w:p>
+    <w:p>
+      <w:pPr>
+        <w:rPr/>
+      </w:pPr>
+      <w:r>
+        <w:rPr>
+          <w:rtl w:val="0"/>
+        </w:rPr>
+        <w:t xml:space="preserve">Un intercalado alterna bobinas pasada por pasada. Por ejemplo: una pasada de la bobina 1, una de la 3, una de la 4 y una de la 2, y otra vez la 1, la 3…, hasta completar 120 pasadas. Como en cada pasada entra una sola trama, cada bobina va en su propia fila, y esas filas se agrupan en un intercalado.</w:t>
+      </w:r>
+    </w:p>
+    <w:p>
+      <w:pPr>
+        <w:rPr/>
+      </w:pPr>
+      <w:r>
+        <w:rPr>
+          <w:rtl w:val="0"/>
+        </w:rPr>
+        <w:t xml:space="preserve">1. Armar las filas del grupo, una por bobina, en el orden en que se tienen que alternar. En el ejemplo, las filas 1 a 4 llevan las bobinas 1, 3, 4 y 2. El número de la derecha de cada fila queda en 1: en cada vuelta del grupo, esa bobina entra una pasada (con 2, entraría dos pasadas seguidas).</w:t>
+      </w:r>
+    </w:p>
+    <w:p>
+      <w:pPr>
+        <w:rPr/>
+      </w:pPr>
+      <w:r>
+        <w:rPr>
+          <w:rtl w:val="0"/>
+        </w:rPr>
+        <w:t xml:space="preserve">2. Tocar el «+» de la columna ⇄, a la derecha de la primera fila del grupo, o el botón Intercalar de la barra de herramientas. Se abre la ventana «Intercalar filas».</w:t>
+      </w:r>
+    </w:p>
+    <w:p>
+      <w:pPr>
+        <w:rPr/>
+      </w:pPr>
+      <w:r>
+        <w:rPr>
+          <w:rtl w:val="0"/>
+        </w:rPr>
+        <w:t xml:space="preserve">3. Completar «Desde la fila» y «Hasta la fila» (en el ejemplo, 1 y 4) y «Pasadas del intercalado» (120). Cada bobina cuenta una pasada.</w:t>
+      </w:r>
+    </w:p>
+    <w:p>
+      <w:pPr>
+        <w:rPr/>
+      </w:pPr>
+      <w:r>
+        <w:rPr>
+          <w:rtl w:val="0"/>
+        </w:rPr>
+        <w:t xml:space="preserve">4. Antes de aplicar, revisar el resumen de abajo: el orden de las bobinas (B1 → B3 → B4 → B2) y cuántas veces entra la secuencia (120 pasadas = la secuencia 30 veces). Si no entra un número exacto de veces, el resumen dice cuántas pasadas sobran, por ejemplo «30 veces y 2 pasadas más».</w:t>
+      </w:r>
+    </w:p>
+    <w:p>
+      <w:pPr>
+        <w:rPr/>
+      </w:pPr>
+      <w:r>
+        <w:rPr>
+          <w:rtl w:val="0"/>
+        </w:rPr>
+        <w:t xml:space="preserve">5. Tocar Aplicar. En la grilla aparece una llave en la columna ⇄ que une las filas del grupo y muestra sus pasadas, y el cuadrado de cada bobina pasa a mostrar su lugar en el orden (1, 2, 3…).</w:t>
+      </w:r>
+    </w:p>
+    <w:p>
+      <w:pPr>
+        <w:keepNext/>
+        <w:jc w:val="center"/>
+        <w:rPr/>
+      </w:pPr>
+      <w:r>
+        <w:rPr/>
+        <w:drawing>
+          <wp:inline distB="0" distT="0" distL="0" distR="0">
+            <wp:extent cx="2700000" cy="2944285"/>
+            <wp:effectExtent b="0" l="0" r="0" t="0"/>
+            <wp:docPr id="432557989" name="image17.png"/>
+            <a:graphic>
+              <a:graphicData uri="http://schemas.openxmlformats.org/drawingml/2006/picture">
+                <pic:pic>
+                  <pic:nvPicPr>
+                    <pic:cNvPr id="0" name="image17.png"/>
+                    <pic:cNvPicPr preferRelativeResize="0"/>
+                  </pic:nvPicPr>
+                  <pic:blipFill>
+                    <a:blip r:embed="rId23"/>
+                    <a:srcRect b="0" l="0" r="0" t="0"/>
+                    <a:stretch>
+                      <a:fillRect/>
+                    </a:stretch>
+                  </pic:blipFill>
+                  <pic:spPr>
+                    <a:xfrm>
+                      <a:off x="0" y="0"/>
+                      <a:ext cx="2700000" cy="2944285"/>
+                    </a:xfrm>
+                    <a:prstGeom prst="rect"/>
+                    <a:ln/>
+                  </pic:spPr>
+                </pic:pic>
+              </a:graphicData>
+            </a:graphic>
+          </wp:inline>
+        </w:drawing>
+      </w:r>
+      <w:r>
+        <w:rPr>
+          <w:rtl w:val="0"/>
+        </w:rPr>
+      </w:r>
+    </w:p>
+    <w:p>
+      <w:pPr>
+        <w:jc w:val="center"/>
+        <w:rPr/>
+      </w:pPr>
+      <w:r>
+        <w:rPr>
+          <w:i w:val="1"/>
+          <w:iCs w:val="1"/>
+          <w:color w:val="606060"/>
+          <w:sz w:val="18"/>
+          <w:szCs w:val="18"/>
+          <w:rtl w:val="0"/>
+        </w:rPr>
+        <w:t xml:space="preserve">Ventana «Intercalar filas»: desde qué fila, hasta qué fila y cuántas pasadas. Abajo, el orden de las bobinas y cuántas veces entra la secuencia.</w:t>
+      </w:r>
+      <w:r>
+        <w:rPr>
+          <w:rtl w:val="0"/>
+        </w:rPr>
+      </w:r>
+    </w:p>
+    <w:p>
+      <w:pPr>
+        <w:keepNext/>
+        <w:jc w:val="center"/>
+        <w:rPr/>
+      </w:pPr>
+      <w:r>
+        <w:rPr/>
+        <w:drawing>
+          <wp:inline distB="0" distT="0" distL="0" distR="0">
+            <wp:extent cx="2340000" cy="2488571"/>
+            <wp:effectExtent b="0" l="0" r="0" t="0"/>
+            <wp:docPr id="1036126038" name="image18.png"/>
+            <a:graphic>
+              <a:graphicData uri="http://schemas.openxmlformats.org/drawingml/2006/picture">
+                <pic:pic>
+                  <pic:nvPicPr>
+                    <pic:cNvPr id="0" name="image18.png"/>
+                    <pic:cNvPicPr preferRelativeResize="0"/>
+                  </pic:nvPicPr>
+                  <pic:blipFill>
+                    <a:blip r:embed="rId24"/>
+                    <a:srcRect b="0" l="0" r="0" t="0"/>
+                    <a:stretch>
+                      <a:fillRect/>
+                    </a:stretch>
+                  </pic:blipFill>
+                  <pic:spPr>
+                    <a:xfrm>
+                      <a:off x="0" y="0"/>
+                      <a:ext cx="2340000" cy="2488571"/>
+                    </a:xfrm>
+                    <a:prstGeom prst="rect"/>
+                    <a:ln/>
+                  </pic:spPr>
+                </pic:pic>
+              </a:graphicData>
+            </a:graphic>
+          </wp:inline>
+        </w:drawing>
+      </w:r>
+      <w:r>
+        <w:rPr>
+          <w:rtl w:val="0"/>
+        </w:rPr>
+      </w:r>
+    </w:p>
+    <w:p>
+      <w:pPr>
+        <w:jc w:val="center"/>
+        <w:rPr/>
+      </w:pPr>
+      <w:r>
+        <w:rPr>
+          <w:i w:val="1"/>
+          <w:iCs w:val="1"/>
+          <w:color w:val="606060"/>
+          <w:sz w:val="18"/>
+          <w:szCs w:val="18"/>
+          <w:rtl w:val="0"/>
+        </w:rPr>
+        <w:t xml:space="preserve">El dibujo de ejemplo con dos intercalados: las filas 1 a 4 durante 120 pasadas y las filas 6 y 7 durante 140. La fila 5 no está intercalada: teje 140 pasadas seguidas de la bobina 4. En total, el dibujo tiene 400 pasadas por vuelta.</w:t>
+      </w:r>
+      <w:r>
+        <w:rPr>
+          <w:rtl w:val="0"/>
+        </w:rPr>
+      </w:r>
+    </w:p>
+    <w:p>
+      <w:pPr>
+        <w:rPr/>
+      </w:pPr>
+      <w:r>
+        <w:rPr>
+          <w:rtl w:val="0"/>
+        </w:rPr>
+      </w:r>
+    </w:p>
+    <w:p>
+      <w:pPr>
+        <w:keepNext/>
+        <w:rPr/>
+      </w:pPr>
+      <w:r>
+        <w:rPr>
+          <w:b w:val="1"/>
+          <w:bCs w:val="1"/>
+          <w:rtl w:val="0"/>
+        </w:rPr>
+        <w:t xml:space="preserve">Para cambiarlo o quitarlo:</w:t>
+      </w:r>
+      <w:r>
+        <w:rPr>
+          <w:rtl w:val="0"/>
+        </w:rPr>
+      </w:r>
+    </w:p>
+    <w:p>
+      <w:pPr>
+        <w:rPr/>
+      </w:pPr>
+      <w:r>
+        <w:rPr>
+          <w:rtl w:val="0"/>
+        </w:rPr>
+        <w:t xml:space="preserve">- Tocar la llave del intercalado. Se abre la misma ventana, con el título «Intercalado de las filas 1 a 4», para cambiar las filas o las pasadas, y con el botón «Quitar el intercalado».</w:t>
+      </w:r>
+    </w:p>
+    <w:p>
+      <w:pPr>
+        <w:rPr/>
+      </w:pPr>
+      <w:r>
+        <w:rPr>
+          <w:rtl w:val="0"/>
+        </w:rPr>
+      </w:r>
+    </w:p>
+    <w:p>
+      <w:pPr>
+        <w:keepNext/>
+        <w:rPr/>
+      </w:pPr>
+      <w:r>
+        <w:rPr>
+          <w:b w:val="1"/>
+          <w:bCs w:val="1"/>
+          <w:rtl w:val="0"/>
+        </w:rPr>
+        <w:t xml:space="preserve">Lo que la ventana no deja hacer:</w:t>
+      </w:r>
+      <w:r>
+        <w:rPr>
+          <w:rtl w:val="0"/>
+        </w:rPr>
+      </w:r>
+    </w:p>
+    <w:p>
+      <w:pPr>
+        <w:rPr/>
+      </w:pPr>
+      <w:r>
+        <w:rPr>
+          <w:rtl w:val="0"/>
+        </w:rPr>
+        <w:t xml:space="preserve">- Un intercalado de una sola fila: hacen falta por lo menos dos.</w:t>
+      </w:r>
+    </w:p>
+    <w:p>
+      <w:pPr>
+        <w:rPr/>
+      </w:pPr>
+      <w:r>
+        <w:rPr>
+          <w:rtl w:val="0"/>
+        </w:rPr>
+        <w:t xml:space="preserve">- Dos intercalados que compartan filas.</w:t>
+      </w:r>
+    </w:p>
+    <w:p>
+      <w:pPr>
+        <w:rPr/>
+      </w:pPr>
+      <w:r>
+        <w:rPr>
+          <w:rtl w:val="0"/>
+        </w:rPr>
+        <w:t xml:space="preserve">- Más de 32 pasadas en una vuelta del grupo, que es la suma de los números de la derecha de sus filas. En ese caso hay que bajar esos números.</w:t>
+      </w:r>
+    </w:p>
+    <w:p>
+      <w:pPr>
+        <w:rPr/>
+      </w:pPr>
+      <w:r>
+        <w:rPr>
+          <w:rtl w:val="0"/>
+        </w:rPr>
+        <w:t xml:space="preserve">- Menos de 1 o más de 9999 pasadas del intercalado.</w:t>
+      </w:r>
+    </w:p>
+    <w:p>
+      <w:pPr>
+        <w:rPr/>
+      </w:pPr>
+      <w:r>
+        <w:rPr>
+          <w:rtl w:val="0"/>
+        </w:rPr>
+        <w:t xml:space="preserve">En esos casos, el resumen dice el motivo y el botón Aplicar queda deshabilitado.</w:t>
+      </w:r>
+    </w:p>
+    <w:p>
+      <w:pPr>
+        <w:rPr/>
+      </w:pPr>
+      <w:r>
+        <w:rPr>
+          <w:rtl w:val="0"/>
+        </w:rPr>
+      </w:r>
+    </w:p>
+    <w:p>
+      <w:pPr>
+        <w:keepNext/>
+        <w:rPr/>
+      </w:pPr>
+      <w:r>
+        <w:rPr>
+          <w:b w:val="1"/>
+          <w:bCs w:val="1"/>
+          <w:rtl w:val="0"/>
+        </w:rPr>
+        <w:t xml:space="preserve">Mientras se teje:</w:t>
+      </w:r>
+      <w:r>
+        <w:rPr>
+          <w:rtl w:val="0"/>
+        </w:rPr>
+      </w:r>
+    </w:p>
+    <w:p>
+      <w:pPr>
+        <w:rPr/>
+      </w:pPr>
+      <w:r>
+        <w:rPr>
+          <w:rtl w:val="0"/>
+        </w:rPr>
+        <w:t xml:space="preserve">- La barra de abajo del editor dice en qué fila va el telar y por qué pasada del intercalado va, por ejemplo «Fila 3 / 7 · intercalado 57 de 120».</w:t>
+      </w:r>
+    </w:p>
+    <w:p>
+      <w:pPr>
+        <w:rPr/>
+      </w:pPr>
+      <w:r>
+        <w:rPr>
+          <w:rtl w:val="0"/>
+        </w:rPr>
+        <w:t xml:space="preserve">- Igual que el resto de la matriz, un intercalado no se puede cambiar mientras el dibujo tenga un trabajo abierto (ver el punto 4.6).</w:t>
+      </w:r>
+    </w:p>
+    <w:p>
+      <w:pPr>
+        <w:rPr/>
+      </w:pPr>
+      <w:r>
+        <w:rPr>
+          <w:rtl w:val="0"/>
+        </w:rPr>
+        <w:t xml:space="preserve">- El total de pasadas por vuelta del dibujo (400 en el ejemplo) incluye las pasadas de cada intercalado y figura en la ficha técnica en PDF.</w:t>
+      </w:r>
+    </w:p>
+    <w:p>
+      <w:pPr>
+        <w:rPr/>
+      </w:pPr>
+      <w:r>
+        <w:rPr>
+          <w:rtl w:val="0"/>
+        </w:rPr>
+      </w:r>
+    </w:p>
+    <w:p>
+      <w:pPr>
+        <w:keepNext/>
+        <w:rPr>
+          <w:color w:val="3D6B96"/>
+        </w:rPr>
+      </w:pPr>
+      <w:r>
+        <w:rPr>
+          <w:b w:val="1"/>
+          <w:bCs w:val="1"/>
+          <w:color w:val="3D6B96"/>
+          <w:rtl w:val="0"/>
+        </w:rPr>
+        <w:t xml:space="preserve">4.9 La ficha técnica en PDF</w:t>
+      </w:r>
+      <w:r>
+        <w:rPr>
+          <w:rtl w:val="0"/>
+        </w:rPr>
+      </w:r>
+    </w:p>
+    <w:p>
+      <w:pPr>
+        <w:rPr/>
+      </w:pPr>
+      <w:r>
+        <w:rPr>
+          <w:rtl w:val="0"/>
+        </w:rPr>
+        <w:t xml:space="preserve">La ficha técnica es un PDF de una página con todo lo del dibujo, para imprimirla y llevarla al telar, o para archivarla.</w:t>
+      </w:r>
+    </w:p>
+    <w:p>
+      <w:pPr>
+        <w:rPr/>
+      </w:pPr>
+      <w:r>
+        <w:rPr>
+          <w:rtl w:val="0"/>
+        </w:rPr>
+      </w:r>
+    </w:p>
+    <w:p>
+      <w:pPr>
+        <w:keepNext/>
+        <w:rPr/>
+      </w:pPr>
+      <w:r>
+        <w:rPr>
+          <w:b w:val="1"/>
+          <w:bCs w:val="1"/>
+          <w:rtl w:val="0"/>
+        </w:rPr>
+        <w:t xml:space="preserve">Antes de descargarla:</w:t>
+      </w:r>
+      <w:r>
+        <w:rPr>
+          <w:rtl w:val="0"/>
+        </w:rPr>
+      </w:r>
+    </w:p>
+    <w:p>
+      <w:pPr>
+        <w:rPr/>
+      </w:pPr>
+      <w:r>
+        <w:rPr>
+          <w:rtl w:val="0"/>
+        </w:rPr>
+        <w:t xml:space="preserve">- Cargar en la ficha del dibujo (el ícono de engranaje, al lado del nombre) los metros de tela por pasada y el hilado: su peso en kilos y cuántos metros de tela alcanza a tejer. Sin esos datos el PDF sale igual, pero sin el largo de tela, la regla ni el hilado.</w:t>
+      </w:r>
+    </w:p>
+    <w:p>
+      <w:pPr>
+        <w:keepNext/>
+        <w:jc w:val="center"/>
+        <w:rPr/>
+      </w:pPr>
+      <w:r>
+        <w:rPr/>
+        <w:drawing>
+          <wp:inline distB="0" distT="0" distL="0" distR="0">
+            <wp:extent cx="2520000" cy="3094325"/>
+            <wp:effectExtent b="0" l="0" r="0" t="0"/>
+            <wp:docPr id="795845649" name="image19.png"/>
+            <a:graphic>
+              <a:graphicData uri="http://schemas.openxmlformats.org/drawingml/2006/picture">
+                <pic:pic>
+                  <pic:nvPicPr>
+                    <pic:cNvPr id="0" name="image19.png"/>
+                    <pic:cNvPicPr preferRelativeResize="0"/>
+                  </pic:nvPicPr>
+                  <pic:blipFill>
+                    <a:blip r:embed="rId25"/>
+                    <a:srcRect b="0" l="0" r="0" t="0"/>
+                    <a:stretch>
+                      <a:fillRect/>
+                    </a:stretch>
+                  </pic:blipFill>
+                  <pic:spPr>
+                    <a:xfrm>
+                      <a:off x="0" y="0"/>
+                      <a:ext cx="2520000" cy="3094325"/>
+                    </a:xfrm>
+                    <a:prstGeom prst="rect"/>
+                    <a:ln/>
+                  </pic:spPr>
+                </pic:pic>
+              </a:graphicData>
+            </a:graphic>
+          </wp:inline>
+        </w:drawing>
+      </w:r>
+      <w:r>
+        <w:rPr>
+          <w:rtl w:val="0"/>
+        </w:rPr>
+      </w:r>
+    </w:p>
+    <w:p>
+      <w:pPr>
+        <w:jc w:val="center"/>
+        <w:rPr/>
+      </w:pPr>
+      <w:r>
+        <w:rPr>
+          <w:i w:val="1"/>
+          <w:iCs w:val="1"/>
+          <w:color w:val="606060"/>
+          <w:sz w:val="18"/>
+          <w:szCs w:val="18"/>
+          <w:rtl w:val="0"/>
+        </w:rPr>
+        <w:t xml:space="preserve">Ficha del dibujo: los metros de tela por pasada y el hilado. Al cargar un hilado nuevo, «Hilado nuevo» vuelve a contar lo usado desde cero.</w:t>
+      </w:r>
+      <w:r>
+        <w:rPr>
+          <w:rtl w:val="0"/>
+        </w:rPr>
+      </w:r>
+    </w:p>
+    <w:p>
+      <w:pPr>
+        <w:rPr/>
+      </w:pPr>
+      <w:r>
+        <w:rPr>
+          <w:rtl w:val="0"/>
+        </w:rPr>
+      </w:r>
+    </w:p>
+    <w:p>
+      <w:pPr>
+        <w:keepNext/>
+        <w:rPr/>
+      </w:pPr>
+      <w:r>
+        <w:rPr>
+          <w:b w:val="1"/>
+          <w:bCs w:val="1"/>
+          <w:rtl w:val="0"/>
+        </w:rPr>
+        <w:t xml:space="preserve">Para descargarla:</w:t>
+      </w:r>
+      <w:r>
+        <w:rPr>
+          <w:rtl w:val="0"/>
+        </w:rPr>
+      </w:r>
+    </w:p>
+    <w:p>
+      <w:pPr>
+        <w:rPr/>
+      </w:pPr>
+      <w:r>
+        <w:rPr>
+          <w:rtl w:val="0"/>
+        </w:rPr>
+        <w:t xml:space="preserve">1. Abrir el dibujo en el Editor.</w:t>
+      </w:r>
+    </w:p>
+    <w:p>
+      <w:pPr>
+        <w:rPr/>
+      </w:pPr>
+      <w:r>
+        <w:rPr>
+          <w:rtl w:val="0"/>
+        </w:rPr>
+        <w:t xml:space="preserve">2. Tocar el botón naranja con el ícono de hoja, en la barra de herramientas (a la derecha del simulador de color).</w:t>
+      </w:r>
+    </w:p>
+    <w:p>
+      <w:pPr>
+        <w:rPr/>
+      </w:pPr>
+      <w:r>
+        <w:rPr>
+          <w:rtl w:val="0"/>
+        </w:rPr>
+        <w:t xml:space="preserve">3. El PDF se descarga con el nombre del dibujo y la fecha, por ejemplo «Intercalado de prueba_15-10-2026.pdf».</w:t>
+      </w:r>
+    </w:p>
+    <w:p>
+      <w:pPr>
+        <w:rPr/>
+      </w:pPr>
+      <w:r>
+        <w:rPr>
+          <w:rtl w:val="0"/>
+        </w:rPr>
+      </w:r>
+    </w:p>
+    <w:p>
+      <w:pPr>
+        <w:keepNext/>
+        <w:rPr/>
+      </w:pPr>
+      <w:r>
+        <w:rPr>
+          <w:b w:val="1"/>
+          <w:bCs w:val="1"/>
+          <w:rtl w:val="0"/>
+        </w:rPr>
+        <w:t xml:space="preserve">Qué tiene:</w:t>
+      </w:r>
+      <w:r>
+        <w:rPr>
+          <w:rtl w:val="0"/>
+        </w:rPr>
+      </w:r>
+    </w:p>
+    <w:p>
+      <w:pPr>
+        <w:rPr/>
+      </w:pPr>
+      <w:r>
+        <w:rPr>
+          <w:rtl w:val="0"/>
+        </w:rPr>
+        <w:t xml:space="preserve">- </w:t>
+      </w:r>
+      <w:r>
+        <w:rPr>
+          <w:b w:val="1"/>
+          <w:bCs w:val="1"/>
+          <w:rtl w:val="0"/>
+        </w:rPr>
+        <w:t xml:space="preserve">Datos del dibujo</w:t>
+      </w:r>
+      <w:r>
+        <w:rPr>
+          <w:rtl w:val="0"/>
+        </w:rPr>
+        <w:t xml:space="preserve">: el nombre, la fecha, las filas, las bobinas, las pasadas por vuelta (la suma de las pasadas de todas las filas, con los intercalados) y el largo de tela de una vuelta, si están cargados los metros por pasada.</w:t>
+      </w:r>
+    </w:p>
+    <w:p>
+      <w:pPr>
+        <w:rPr/>
+      </w:pPr>
+      <w:r>
+        <w:rPr>
+          <w:rtl w:val="0"/>
+        </w:rPr>
+        <w:t xml:space="preserve">- </w:t>
+      </w:r>
+      <w:r>
+        <w:rPr>
+          <w:b w:val="1"/>
+          <w:bCs w:val="1"/>
+          <w:rtl w:val="0"/>
+        </w:rPr>
+        <w:t xml:space="preserve">Producción hasta el momento</w:t>
+      </w:r>
+      <w:r>
+        <w:rPr>
+          <w:rtl w:val="0"/>
+        </w:rPr>
+        <w:t xml:space="preserve">, si el dibujo ya se tejió: metros tejidos, pasadas tejidas, metros que faltan y horas de máquina, incluida la producción en curso. Mientras el sensor de pasada no esté validado, los valores llevan «aprox.» (ver el punto 7).</w:t>
+      </w:r>
+    </w:p>
+    <w:p>
+      <w:pPr>
+        <w:rPr/>
+      </w:pPr>
+      <w:r>
+        <w:rPr>
+          <w:rtl w:val="0"/>
+        </w:rPr>
+        <w:t xml:space="preserve">- </w:t>
+      </w:r>
+      <w:r>
+        <w:rPr>
+          <w:b w:val="1"/>
+          <w:bCs w:val="1"/>
+          <w:rtl w:val="0"/>
+        </w:rPr>
+        <w:t xml:space="preserve">Hilado</w:t>
+      </w:r>
+      <w:r>
+        <w:rPr>
+          <w:rtl w:val="0"/>
+        </w:rPr>
+        <w:t xml:space="preserve">, si está cargado: peso, metros que alcanza a tejer, hilado usado e hilado restante.</w:t>
+      </w:r>
+    </w:p>
+    <w:p>
+      <w:pPr>
+        <w:rPr/>
+      </w:pPr>
+      <w:r>
+        <w:rPr>
+          <w:rtl w:val="0"/>
+        </w:rPr>
+        <w:t xml:space="preserve">- </w:t>
+      </w:r>
+      <w:r>
+        <w:rPr>
+          <w:b w:val="1"/>
+          <w:bCs w:val="1"/>
+          <w:rtl w:val="0"/>
+        </w:rPr>
+        <w:t xml:space="preserve">Colores de hilo</w:t>
+      </w:r>
+      <w:r>
+        <w:rPr>
+          <w:rtl w:val="0"/>
+        </w:rPr>
+        <w:t xml:space="preserve">, si se usó el simulador de color.</w:t>
+      </w:r>
+    </w:p>
+    <w:p>
+      <w:pPr>
+        <w:rPr/>
+      </w:pPr>
+      <w:r>
+        <w:rPr>
+          <w:rtl w:val="0"/>
+        </w:rPr>
+        <w:t xml:space="preserve">- </w:t>
+      </w:r>
+      <w:r>
+        <w:rPr>
+          <w:b w:val="1"/>
+          <w:bCs w:val="1"/>
+          <w:rtl w:val="0"/>
+        </w:rPr>
+        <w:t xml:space="preserve">Matriz del dibujo</w:t>
+      </w:r>
+      <w:r>
+        <w:rPr>
+          <w:rtl w:val="0"/>
+        </w:rPr>
+        <w:t xml:space="preserve">: cada fila con su bobina y sus pasadas (x1, x140…). Cada intercalado lleva la llave que une sus filas, con sus pasadas, y el número de orden de cada bobina.</w:t>
+      </w:r>
+    </w:p>
+    <w:p>
+      <w:pPr>
+        <w:rPr/>
+      </w:pPr>
+      <w:r>
+        <w:rPr>
+          <w:rtl w:val="0"/>
+        </w:rPr>
+        <w:t xml:space="preserve">- </w:t>
+      </w:r>
+      <w:r>
+        <w:rPr>
+          <w:b w:val="1"/>
+          <w:bCs w:val="1"/>
+          <w:rtl w:val="0"/>
+        </w:rPr>
+        <w:t xml:space="preserve">Vista previa de la tela</w:t>
+      </w:r>
+      <w:r>
+        <w:rPr>
+          <w:rtl w:val="0"/>
+        </w:rPr>
+        <w:t xml:space="preserve">, a escala. Arriba está el telar dibujado como si la tela saliera de la máquina, con las bobinas de trama numeradas a la izquierda, con su color y sus alimentadores. Cada fila es una franja con el alto de sus pasadas y el color de su hilo; sin colores, cada bobina se ve en un gris distinto. Al costado, una llave marca cada vuelta del dibujo y, si están cargados los metros por pasada, una regla marca los centímetros (o los metros, si la tela es larga).</w:t>
+      </w:r>
+    </w:p>
+    <w:p>
+      <w:pPr>
+        <w:keepNext/>
+        <w:jc w:val="center"/>
+        <w:rPr/>
+      </w:pPr>
+      <w:r>
+        <w:rPr/>
+        <w:drawing>
+          <wp:inline distB="0" distT="0" distL="0" distR="0">
+            <wp:extent cx="3960000" cy="5596970"/>
+            <wp:effectExtent b="0" l="0" r="0" t="0"/>
+            <wp:docPr id="1265621704" name="image20.png"/>
+            <a:graphic>
+              <a:graphicData uri="http://schemas.openxmlformats.org/drawingml/2006/picture">
+                <pic:pic>
+                  <pic:nvPicPr>
+                    <pic:cNvPr id="0" name="image20.png"/>
+                    <pic:cNvPicPr preferRelativeResize="0"/>
+                  </pic:nvPicPr>
+                  <pic:blipFill>
+                    <a:blip r:embed="rId26"/>
+                    <a:srcRect b="0" l="0" r="0" t="0"/>
+                    <a:stretch>
+                      <a:fillRect/>
+                    </a:stretch>
+                  </pic:blipFill>
+                  <pic:spPr>
+                    <a:xfrm>
+                      <a:off x="0" y="0"/>
+                      <a:ext cx="3960000" cy="5596970"/>
+                    </a:xfrm>
+                    <a:prstGeom prst="rect"/>
+                    <a:ln/>
+                  </pic:spPr>
+                </pic:pic>
+              </a:graphicData>
+            </a:graphic>
+          </wp:inline>
+        </w:drawing>
+      </w:r>
+      <w:r>
+        <w:rPr>
+          <w:rtl w:val="0"/>
+        </w:rPr>
+      </w:r>
+    </w:p>
+    <w:p>
+      <w:pPr>
+        <w:jc w:val="center"/>
+        <w:rPr/>
+      </w:pPr>
+      <w:r>
+        <w:rPr>
+          <w:i w:val="1"/>
+          <w:iCs w:val="1"/>
+          <w:color w:val="606060"/>
+          <w:sz w:val="18"/>
+          <w:szCs w:val="18"/>
+          <w:rtl w:val="0"/>
+        </w:rPr>
+        <w:t xml:space="preserve">Ficha técnica del dibujo de ejemplo, con los metros por pasada y el hilado cargados. Los números de producción son de ejemplo.</w:t>
       </w:r>
       <w:r>
         <w:rPr>

--- a/documentacion_proyecto/Manual_Pagina_Web_Telar.docx
+++ b/documentacion_proyecto/Manual_Pagina_Web_Telar.docx
@@ -3133,6 +3133,17 @@
         <w:rPr>
           <w:rtl w:val="0"/>
         </w:rPr>
+        <w:t xml:space="preserve">- Mientras teje, la barra de abajo del editor dice en qué fila va el telar y, si esa fila se teje más de una pasada seguida, en qué pasada de la fila va: por ejemplo «Fila 2 / 7 · pasada 45 de 120». Así se sabe por qué parte del dibujo va la tela.</w:t>
+      </w:r>
+    </w:p>
+    <w:p>
+      <w:pPr>
+        <w:rPr/>
+      </w:pPr>
+      <w:r>
+        <w:rPr>
+          <w:rtl w:val="0"/>
+        </w:rPr>
       </w:r>
     </w:p>
     <w:p>
@@ -4003,7 +4014,7 @@
         <w:rPr>
           <w:rtl w:val="0"/>
         </w:rPr>
-        <w:t xml:space="preserve">- La barra de abajo del editor dice en qué fila va el telar y por qué pasada del intercalado va, por ejemplo «Fila 3 / 7 · intercalado 57 de 120».</w:t>
+        <w:t xml:space="preserve">- La barra de abajo del editor dice en qué fila va el telar y por qué pasada del intercalado va, por ejemplo «Fila 3 / 7 · pasada 57 de 120 del intercalado».</w:t>
       </w:r>
     </w:p>
     <w:p>

--- a/documentacion_proyecto/Manual_Pagina_Web_Telar.docx
+++ b/documentacion_proyecto/Manual_Pagina_Web_Telar.docx
@@ -503,11 +503,12 @@
           <w:sz w:val="20"/>
           <w:rtl w:val="0"/>
         </w:rPr>
-        <w:t>• Los dibujos que ya se usaron para tejer no se pueden borrar, porque quedaron registrados en el historial de producción.</w:t>
-      </w:r>
-    </w:p>
-    <w:p>
-      <w:pPr>
+        <w:t xml:space="preserve">• Si la barra del editor dice «Solo sensado», la página no mueve el telar: se maneja con la botonera. El interruptor de esa misma barra vuelve a prender el control.</w:t>
+      </w:r>
+    </w:p>
+    <w:p>
+      <w:pPr>
+        <w:ind w:left="280"/>
         <w:jc w:val="both"/>
         <w:rPr>
           <w:color w:val="16304F"/>
@@ -523,19 +524,39 @@
           <w:sz w:val="20"/>
           <w:rtl w:val="0"/>
         </w:rPr>
-      </w:r>
-    </w:p>
-    <w:p>
-      <w:pPr>
+        <w:t>• Los dibujos que ya se usaron para tejer no se pueden borrar, porque quedaron registrados en el historial de producción.</w:t>
+      </w:r>
+    </w:p>
+    <w:p>
+      <w:pPr>
+        <w:jc w:val="both"/>
         <w:rPr>
           <w:color w:val="16304F"/>
         </w:rPr>
       </w:pPr>
       <w:r>
         <w:rPr>
-          <w:b w:val="1"/>
-          <w:bCs w:val="1"/>
+          <w:rFonts w:ascii="IBM Plex Sans" w:hAnsi="IBM Plex Sans"/>
+          <w:b w:val="0"/>
+          <w:bCs w:val="1"/>
+          <w:i w:val="0"/>
           <w:color w:val="16304F"/>
+          <w:sz w:val="20"/>
+          <w:rtl w:val="0"/>
+        </w:rPr>
+      </w:r>
+    </w:p>
+    <w:p>
+      <w:pPr>
+        <w:rPr>
+          <w:color w:val="16304F"/>
+        </w:rPr>
+      </w:pPr>
+      <w:r>
+        <w:rPr>
+          <w:b w:val="1"/>
+          <w:bCs w:val="1"/>
+          <w:color w:val="16304F"/>
           <w:rtl w:val="0"/>
         </w:rPr>
         <w:t xml:space="preserve">(Contenido base del manual, el diseño visual final lo define otra persona)</w:t>
@@ -662,6 +683,17 @@
         <w:rPr>
           <w:rtl w:val="0"/>
         </w:rPr>
+        <w:t xml:space="preserve">- Se le muestra a cada cliente cómo va su tejido: entra con una clave, ve solo ese tejido y no tiene ningún control del telar (puntos 2.5 y 4.10).</w:t>
+      </w:r>
+    </w:p>
+    <w:p>
+      <w:pPr>
+        <w:rPr/>
+      </w:pPr>
+      <w:r>
+        <w:rPr>
+          <w:rtl w:val="0"/>
+        </w:rPr>
       </w:r>
     </w:p>
     <w:p>
@@ -714,7 +746,7 @@
         <w:rPr>
           <w:rtl w:val="0"/>
         </w:rPr>
-        <w:t xml:space="preserve"> se va a tejer, y puede arrancar y parar la máquina, pero todavía no reemplaza físicamente a la lectora de secuencia.</w:t>
+        <w:t xml:space="preserve"> se va a tejer, y puede arrancar y parar la máquina, pero todavía no reemplaza físicamente a la lectora de secuencia. Ese control desde la página se puede apagar cuando se quiera (solo sensado, punto 4.3): la máquina se maneja entonces solo con su botonera y la web sigue mostrando lo que hace.</w:t>
       </w:r>
     </w:p>
     <w:p>
@@ -838,7 +870,7 @@
         <w:rPr>
           <w:rtl w:val="0"/>
         </w:rPr>
-        <w:t xml:space="preserve">Al abrir la página aparece la pantalla de ingreso. Existen cuatro caminos posibles, según la situación.</w:t>
+        <w:t xml:space="preserve">Al abrir la página aparece la pantalla de ingreso. Existen cinco caminos posibles, según la situación: los cuatro primeros son para el equipo de la fábrica y el quinto, para sus clientes.</w:t>
       </w:r>
     </w:p>
     <w:p>
@@ -1517,6 +1549,366 @@
     </w:p>
     <w:p>
       <w:pPr>
+        <w:rPr/>
+      </w:pPr>
+      <w:r>
+        <w:rPr>
+          <w:rtl w:val="0"/>
+        </w:rPr>
+      </w:r>
+    </w:p>
+    <w:p>
+      <w:pPr>
+        <w:keepNext/>
+        <w:rPr>
+          <w:color w:val="3D6B96"/>
+        </w:rPr>
+      </w:pPr>
+      <w:r>
+        <w:rPr>
+          <w:b w:val="1"/>
+          <w:bCs w:val="1"/>
+          <w:color w:val="3D6B96"/>
+          <w:rtl w:val="0"/>
+        </w:rPr>
+        <w:t xml:space="preserve">2.5 Soy cliente: ver mi tejido</w:t>
+      </w:r>
+      <w:r>
+        <w:rPr>
+          <w:rtl w:val="0"/>
+        </w:rPr>
+      </w:r>
+    </w:p>
+    <w:p>
+      <w:pPr>
+        <w:rPr/>
+      </w:pPr>
+      <w:r>
+        <w:rPr>
+          <w:rtl w:val="0"/>
+        </w:rPr>
+        <w:t xml:space="preserve">Es la entrada para los clientes de la fábrica. Un cliente no tiene usuario ni huella: entra con la clave de su tejido, que le pasa la fábrica (se genera desde la ficha del dibujo, ver el punto 4.10), y ve solo ese tejido, sin ningún control del telar.</w:t>
+      </w:r>
+    </w:p>
+    <w:p>
+      <w:pPr>
+        <w:rPr/>
+      </w:pPr>
+      <w:r>
+        <w:rPr>
+          <w:rtl w:val="0"/>
+        </w:rPr>
+        <w:t xml:space="preserve">1. Tocar «Soy cliente: ver mi tejido», debajo de las opciones de ingreso.</w:t>
+      </w:r>
+    </w:p>
+    <w:p>
+      <w:pPr>
+        <w:rPr/>
+      </w:pPr>
+      <w:r>
+        <w:rPr>
+          <w:rtl w:val="0"/>
+        </w:rPr>
+        <w:t xml:space="preserve">2. Escribir la clave, por ejemplo TEJ-K7QX-4AMP. No importan las mayúsculas, los espacios ni los guiones.</w:t>
+      </w:r>
+    </w:p>
+    <w:p>
+      <w:pPr>
+        <w:rPr/>
+      </w:pPr>
+      <w:r>
+        <w:rPr>
+          <w:rtl w:val="0"/>
+        </w:rPr>
+        <w:t xml:space="preserve">3. Tocar «Ver mi tejido».</w:t>
+      </w:r>
+    </w:p>
+    <w:p>
+      <w:pPr>
+        <w:keepNext/>
+        <w:jc w:val="center"/>
+        <w:rPr/>
+      </w:pPr>
+      <w:r>
+        <w:rPr/>
+        <w:drawing>
+          <wp:inline distB="0" distT="0" distL="0" distR="0">
+            <wp:extent cx="1908000" cy="3816000"/>
+            <wp:effectExtent b="0" l="0" r="0" t="0"/>
+            <wp:docPr id="1780232590" name="image21.png"/>
+            <a:graphic>
+              <a:graphicData uri="http://schemas.openxmlformats.org/drawingml/2006/picture">
+                <pic:pic>
+                  <pic:nvPicPr>
+                    <pic:cNvPr id="0" name="image21.png"/>
+                    <pic:cNvPicPr preferRelativeResize="0"/>
+                  </pic:nvPicPr>
+                  <pic:blipFill>
+                    <a:blip r:embed="rId27"/>
+                    <a:srcRect b="0" l="0" r="0" t="0"/>
+                    <a:stretch>
+                      <a:fillRect/>
+                    </a:stretch>
+                  </pic:blipFill>
+                  <pic:spPr>
+                    <a:xfrm>
+                      <a:off x="0" y="0"/>
+                      <a:ext cx="1908000" cy="3816000"/>
+                    </a:xfrm>
+                    <a:prstGeom prst="rect"/>
+                    <a:ln/>
+                  </pic:spPr>
+                </pic:pic>
+              </a:graphicData>
+            </a:graphic>
+          </wp:inline>
+        </w:drawing>
+      </w:r>
+      <w:r>
+        <w:rPr>
+          <w:rtl w:val="0"/>
+        </w:rPr>
+      </w:r>
+    </w:p>
+    <w:p>
+      <w:pPr>
+        <w:jc w:val="center"/>
+        <w:rPr/>
+      </w:pPr>
+      <w:r>
+        <w:rPr>
+          <w:i w:val="1"/>
+          <w:iCs w:val="1"/>
+          <w:color w:val="606060"/>
+          <w:sz w:val="18"/>
+          <w:szCs w:val="18"/>
+          <w:rtl w:val="0"/>
+        </w:rPr>
+        <w:t xml:space="preserve">Ingreso del cliente con la clave de su tejido.</w:t>
+      </w:r>
+      <w:r>
+        <w:rPr>
+          <w:rtl w:val="0"/>
+        </w:rPr>
+      </w:r>
+    </w:p>
+    <w:p>
+      <w:pPr>
+        <w:rPr/>
+      </w:pPr>
+      <w:r>
+        <w:rPr>
+          <w:rtl w:val="0"/>
+        </w:rPr>
+        <w:t xml:space="preserve">La vista del cliente muestra:</w:t>
+      </w:r>
+    </w:p>
+    <w:p>
+      <w:pPr>
+        <w:rPr/>
+      </w:pPr>
+      <w:r>
+        <w:rPr>
+          <w:rtl w:val="0"/>
+        </w:rPr>
+        <w:t xml:space="preserve">- Si el tejido se está tejiendo ahora, si está en pausa o si no se está tejiendo, en qué telar, desde cuándo y por qué fila y pasada del dibujo va.</w:t>
+      </w:r>
+    </w:p>
+    <w:p>
+      <w:pPr>
+        <w:rPr/>
+      </w:pPr>
+      <w:r>
+        <w:rPr>
+          <w:rtl w:val="0"/>
+        </w:rPr>
+        <w:t xml:space="preserve">- Su pedido, si la fábrica cargó los metros que encargó: cuántos metros lleva, el porcentaje y cuántos faltan.</w:t>
+      </w:r>
+    </w:p>
+    <w:p>
+      <w:pPr>
+        <w:rPr/>
+      </w:pPr>
+      <w:r>
+        <w:rPr>
+          <w:rtl w:val="0"/>
+        </w:rPr>
+        <w:t xml:space="preserve">- Las pasadas y los metros tejidos, cuándo empezó y la última actividad. Mientras el conteo del telar no esté validado, los números llevan «≈»: son aproximados.</w:t>
+      </w:r>
+    </w:p>
+    <w:p>
+      <w:pPr>
+        <w:rPr/>
+      </w:pPr>
+      <w:r>
+        <w:rPr>
+          <w:rtl w:val="0"/>
+        </w:rPr>
+        <w:t xml:space="preserve">- Cómo se ve la tela: una vuelta del dibujo con el color de cada fila, y una línea roja que marca por dónde va el telar.</w:t>
+      </w:r>
+    </w:p>
+    <w:p>
+      <w:pPr>
+        <w:rPr/>
+      </w:pPr>
+      <w:r>
+        <w:rPr>
+          <w:rtl w:val="0"/>
+        </w:rPr>
+        <w:t xml:space="preserve">- Las últimas tandas de producción, con sus fechas y sus pasadas.</w:t>
+      </w:r>
+    </w:p>
+    <w:p>
+      <w:pPr>
+        <w:keepNext/>
+        <w:jc w:val="center"/>
+        <w:rPr/>
+      </w:pPr>
+      <w:r>
+        <w:rPr/>
+        <w:drawing>
+          <wp:inline distB="0" distT="0" distL="0" distR="0">
+            <wp:extent cx="1908000" cy="3816000"/>
+            <wp:effectExtent b="0" l="0" r="0" t="0"/>
+            <wp:docPr id="1937285453" name="image22.png"/>
+            <a:graphic>
+              <a:graphicData uri="http://schemas.openxmlformats.org/drawingml/2006/picture">
+                <pic:pic>
+                  <pic:nvPicPr>
+                    <pic:cNvPr id="0" name="image22.png"/>
+                    <pic:cNvPicPr preferRelativeResize="0"/>
+                  </pic:nvPicPr>
+                  <pic:blipFill>
+                    <a:blip r:embed="rId28"/>
+                    <a:srcRect b="0" l="0" r="0" t="0"/>
+                    <a:stretch>
+                      <a:fillRect/>
+                    </a:stretch>
+                  </pic:blipFill>
+                  <pic:spPr>
+                    <a:xfrm>
+                      <a:off x="0" y="0"/>
+                      <a:ext cx="1908000" cy="3816000"/>
+                    </a:xfrm>
+                    <a:prstGeom prst="rect"/>
+                    <a:ln/>
+                  </pic:spPr>
+                </pic:pic>
+              </a:graphicData>
+            </a:graphic>
+          </wp:inline>
+        </w:drawing>
+      </w:r>
+      <w:r>
+        <w:rPr>
+          <w:rtl w:val="0"/>
+        </w:rPr>
+      </w:r>
+    </w:p>
+    <w:p>
+      <w:pPr>
+        <w:jc w:val="center"/>
+        <w:rPr/>
+      </w:pPr>
+      <w:r>
+        <w:rPr>
+          <w:i w:val="1"/>
+          <w:iCs w:val="1"/>
+          <w:color w:val="606060"/>
+          <w:sz w:val="18"/>
+          <w:szCs w:val="18"/>
+          <w:rtl w:val="0"/>
+        </w:rPr>
+        <w:t xml:space="preserve">Vista del cliente: el estado de su tejido, su pedido y el resumen.</w:t>
+      </w:r>
+      <w:r>
+        <w:rPr>
+          <w:rtl w:val="0"/>
+        </w:rPr>
+      </w:r>
+    </w:p>
+    <w:p>
+      <w:pPr>
+        <w:keepNext/>
+        <w:jc w:val="center"/>
+        <w:rPr/>
+      </w:pPr>
+      <w:r>
+        <w:rPr/>
+        <w:drawing>
+          <wp:inline distB="0" distT="0" distL="0" distR="0">
+            <wp:extent cx="1908000" cy="3816000"/>
+            <wp:effectExtent b="0" l="0" r="0" t="0"/>
+            <wp:docPr id="1112945475" name="image23.png"/>
+            <a:graphic>
+              <a:graphicData uri="http://schemas.openxmlformats.org/drawingml/2006/picture">
+                <pic:pic>
+                  <pic:nvPicPr>
+                    <pic:cNvPr id="0" name="image23.png"/>
+                    <pic:cNvPicPr preferRelativeResize="0"/>
+                  </pic:nvPicPr>
+                  <pic:blipFill>
+                    <a:blip r:embed="rId29"/>
+                    <a:srcRect b="0" l="0" r="0" t="0"/>
+                    <a:stretch>
+                      <a:fillRect/>
+                    </a:stretch>
+                  </pic:blipFill>
+                  <pic:spPr>
+                    <a:xfrm>
+                      <a:off x="0" y="0"/>
+                      <a:ext cx="1908000" cy="3816000"/>
+                    </a:xfrm>
+                    <a:prstGeom prst="rect"/>
+                    <a:ln/>
+                  </pic:spPr>
+                </pic:pic>
+              </a:graphicData>
+            </a:graphic>
+          </wp:inline>
+        </w:drawing>
+      </w:r>
+      <w:r>
+        <w:rPr>
+          <w:rtl w:val="0"/>
+        </w:rPr>
+      </w:r>
+    </w:p>
+    <w:p>
+      <w:pPr>
+        <w:jc w:val="center"/>
+        <w:rPr/>
+      </w:pPr>
+      <w:r>
+        <w:rPr>
+          <w:i w:val="1"/>
+          <w:iCs w:val="1"/>
+          <w:color w:val="606060"/>
+          <w:sz w:val="18"/>
+          <w:szCs w:val="18"/>
+          <w:rtl w:val="0"/>
+        </w:rPr>
+        <w:t xml:space="preserve">Más abajo, cómo se ve la tela, con la línea que marca por dónde va el telar, y la producción.</w:t>
+      </w:r>
+      <w:r>
+        <w:rPr>
+          <w:rtl w:val="0"/>
+        </w:rPr>
+      </w:r>
+    </w:p>
+    <w:p>
+      <w:pPr>
+        <w:rPr/>
+      </w:pPr>
+      <w:r>
+        <w:rPr>
+          <w:rtl w:val="0"/>
+        </w:rPr>
+        <w:t xml:space="preserve">La vista se actualiza sola cada 15 segundos. El navegador recuerda el ingreso durante 30 días: al volver a abrir la página, el cliente entra directo a su tejido, y con «Salir» se borra. Si la fábrica genera una clave nueva o quita el acceso, la anterior deja de andar y la página vuelve a pedir la clave, con el aviso de que cambió.</w:t>
+      </w:r>
+    </w:p>
+    <w:p>
+      <w:pPr>
         <w:jc w:val="center"/>
         <w:rPr/>
       </w:pPr>
@@ -2357,7 +2749,7 @@
         <w:rPr>
           <w:rtl w:val="0"/>
         </w:rPr>
-        <w:t xml:space="preserve">Debajo del nombre del dibujo hay una barra que muestra el estado real del telar, tomado directamente de la base de datos y del equipo de control físico (no es una simulación). Tiene dos indicadores:</w:t>
+        <w:t xml:space="preserve">Debajo del nombre del dibujo hay una barra que muestra el estado real del telar, tomado directamente de la base de datos y del equipo de control físico (no es una simulación). Tiene tres indicadores, y dos avisos que aparecen solo cuando hace falta (la posición incierta, en el punto 4.6, y el conteo del sensor):</w:t>
       </w:r>
     </w:p>
     <w:p>
@@ -2560,6 +2952,137 @@
           <w:rtl w:val="0"/>
         </w:rPr>
         <w:t xml:space="preserve">Es fundamental entender la diferencia entre lo que se ve en la animación de la grilla y lo que efectivamente hace la máquina física.</w:t>
+      </w:r>
+    </w:p>
+    <w:p>
+      <w:pPr>
+        <w:rPr/>
+      </w:pPr>
+      <w:r>
+        <w:rPr>
+          <w:rtl w:val="0"/>
+        </w:rPr>
+      </w:r>
+    </w:p>
+    <w:p>
+      <w:pPr>
+        <w:keepNext/>
+        <w:rPr/>
+      </w:pPr>
+      <w:r>
+        <w:rPr>
+          <w:b w:val="1"/>
+          <w:bCs w:val="1"/>
+          <w:rtl w:val="0"/>
+        </w:rPr>
+        <w:t xml:space="preserve">Control desde la página (solo sensado):</w:t>
+      </w:r>
+      <w:r>
+        <w:rPr>
+          <w:rtl w:val="0"/>
+        </w:rPr>
+      </w:r>
+    </w:p>
+    <w:p>
+      <w:pPr>
+        <w:rPr/>
+      </w:pPr>
+      <w:r>
+        <w:rPr>
+          <w:rtl w:val="0"/>
+        </w:rPr>
+        <w:t xml:space="preserve">- Un interruptor en la misma barra prende o apaga el control del telar desde la página. Prendido (en verde, «Control desde la página»), los botones ▶, ⏸ y ⏪ mueven la máquina como se explica en el punto 4.6. Apagado (en naranja, «Solo sensado»), la página no arranca, no pausa ni retrocede el telar: se maneja con su botonera.</w:t>
+      </w:r>
+    </w:p>
+    <w:p>
+      <w:pPr>
+        <w:rPr/>
+      </w:pPr>
+      <w:r>
+        <w:rPr>
+          <w:rtl w:val="0"/>
+        </w:rPr>
+        <w:t xml:space="preserve">- Apagado, todo lo demás sigue igual: la página muestra cuándo arrancan o paran la máquina desde la botonera y lleva la fila, la pasada y el conteo. Con el sensor de pasada instalado, el sensor sigue contando y la selección de bobinas sigue el dibujo. El equipo de control (ESP32) tampoco acciona los relés mientras está apagado.</w:t>
+      </w:r>
+    </w:p>
+    <w:p>
+      <w:pPr>
+        <w:rPr/>
+      </w:pPr>
+      <w:r>
+        <w:rPr>
+          <w:rtl w:val="0"/>
+        </w:rPr>
+        <w:t xml:space="preserve">- Para cambiarlo, tocar el interruptor y confirmar. Se puede prender y apagar cuando se quiera; el telar recuerda cómo quedó, también para las otras pantallas abiertas. Hace falta haber iniciado sesión: como invitado aparece el aviso y no cambia.</w:t>
+      </w:r>
+    </w:p>
+    <w:p>
+      <w:pPr>
+        <w:keepNext/>
+        <w:jc w:val="center"/>
+        <w:rPr/>
+      </w:pPr>
+      <w:r>
+        <w:rPr/>
+        <w:drawing>
+          <wp:inline distB="0" distT="0" distL="0" distR="0">
+            <wp:extent cx="1908000" cy="3816000"/>
+            <wp:effectExtent b="0" l="0" r="0" t="0"/>
+            <wp:docPr id="751906579" name="image24.png"/>
+            <a:graphic>
+              <a:graphicData uri="http://schemas.openxmlformats.org/drawingml/2006/picture">
+                <pic:pic>
+                  <pic:nvPicPr>
+                    <pic:cNvPr id="0" name="image24.png"/>
+                    <pic:cNvPicPr preferRelativeResize="0"/>
+                  </pic:nvPicPr>
+                  <pic:blipFill>
+                    <a:blip r:embed="rId30"/>
+                    <a:srcRect b="0" l="0" r="0" t="0"/>
+                    <a:stretch>
+                      <a:fillRect/>
+                    </a:stretch>
+                  </pic:blipFill>
+                  <pic:spPr>
+                    <a:xfrm>
+                      <a:off x="0" y="0"/>
+                      <a:ext cx="1908000" cy="3816000"/>
+                    </a:xfrm>
+                    <a:prstGeom prst="rect"/>
+                    <a:ln/>
+                  </pic:spPr>
+                </pic:pic>
+              </a:graphicData>
+            </a:graphic>
+          </wp:inline>
+        </w:drawing>
+      </w:r>
+      <w:r>
+        <w:rPr>
+          <w:rtl w:val="0"/>
+        </w:rPr>
+      </w:r>
+    </w:p>
+    <w:p>
+      <w:pPr>
+        <w:jc w:val="center"/>
+        <w:rPr/>
+      </w:pPr>
+      <w:r>
+        <w:rPr>
+          <w:i w:val="1"/>
+          <w:iCs w:val="1"/>
+          <w:color w:val="606060"/>
+          <w:sz w:val="18"/>
+          <w:szCs w:val="18"/>
+          <w:rtl w:val="0"/>
+        </w:rPr>
+        <w:t xml:space="preserve">Editor en solo sensado: el interruptor en naranja, el dibujo cargado esperando la botonera, y ⏸ y ⏪ atenuados.</w:t>
+      </w:r>
+      <w:r>
+        <w:rPr>
+          <w:rtl w:val="0"/>
+        </w:rPr>
       </w:r>
     </w:p>
     <w:p>
@@ -3335,6 +3858,78 @@
     </w:p>
     <w:p>
       <w:pPr>
+        <w:rPr/>
+      </w:pPr>
+      <w:r>
+        <w:rPr>
+          <w:rtl w:val="0"/>
+        </w:rPr>
+      </w:r>
+    </w:p>
+    <w:p>
+      <w:pPr>
+        <w:keepNext/>
+        <w:rPr/>
+      </w:pPr>
+      <w:r>
+        <w:rPr>
+          <w:b w:val="1"/>
+          <w:bCs w:val="1"/>
+          <w:rtl w:val="0"/>
+        </w:rPr>
+        <w:t xml:space="preserve">Con el control desde la página apagado (solo sensado):</w:t>
+      </w:r>
+      <w:r>
+        <w:rPr>
+          <w:rtl w:val="0"/>
+        </w:rPr>
+      </w:r>
+    </w:p>
+    <w:p>
+      <w:pPr>
+        <w:rPr/>
+      </w:pPr>
+      <w:r>
+        <w:rPr>
+          <w:rtl w:val="0"/>
+        </w:rPr>
+        <w:t xml:space="preserve">- Iniciar (▶) no arranca la máquina: carga el dibujo en el telar (abre el trabajo, en la fila 1 si es nuevo) y la barra de estado dice «Dibujo cargado: arrancá con Marcha en la botonera». Cuando alguien toca Marcha en la máquina, la pantalla empieza a seguir el tejido sola. Si el telar ya estaba tejiendo, sigue tejiendo.</w:t>
+      </w:r>
+    </w:p>
+    <w:p>
+      <w:pPr>
+        <w:rPr/>
+      </w:pPr>
+      <w:r>
+        <w:rPr>
+          <w:rtl w:val="0"/>
+        </w:rPr>
+        <w:t xml:space="preserve">- Pausa (⏸) y Retroceder telar (⏪) quedan atenuados: al tocarlos, la página avisa que el telar se maneja con su botonera y no le manda nada a la máquina.</w:t>
+      </w:r>
+    </w:p>
+    <w:p>
+      <w:pPr>
+        <w:rPr/>
+      </w:pPr>
+      <w:r>
+        <w:rPr>
+          <w:rtl w:val="0"/>
+        </w:rPr>
+        <w:t xml:space="preserve">- Terminar trabajo (⏹) cierra el trabajo con la máquina parada. Si está tejiendo, primero hay que pararla con Pausa en la botonera.</w:t>
+      </w:r>
+    </w:p>
+    <w:p>
+      <w:pPr>
+        <w:rPr/>
+      </w:pPr>
+      <w:r>
+        <w:rPr>
+          <w:rtl w:val="0"/>
+        </w:rPr>
+      </w:r>
+    </w:p>
+    <w:p>
+      <w:pPr>
         <w:jc w:val="center"/>
         <w:rPr/>
       </w:pPr>
@@ -4513,6 +5108,259 @@
     </w:p>
     <w:p>
       <w:pPr>
+        <w:keepNext/>
+        <w:rPr>
+          <w:color w:val="3D6B96"/>
+        </w:rPr>
+      </w:pPr>
+      <w:r>
+        <w:rPr>
+          <w:b w:val="1"/>
+          <w:bCs w:val="1"/>
+          <w:color w:val="3D6B96"/>
+          <w:rtl w:val="0"/>
+        </w:rPr>
+        <w:t xml:space="preserve">4.10 Vista para el cliente: la clave de cada tejido</w:t>
+      </w:r>
+      <w:r>
+        <w:rPr>
+          <w:rtl w:val="0"/>
+        </w:rPr>
+      </w:r>
+    </w:p>
+    <w:p>
+      <w:pPr>
+        <w:rPr/>
+      </w:pPr>
+      <w:r>
+        <w:rPr>
+          <w:rtl w:val="0"/>
+        </w:rPr>
+        <w:t xml:space="preserve">Cada dibujo puede tener una clave para que su cliente lo vea desde la página (punto 2.5), sin ningún control. Se maneja desde la ficha del dibujo (el ícono de engranaje, al lado del nombre), en «Vista para el cliente». Solo la puede generar alguien que haya iniciado sesión.</w:t>
+      </w:r>
+    </w:p>
+    <w:p>
+      <w:pPr>
+        <w:rPr/>
+      </w:pPr>
+      <w:r>
+        <w:rPr>
+          <w:rtl w:val="0"/>
+        </w:rPr>
+        <w:t xml:space="preserve">1. Guardar el dibujo: sin guardarlo no puede tener clave.</w:t>
+      </w:r>
+    </w:p>
+    <w:p>
+      <w:pPr>
+        <w:rPr/>
+      </w:pPr>
+      <w:r>
+        <w:rPr>
+          <w:rtl w:val="0"/>
+        </w:rPr>
+        <w:t xml:space="preserve">2. Abrir la ficha del dibujo y, en «Vista para el cliente», escribir el nombre del cliente y los metros que encargó. Los dos son opcionales: con los metros, el cliente ve cuánto lleva de su pedido (para eso también hacen falta los metros por pasada, en la misma ficha).</w:t>
+      </w:r>
+    </w:p>
+    <w:p>
+      <w:pPr>
+        <w:rPr/>
+      </w:pPr>
+      <w:r>
+        <w:rPr>
+          <w:rtl w:val="0"/>
+        </w:rPr>
+        <w:t xml:space="preserve">3. Tocar «Generar clave». Aparece la clave, por ejemplo TEJ-K7QX-4AMP; con «Copiar» queda lista para mandársela al cliente.</w:t>
+      </w:r>
+    </w:p>
+    <w:p>
+      <w:pPr>
+        <w:keepNext/>
+        <w:jc w:val="center"/>
+        <w:rPr/>
+      </w:pPr>
+      <w:r>
+        <w:rPr/>
+        <w:drawing>
+          <wp:inline distB="0" distT="0" distL="0" distR="0">
+            <wp:extent cx="2880000" cy="2571428"/>
+            <wp:effectExtent b="0" l="0" r="0" t="0"/>
+            <wp:docPr id="1027685308" name="image25.png"/>
+            <a:graphic>
+              <a:graphicData uri="http://schemas.openxmlformats.org/drawingml/2006/picture">
+                <pic:pic>
+                  <pic:nvPicPr>
+                    <pic:cNvPr id="0" name="image25.png"/>
+                    <pic:cNvPicPr preferRelativeResize="0"/>
+                  </pic:nvPicPr>
+                  <pic:blipFill>
+                    <a:blip r:embed="rId31"/>
+                    <a:srcRect b="0" l="0" r="0" t="0"/>
+                    <a:stretch>
+                      <a:fillRect/>
+                    </a:stretch>
+                  </pic:blipFill>
+                  <pic:spPr>
+                    <a:xfrm>
+                      <a:off x="0" y="0"/>
+                      <a:ext cx="2880000" cy="2571428"/>
+                    </a:xfrm>
+                    <a:prstGeom prst="rect"/>
+                    <a:ln/>
+                  </pic:spPr>
+                </pic:pic>
+              </a:graphicData>
+            </a:graphic>
+          </wp:inline>
+        </w:drawing>
+      </w:r>
+      <w:r>
+        <w:rPr>
+          <w:rtl w:val="0"/>
+        </w:rPr>
+      </w:r>
+    </w:p>
+    <w:p>
+      <w:pPr>
+        <w:jc w:val="center"/>
+        <w:rPr/>
+      </w:pPr>
+      <w:r>
+        <w:rPr>
+          <w:i w:val="1"/>
+          <w:iCs w:val="1"/>
+          <w:color w:val="606060"/>
+          <w:sz w:val="18"/>
+          <w:szCs w:val="18"/>
+          <w:rtl w:val="0"/>
+        </w:rPr>
+        <w:t xml:space="preserve">Vista para el cliente, en la ficha del dibujo: el cliente, los metros encargados y la clave.</w:t>
+      </w:r>
+      <w:r>
+        <w:rPr>
+          <w:rtl w:val="0"/>
+        </w:rPr>
+      </w:r>
+    </w:p>
+    <w:p>
+      <w:pPr>
+        <w:rPr/>
+      </w:pPr>
+      <w:r>
+        <w:rPr>
+          <w:rtl w:val="0"/>
+        </w:rPr>
+        <w:t xml:space="preserve">Después:</w:t>
+      </w:r>
+    </w:p>
+    <w:p>
+      <w:pPr>
+        <w:rPr/>
+      </w:pPr>
+      <w:r>
+        <w:rPr>
+          <w:rtl w:val="0"/>
+        </w:rPr>
+        <w:t xml:space="preserve">- </w:t>
+      </w:r>
+      <w:r>
+        <w:rPr>
+          <w:b w:val="1"/>
+          <w:bCs w:val="1"/>
+          <w:rtl w:val="0"/>
+        </w:rPr>
+        <w:t xml:space="preserve">Guardar datos</w:t>
+      </w:r>
+      <w:r>
+        <w:rPr>
+          <w:rtl w:val="0"/>
+        </w:rPr>
+        <w:t xml:space="preserve">: cambia el nombre o los metros encargados sin cambiar la clave.</w:t>
+      </w:r>
+    </w:p>
+    <w:p>
+      <w:pPr>
+        <w:rPr/>
+      </w:pPr>
+      <w:r>
+        <w:rPr>
+          <w:rtl w:val="0"/>
+        </w:rPr>
+        <w:t xml:space="preserve">- </w:t>
+      </w:r>
+      <w:r>
+        <w:rPr>
+          <w:b w:val="1"/>
+          <w:bCs w:val="1"/>
+          <w:rtl w:val="0"/>
+        </w:rPr>
+        <w:t xml:space="preserve">Clave nueva</w:t>
+      </w:r>
+      <w:r>
+        <w:rPr>
+          <w:rtl w:val="0"/>
+        </w:rPr>
+        <w:t xml:space="preserve">: genera otra, y la anterior deja de andar, también para el cliente que ya había entrado con ella. Pide confirmación.</w:t>
+      </w:r>
+    </w:p>
+    <w:p>
+      <w:pPr>
+        <w:rPr/>
+      </w:pPr>
+      <w:r>
+        <w:rPr>
+          <w:rtl w:val="0"/>
+        </w:rPr>
+        <w:t xml:space="preserve">- </w:t>
+      </w:r>
+      <w:r>
+        <w:rPr>
+          <w:b w:val="1"/>
+          <w:bCs w:val="1"/>
+          <w:rtl w:val="0"/>
+        </w:rPr>
+        <w:t xml:space="preserve">Quitar</w:t>
+      </w:r>
+      <w:r>
+        <w:rPr>
+          <w:rtl w:val="0"/>
+        </w:rPr>
+        <w:t xml:space="preserve">: el cliente deja de ver el tejido. Pide confirmación, y se puede generar otra clave cuando se quiera.</w:t>
+      </w:r>
+    </w:p>
+    <w:p>
+      <w:pPr>
+        <w:rPr/>
+      </w:pPr>
+      <w:r>
+        <w:rPr>
+          <w:rtl w:val="0"/>
+        </w:rPr>
+        <w:t xml:space="preserve">- Debajo dice cuándo entró el cliente por última vez, o que todavía no entró.</w:t>
+      </w:r>
+    </w:p>
+    <w:p>
+      <w:pPr>
+        <w:rPr/>
+      </w:pPr>
+      <w:r>
+        <w:rPr>
+          <w:rtl w:val="0"/>
+        </w:rPr>
+        <w:t xml:space="preserve">Cada tejido tiene una sola clave, distinta de todas las demás. No se guarda legible en la base de datos: queda cifrada (por eso el equipo la puede volver a ver) y con un resumen que sirve para encontrarla cuando el cliente la escribe. El cliente ve solo su tejido: no ve otros dibujos, ni quién lo tejió, ni los errores, ni los controles del telar.</w:t>
+      </w:r>
+    </w:p>
+    <w:p>
+      <w:pPr>
+        <w:rPr/>
+      </w:pPr>
+      <w:r>
+        <w:rPr>
+          <w:rtl w:val="0"/>
+        </w:rPr>
+      </w:r>
+    </w:p>
+    <w:p>
+      <w:pPr>
         <w:rPr>
           <w:color w:val="1E3A5F"/>
         </w:rPr>
@@ -4753,7 +5601,7 @@
         <w:rPr>
           <w:rtl w:val="0"/>
         </w:rPr>
-        <w:t xml:space="preserve">El sistema no tiene distintos niveles de permiso entre usuarios: todo usuario que inicia sesión tiene acceso a las mismas funciones (crear, editar y eliminar dibujos, e iniciar o detener el tejido). No existe hoy una distinción entre, por ejemplo, un perfil de operario y uno de supervisor. La única excepción es el modo invitado (punto 2.4), que no es un usuario: no comanda el telar y solo puede cambiar los dibujos que creó como invitado.</w:t>
+        <w:t xml:space="preserve">El sistema no tiene distintos niveles de permiso entre usuarios: todo usuario que inicia sesión tiene acceso a las mismas funciones (crear, editar y eliminar dibujos, e iniciar o detener el tejido). No existe hoy una distinción entre, por ejemplo, un perfil de operario y uno de supervisor. La única excepción es el modo invitado (punto 2.4), que no es un usuario: no comanda el telar y solo puede cambiar los dibujos que creó como invitado. Los clientes tampoco son usuarios: no se registran ni tienen huella, entran con la clave de su tejido (punto 2.5) y solo ven ese tejido.</w:t>
       </w:r>
     </w:p>
     <w:p>
@@ -4998,6 +5846,62 @@
           <w:rtl w:val="0"/>
         </w:rPr>
         <w:t xml:space="preserve">Porque hasta que se instale y se valide el sensor de pasada, la aplicación no mide las pasadas: las estima por tiempo, al ritmo de la máquina (300 pasadas por minuto), mientras el tejido está en marcha en una pantalla abierta. Si hay varias pantallas mostrando el mismo tejido, la cuenta la lleva una sola, para no contar dos veces; si esa se cierra, otra la toma en un par de segundos. Si no queda ninguna abierta (se bloquea la pantalla, se cierra la aplicación o se pierde la conexión), la estimación se detiene o se atrasa aunque el telar siga tejiendo, y el número queda por debajo de lo real. Por eso se muestra como aproximado. Con el sensor instalado, el conteo lo lleva la máquina y no depende de ninguna pantalla.</w:t>
+      </w:r>
+    </w:p>
+    <w:p>
+      <w:pPr>
+        <w:rPr/>
+      </w:pPr>
+      <w:r>
+        <w:rPr>
+          <w:b/>
+          <w:i w:val="0"/>
+          <w:iCs w:val="1"/>
+          <w:rtl w:val="0"/>
+        </w:rPr>
+        <w:t xml:space="preserve">¿Para qué sirve «Solo sensado»?</w:t>
+      </w:r>
+    </w:p>
+    <w:p>
+      <w:pPr>
+        <w:rPr/>
+      </w:pPr>
+      <w:r>
+        <w:rPr>
+          <w:b w:val="0"/>
+          <w:i w:val="0"/>
+          <w:iCs w:val="1"/>
+          <w:rtl w:val="0"/>
+        </w:rPr>
+        <w:t xml:space="preserve">Para manejar el telar solo con su botonera sin perder el seguimiento: por ejemplo, mientras se prueba el sistema en la fábrica, o cuando se prefiere que nadie pueda mover la máquina desde un celular. La página sigue mostrando lo que hace la máquina y llevando la cuenta, y el equipo de control no acciona los relés. Se apaga y se prende desde el interruptor de la barra de estado del editor (punto 4.3).</w:t>
+      </w:r>
+    </w:p>
+    <w:p>
+      <w:pPr>
+        <w:rPr/>
+      </w:pPr>
+      <w:r>
+        <w:rPr>
+          <w:b/>
+          <w:i w:val="0"/>
+          <w:iCs w:val="1"/>
+          <w:rtl w:val="0"/>
+        </w:rPr>
+        <w:t xml:space="preserve">¿Qué ve un cliente con su clave?</w:t>
+      </w:r>
+    </w:p>
+    <w:p>
+      <w:pPr>
+        <w:rPr/>
+      </w:pPr>
+      <w:r>
+        <w:rPr>
+          <w:b w:val="0"/>
+          <w:i w:val="0"/>
+          <w:iCs w:val="1"/>
+          <w:rtl w:val="0"/>
+        </w:rPr>
+        <w:t xml:space="preserve">Solo su tejido: si se está tejiendo, por qué fila y pasada va, los metros tejidos y cuánto lleva de su pedido, cómo se ve la tela y las últimas tandas de producción. No ve otros dibujos ni puede tocar el telar. La clave se genera desde la ficha del dibujo (punto 4.10), y el cliente entra con «Soy cliente: ver mi tejido» (punto 2.5).</w:t>
       </w:r>
     </w:p>
     <w:sectPr>

--- a/documentacion_proyecto/Manual_Pagina_Web_Telar.docx
+++ b/documentacion_proyecto/Manual_Pagina_Web_Telar.docx
@@ -420,7 +420,7 @@
           <w:sz w:val="18"/>
           <w:rtl w:val="0"/>
         </w:rPr>
-        <w:t>Los botones de Pausa y Retroceder funcionan en cualquier momento, igual que la botonera de la máquina.</w:t>
+        <w:t>Los botones de Pausa y Retroceder funcionan en cualquier momento, igual que la botonera de la máquina, salvo en solo sensado (ver abajo).</w:t>
       </w:r>
     </w:p>
     <w:p>
@@ -4092,7 +4092,7 @@
         <w:rPr>
           <w:rtl w:val="0"/>
         </w:rPr>
-        <w:t xml:space="preserve">: cierra el dibujo que está en el editor (cada cambio ya se guardó solo, así que queda en la Biblioteca) y abre uno en blanco. Si algún cambio no llegó a guardarse (por ejemplo, por un corte de conexión), pide confirmación antes de seguir. Con el telar tejiendo no se puede: primero hay que pausar (⏸).</w:t>
+        <w:t xml:space="preserve">: cierra el dibujo que está en el editor (cada cambio ya se guardó solo, así que queda en la Biblioteca) y abre uno en blanco. Si algún cambio no llegó a guardarse (por ejemplo, por un corte de conexión), pide confirmación antes de seguir. Con el telar tejiendo no se puede: primero hay que pausar (⏸; en solo sensado, con Pausa en la botonera).</w:t>
       </w:r>
     </w:p>
     <w:p>

--- a/documentacion_proyecto/Manual_Pagina_Web_Telar.docx
+++ b/documentacion_proyecto/Manual_Pagina_Web_Telar.docx
@@ -4,6 +4,7 @@
   <w:body>
     <w:p>
       <w:pPr>
+        <w:keepNext/>
         <w:rPr>
           <w:color w:val="16304F"/>
           <w:sz w:val="26"/>
@@ -30,6 +31,7 @@
     </w:p>
     <w:p>
       <w:pPr>
+        <w:keepNext/>
         <w:jc w:val="both"/>
         <w:rPr>
           <w:color w:val="16304F"/>
@@ -70,6 +72,7 @@
     </w:p>
     <w:p>
       <w:pPr>
+        <w:keepNext/>
         <w:jc w:val="both"/>
         <w:rPr>
           <w:color w:val="16304F"/>
@@ -153,6 +156,7 @@
     </w:p>
     <w:p>
       <w:pPr>
+        <w:keepNext/>
         <w:jc w:val="both"/>
         <w:rPr>
           <w:color w:val="16304F"/>
@@ -173,6 +177,7 @@
     </w:p>
     <w:p>
       <w:pPr>
+        <w:keepNext/>
         <w:ind w:left="280"/>
         <w:jc w:val="both"/>
         <w:rPr>
@@ -236,6 +241,7 @@
     </w:p>
     <w:p>
       <w:pPr>
+        <w:keepNext/>
         <w:ind w:left="280"/>
         <w:jc w:val="both"/>
         <w:rPr>
@@ -299,6 +305,7 @@
     </w:p>
     <w:p>
       <w:pPr>
+        <w:keepNext/>
         <w:ind w:left="280"/>
         <w:jc w:val="both"/>
         <w:rPr>
@@ -362,6 +369,7 @@
     </w:p>
     <w:p>
       <w:pPr>
+        <w:keepNext/>
         <w:ind w:left="280"/>
         <w:jc w:val="both"/>
         <w:rPr>
@@ -425,6 +433,7 @@
     </w:p>
     <w:p>
       <w:pPr>
+        <w:keepNext/>
         <w:jc w:val="both"/>
         <w:rPr>
           <w:color w:val="16304F"/>
@@ -548,6 +557,7 @@
     </w:p>
     <w:p>
       <w:pPr>
+        <w:keepNext/>
         <w:rPr>
           <w:color w:val="16304F"/>
         </w:rPr>
@@ -590,6 +600,7 @@
     </w:p>
     <w:p>
       <w:pPr>
+        <w:keepNext/>
         <w:rPr>
           <w:color w:val="1E3A5F"/>
         </w:rPr>
@@ -843,6 +854,7 @@
     </w:p>
     <w:p>
       <w:pPr>
+        <w:keepNext/>
         <w:rPr>
           <w:color w:val="1E3A5F"/>
         </w:rPr>
@@ -943,6 +955,7 @@
     </w:p>
     <w:p>
       <w:pPr>
+        <w:keepNext/>
         <w:rPr>
           <w:color w:val="3D6B96"/>
         </w:rPr>
@@ -1032,6 +1045,7 @@
     </w:p>
     <w:p>
       <w:pPr>
+        <w:keepNext/>
         <w:rPr>
           <w:color w:val="3D6B96"/>
         </w:rPr>
@@ -1111,6 +1125,7 @@
     </w:p>
     <w:p>
       <w:pPr>
+        <w:keepNext/>
         <w:rPr/>
       </w:pPr>
       <w:r>
@@ -1342,6 +1357,7 @@
     </w:p>
     <w:p>
       <w:pPr>
+        <w:keepNext/>
         <w:rPr>
           <w:color w:val="3D6B96"/>
         </w:rPr>
@@ -1489,6 +1505,7 @@
     </w:p>
     <w:p>
       <w:pPr>
+        <w:keepNext/>
         <w:rPr>
           <w:color w:val="3D6B96"/>
         </w:rPr>
@@ -1694,6 +1711,7 @@
     </w:p>
     <w:p>
       <w:pPr>
+        <w:keepNext/>
         <w:rPr/>
       </w:pPr>
       <w:r>
@@ -1965,6 +1983,7 @@
     </w:p>
     <w:p>
       <w:pPr>
+        <w:keepNext/>
         <w:rPr>
           <w:color w:val="1E3A5F"/>
         </w:rPr>
@@ -2075,6 +2094,7 @@
     </w:p>
     <w:p>
       <w:pPr>
+        <w:keepNext/>
         <w:rPr>
           <w:color w:val="3D6B96"/>
         </w:rPr>
@@ -2117,6 +2137,7 @@
     </w:p>
     <w:p>
       <w:pPr>
+        <w:keepNext/>
         <w:rPr>
           <w:color w:val="3D6B96"/>
         </w:rPr>
@@ -2159,6 +2180,7 @@
     </w:p>
     <w:p>
       <w:pPr>
+        <w:keepNext/>
         <w:rPr>
           <w:color w:val="3D6B96"/>
         </w:rPr>
@@ -2180,6 +2202,7 @@
     </w:p>
     <w:p>
       <w:pPr>
+        <w:keepNext/>
         <w:rPr/>
       </w:pPr>
       <w:r>
@@ -2251,6 +2274,7 @@
     </w:p>
     <w:p>
       <w:pPr>
+        <w:keepNext/>
         <w:rPr>
           <w:color w:val="3D6B96"/>
         </w:rPr>
@@ -2361,6 +2385,7 @@
     </w:p>
     <w:p>
       <w:pPr>
+        <w:keepNext/>
         <w:rPr>
           <w:color w:val="1E3A5F"/>
         </w:rPr>
@@ -2471,6 +2496,7 @@
     </w:p>
     <w:p>
       <w:pPr>
+        <w:keepNext/>
         <w:rPr>
           <w:color w:val="3D6B96"/>
         </w:rPr>
@@ -2621,6 +2647,7 @@
     </w:p>
     <w:p>
       <w:pPr>
+        <w:keepNext/>
         <w:rPr>
           <w:color w:val="3D6B96"/>
         </w:rPr>
@@ -2722,6 +2749,7 @@
     </w:p>
     <w:p>
       <w:pPr>
+        <w:keepNext/>
         <w:rPr>
           <w:color w:val="3D6B96"/>
         </w:rPr>
@@ -2764,6 +2792,7 @@
     </w:p>
     <w:p>
       <w:pPr>
+        <w:keepNext/>
         <w:rPr>
           <w:color w:val="3D6B96"/>
         </w:rPr>
@@ -2860,6 +2889,7 @@
     </w:p>
     <w:p>
       <w:pPr>
+        <w:keepNext/>
         <w:rPr/>
       </w:pPr>
       <w:r>
@@ -3143,6 +3173,7 @@
     </w:p>
     <w:p>
       <w:pPr>
+        <w:keepNext/>
         <w:rPr>
           <w:color w:val="3D6B96"/>
         </w:rPr>
@@ -3281,6 +3312,7 @@
     </w:p>
     <w:p>
       <w:pPr>
+        <w:keepNext/>
         <w:rPr>
           <w:color w:val="3D6B96"/>
         </w:rPr>
@@ -3483,6 +3515,7 @@
     </w:p>
     <w:p>
       <w:pPr>
+        <w:keepNext/>
         <w:rPr>
           <w:color w:val="3D6B96"/>
         </w:rPr>
@@ -3593,6 +3626,7 @@
     </w:p>
     <w:p>
       <w:pPr>
+        <w:keepNext/>
         <w:rPr/>
       </w:pPr>
       <w:r>
@@ -3671,6 +3705,7 @@
     </w:p>
     <w:p>
       <w:pPr>
+        <w:keepNext/>
         <w:rPr/>
       </w:pPr>
       <w:r>
@@ -3761,6 +3796,7 @@
     </w:p>
     <w:p>
       <w:pPr>
+        <w:keepNext/>
         <w:rPr/>
       </w:pPr>
       <w:r>
@@ -3812,6 +3848,7 @@
     </w:p>
     <w:p>
       <w:pPr>
+        <w:keepNext/>
         <w:rPr/>
       </w:pPr>
       <w:r>
@@ -4001,6 +4038,7 @@
     </w:p>
     <w:p>
       <w:pPr>
+        <w:keepNext/>
         <w:rPr/>
       </w:pPr>
       <w:r>
@@ -4051,6 +4089,7 @@
     </w:p>
     <w:p>
       <w:pPr>
+        <w:keepNext/>
         <w:rPr>
           <w:color w:val="3D6B96"/>
         </w:rPr>
@@ -5243,6 +5282,7 @@
     </w:p>
     <w:p>
       <w:pPr>
+        <w:keepNext/>
         <w:rPr/>
       </w:pPr>
       <w:r>
@@ -5361,6 +5401,7 @@
     </w:p>
     <w:p>
       <w:pPr>
+        <w:keepNext/>
         <w:rPr>
           <w:color w:val="1E3A5F"/>
         </w:rPr>
@@ -5576,6 +5617,7 @@
     </w:p>
     <w:p>
       <w:pPr>
+        <w:keepNext/>
         <w:rPr/>
       </w:pPr>
       <w:r>
@@ -5627,6 +5669,7 @@
     </w:p>
     <w:p>
       <w:pPr>
+        <w:keepNext/>
         <w:rPr>
           <w:color w:val="1E3A5F"/>
         </w:rPr>
@@ -5657,6 +5700,7 @@
     </w:p>
     <w:p>
       <w:pPr>
+        <w:keepNext/>
         <w:rPr/>
       </w:pPr>
       <w:r>
@@ -5685,6 +5729,7 @@
     </w:p>
     <w:p>
       <w:pPr>
+        <w:keepNext/>
         <w:rPr/>
       </w:pPr>
       <w:r>
@@ -5741,6 +5786,7 @@
     </w:p>
     <w:p>
       <w:pPr>
+        <w:keepNext/>
         <w:rPr/>
       </w:pPr>
       <w:r>
@@ -5769,6 +5815,7 @@
     </w:p>
     <w:p>
       <w:pPr>
+        <w:keepNext/>
         <w:rPr/>
       </w:pPr>
       <w:r>
@@ -5797,6 +5844,7 @@
     </w:p>
     <w:p>
       <w:pPr>
+        <w:keepNext/>
         <w:rPr/>
       </w:pPr>
       <w:r>
@@ -5825,6 +5873,7 @@
     </w:p>
     <w:p>
       <w:pPr>
+        <w:keepNext/>
         <w:rPr/>
       </w:pPr>
       <w:r>
@@ -5850,6 +5899,7 @@
     </w:p>
     <w:p>
       <w:pPr>
+        <w:keepNext/>
         <w:rPr/>
       </w:pPr>
       <w:r>
@@ -5878,6 +5928,7 @@
     </w:p>
     <w:p>
       <w:pPr>
+        <w:keepNext/>
         <w:rPr/>
       </w:pPr>
       <w:r>

--- a/documentacion_proyecto/Manual_Pagina_Web_Telar.docx
+++ b/documentacion_proyecto/Manual_Pagina_Web_Telar.docx
@@ -882,7 +882,7 @@
         <w:rPr>
           <w:rtl w:val="0"/>
         </w:rPr>
-        <w:t xml:space="preserve">Al abrir la página aparece la pantalla de ingreso. Existen cinco caminos posibles, según la situación: los cuatro primeros son para el equipo de la fábrica y el quinto, para sus clientes.</w:t>
+        <w:t xml:space="preserve">Al abrir la página aparece la pantalla de ingreso. Hay cinco caminos: los cuatro primeros, en la pestaña «Personal», son para el equipo de la fábrica, y el quinto, en «Clientes», para sus clientes.</w:t>
       </w:r>
     </w:p>
     <w:p>
@@ -945,7 +945,7 @@
           <w:szCs w:val="18"/>
           <w:rtl w:val="0"/>
         </w:rPr>
-        <w:t xml:space="preserve">Pantalla de ingreso, con las opciones disponibles.</w:t>
+        <w:t xml:space="preserve">Pantalla de ingreso, con las pestañas «Personal» y «Clientes».</w:t>
       </w:r>
       <w:r>
         <w:rPr>
@@ -1588,34 +1588,34 @@
           <w:color w:val="3D6B96"/>
           <w:rtl w:val="0"/>
         </w:rPr>
-        <w:t xml:space="preserve">2.5 Soy cliente: ver mi tejido</w:t>
-      </w:r>
-      <w:r>
-        <w:rPr>
-          <w:rtl w:val="0"/>
-        </w:rPr>
-      </w:r>
-    </w:p>
-    <w:p>
-      <w:pPr>
-        <w:rPr/>
-      </w:pPr>
-      <w:r>
-        <w:rPr>
-          <w:rtl w:val="0"/>
-        </w:rPr>
-        <w:t xml:space="preserve">Es la entrada para los clientes de la fábrica. Un cliente no tiene usuario ni huella: entra con la clave de su tejido, que le pasa la fábrica (se genera desde la ficha del dibujo, ver el punto 4.10), y ve solo ese tejido, sin ningún control del telar.</w:t>
-      </w:r>
-    </w:p>
-    <w:p>
-      <w:pPr>
-        <w:rPr/>
-      </w:pPr>
-      <w:r>
-        <w:rPr>
-          <w:rtl w:val="0"/>
-        </w:rPr>
-        <w:t xml:space="preserve">1. Tocar «Soy cliente: ver mi tejido», debajo de las opciones de ingreso.</w:t>
+        <w:t xml:space="preserve">2.5 Clientes: ver cómo va el pedido</w:t>
+      </w:r>
+      <w:r>
+        <w:rPr>
+          <w:rtl w:val="0"/>
+        </w:rPr>
+      </w:r>
+    </w:p>
+    <w:p>
+      <w:pPr>
+        <w:rPr/>
+      </w:pPr>
+      <w:r>
+        <w:rPr>
+          <w:rtl w:val="0"/>
+        </w:rPr>
+        <w:t xml:space="preserve">Es la pestaña para los clientes de la fábrica. Un cliente no tiene usuario ni huella: entra con la clave de su tejido, que le pasa la fábrica (se genera desde la ficha del dibujo, ver el punto 4.10), y ve solo ese tejido, sin ningún control del telar.</w:t>
+      </w:r>
+    </w:p>
+    <w:p>
+      <w:pPr>
+        <w:rPr/>
+      </w:pPr>
+      <w:r>
+        <w:rPr>
+          <w:rtl w:val="0"/>
+        </w:rPr>
+        <w:t xml:space="preserve">1. Tocar la pestaña «Clientes», arriba de todo en la pantalla de ingreso.</w:t>
       </w:r>
     </w:p>
     <w:p>
@@ -1637,7 +1637,7 @@
         <w:rPr>
           <w:rtl w:val="0"/>
         </w:rPr>
-        <w:t xml:space="preserve">3. Tocar «Ver mi tejido».</w:t>
+        <w:t xml:space="preserve">3. Tocar «Ver mi pedido».</w:t>
       </w:r>
     </w:p>
     <w:p>
@@ -1701,7 +1701,7 @@
           <w:szCs w:val="18"/>
           <w:rtl w:val="0"/>
         </w:rPr>
-        <w:t xml:space="preserve">Ingreso del cliente con la clave de su tejido.</w:t>
+        <w:t xml:space="preserve">Pestaña «Clientes»: el ingreso del cliente con la clave de su tejido.</w:t>
       </w:r>
       <w:r>
         <w:rPr>
@@ -3124,7 +3124,7 @@
         <w:rPr/>
         <w:drawing>
           <wp:inline distB="0" distT="0" distL="0" distR="0">
-            <wp:extent cx="2367642" cy="2651760"/>
+            <wp:extent cx="2367642" cy="2571479"/>
             <wp:effectExtent b="0" l="0" r="0" t="0"/>
             <wp:docPr id="1133882110" name="image1.png"/>
             <a:graphic>
@@ -3144,7 +3144,7 @@
                   <pic:spPr>
                     <a:xfrm>
                       <a:off x="0" y="0"/>
-                      <a:ext cx="2367642" cy="2651760"/>
+                      <a:ext cx="2367642" cy="2571479"/>
                     </a:xfrm>
                     <a:prstGeom prst="rect"/>
                     <a:ln/>
@@ -4428,7 +4428,7 @@
         <w:rPr/>
         <w:drawing>
           <wp:inline distB="0" distT="0" distL="0" distR="0">
-            <wp:extent cx="2340000" cy="2488571"/>
+            <wp:extent cx="2340000" cy="2541457"/>
             <wp:effectExtent b="0" l="0" r="0" t="0"/>
             <wp:docPr id="1036126038" name="image18.png"/>
             <a:graphic>
@@ -4448,7 +4448,7 @@
                   <pic:spPr>
                     <a:xfrm>
                       <a:off x="0" y="0"/>
-                      <a:ext cx="2340000" cy="2488571"/>
+                      <a:ext cx="2340000" cy="2541457"/>
                     </a:xfrm>
                     <a:prstGeom prst="rect"/>
                     <a:ln/>
@@ -5952,7 +5952,7 @@
           <w:iCs w:val="1"/>
           <w:rtl w:val="0"/>
         </w:rPr>
-        <w:t xml:space="preserve">Solo su tejido: si se está tejiendo, por qué fila y pasada va, los metros tejidos y cuánto lleva de su pedido, cómo se ve la tela y las últimas tandas de producción. No ve otros dibujos ni puede tocar el telar. La clave se genera desde la ficha del dibujo (punto 4.10), y el cliente entra con «Soy cliente: ver mi tejido» (punto 2.5).</w:t>
+        <w:t xml:space="preserve">Solo su tejido: si se está tejiendo, por qué fila y pasada va, los metros tejidos y cuánto lleva de su pedido, cómo se ve la tela y las últimas tandas de producción. No ve otros dibujos ni puede tocar el telar. La clave se genera desde la ficha del dibujo (punto 4.10), y el cliente entra desde la pestaña «Clientes» de la pantalla de ingreso (punto 2.5).</w:t>
       </w:r>
     </w:p>
     <w:sectPr>

--- a/documentacion_proyecto/Manual_Pagina_Web_Telar.docx
+++ b/documentacion_proyecto/Manual_Pagina_Web_Telar.docx
@@ -3718,8 +3718,8 @@
       </w:r>
       <w:sdt>
         <w:sdtPr>
+          <w:tag w:val="goog_rdk_0"/>
           <w:id w:val="252982146"/>
-          <w:tag w:val="goog_rdk_0"/>
         </w:sdtPr>
         <w:sdtContent>
           <w:r>
@@ -5957,7 +5957,7 @@
     </w:p>
     <w:sectPr>
       <w:pgSz w:h="16838" w:w="11906" w:orient="portrait"/>
-      <w:pgMar w:bottom="1417" w:top="1417" w:left="1701" w:right="1701" w:header="708" w:footer="708"/>
+      <w:pgMar w:bottom="1417" w:top="1417" w:left="1701" w:right="1701" w:header="708" w:footer="708" w:gutter="0"/>
       <w:pgNumType w:start="1"/>
     </w:sectPr>
   </w:body>
@@ -5981,7 +5981,7 @@
     </w:rPrDefault>
     <w:pPrDefault>
       <w:pPr>
-        <w:spacing w:after="160" w:line="278.00000000000006" w:lineRule="auto"/>
+        <w:spacing w:after="160" w:line="278" w:lineRule="auto"/>
       </w:pPr>
     </w:pPrDefault>
   </w:docDefaults>
@@ -6120,7 +6120,7 @@
     </w:pPr>
     <w:rPr>
       <w:rFonts w:cstheme="majorBidi" w:eastAsiaTheme="majorEastAsia"/>
-      <w:color w:val="595959" w:themeColor="text1" w:themeTint="0000A6"/>
+      <w:color w:val="595959" w:themeColor="text1" w:themeTint="A6"/>
     </w:rPr>
   </w:style>
   <w:style w:type="paragraph" w:styleId="Ttulo8">
@@ -6143,7 +6143,7 @@
       <w:rFonts w:cstheme="majorBidi" w:eastAsiaTheme="majorEastAsia"/>
       <w:i w:val="1"/>
       <w:iCs w:val="1"/>
-      <w:color w:val="272727" w:themeColor="text1" w:themeTint="0000D8"/>
+      <w:color w:val="272727" w:themeColor="text1" w:themeTint="D8"/>
     </w:rPr>
   </w:style>
   <w:style w:type="paragraph" w:styleId="Ttulo9">
@@ -6164,7 +6164,7 @@
     </w:pPr>
     <w:rPr>
       <w:rFonts w:cstheme="majorBidi" w:eastAsiaTheme="majorEastAsia"/>
-      <w:color w:val="272727" w:themeColor="text1" w:themeTint="0000D8"/>
+      <w:color w:val="272727" w:themeColor="text1" w:themeTint="D8"/>
     </w:rPr>
   </w:style>
   <w:style w:type="character" w:styleId="Fuentedeprrafopredeter" w:default="1">
@@ -6212,7 +6212,7 @@
     <w:rsid w:val="00327FB8"/>
     <w:rPr>
       <w:rFonts w:asciiTheme="majorHAnsi" w:cstheme="majorBidi" w:eastAsiaTheme="majorEastAsia" w:hAnsiTheme="majorHAnsi"/>
-      <w:color w:val="0f4761" w:themeColor="accent1" w:themeShade="0000BF"/>
+      <w:color w:val="0f4761" w:themeColor="accent1" w:themeShade="BF"/>
       <w:sz w:val="40"/>
       <w:szCs w:val="40"/>
     </w:rPr>
@@ -6225,7 +6225,7 @@
     <w:rsid w:val="00327FB8"/>
     <w:rPr>
       <w:rFonts w:asciiTheme="majorHAnsi" w:cstheme="majorBidi" w:eastAsiaTheme="majorEastAsia" w:hAnsiTheme="majorHAnsi"/>
-      <w:color w:val="0f4761" w:themeColor="accent1" w:themeShade="0000BF"/>
+      <w:color w:val="0f4761" w:themeColor="accent1" w:themeShade="BF"/>
       <w:sz w:val="32"/>
       <w:szCs w:val="32"/>
     </w:rPr>
@@ -6238,7 +6238,7 @@
     <w:rsid w:val="00327FB8"/>
     <w:rPr>
       <w:rFonts w:cstheme="majorBidi" w:eastAsiaTheme="majorEastAsia"/>
-      <w:color w:val="0f4761" w:themeColor="accent1" w:themeShade="0000BF"/>
+      <w:color w:val="0f4761" w:themeColor="accent1" w:themeShade="BF"/>
       <w:sz w:val="28"/>
       <w:szCs w:val="28"/>
     </w:rPr>
@@ -6253,7 +6253,7 @@
       <w:rFonts w:cstheme="majorBidi" w:eastAsiaTheme="majorEastAsia"/>
       <w:i w:val="1"/>
       <w:iCs w:val="1"/>
-      <w:color w:val="0f4761" w:themeColor="accent1" w:themeShade="0000BF"/>
+      <w:color w:val="0f4761" w:themeColor="accent1" w:themeShade="BF"/>
     </w:rPr>
   </w:style>
   <w:style w:type="character" w:styleId="Ttulo5Car" w:customStyle="1">
@@ -6264,7 +6264,7 @@
     <w:rsid w:val="00327FB8"/>
     <w:rPr>
       <w:rFonts w:cstheme="majorBidi" w:eastAsiaTheme="majorEastAsia"/>
-      <w:color w:val="0f4761" w:themeColor="accent1" w:themeShade="0000BF"/>
+      <w:color w:val="0f4761" w:themeColor="accent1" w:themeShade="BF"/>
     </w:rPr>
   </w:style>
   <w:style w:type="character" w:styleId="Ttulo6Car" w:customStyle="1">
@@ -6277,7 +6277,7 @@
       <w:rFonts w:cstheme="majorBidi" w:eastAsiaTheme="majorEastAsia"/>
       <w:i w:val="1"/>
       <w:iCs w:val="1"/>
-      <w:color w:val="595959" w:themeColor="text1" w:themeTint="0000A6"/>
+      <w:color w:val="595959" w:themeColor="text1" w:themeTint="A6"/>
     </w:rPr>
   </w:style>
   <w:style w:type="character" w:styleId="Ttulo7Car" w:customStyle="1">
@@ -6289,7 +6289,7 @@
     <w:rsid w:val="00327FB8"/>
     <w:rPr>
       <w:rFonts w:cstheme="majorBidi" w:eastAsiaTheme="majorEastAsia"/>
-      <w:color w:val="595959" w:themeColor="text1" w:themeTint="0000A6"/>
+      <w:color w:val="595959" w:themeColor="text1" w:themeTint="A6"/>
     </w:rPr>
   </w:style>
   <w:style w:type="character" w:styleId="Ttulo8Car" w:customStyle="1">
@@ -6303,7 +6303,7 @@
       <w:rFonts w:cstheme="majorBidi" w:eastAsiaTheme="majorEastAsia"/>
       <w:i w:val="1"/>
       <w:iCs w:val="1"/>
-      <w:color w:val="272727" w:themeColor="text1" w:themeTint="0000D8"/>
+      <w:color w:val="272727" w:themeColor="text1" w:themeTint="D8"/>
     </w:rPr>
   </w:style>
   <w:style w:type="character" w:styleId="Ttulo9Car" w:customStyle="1">
@@ -6315,7 +6315,7 @@
     <w:rsid w:val="00327FB8"/>
     <w:rPr>
       <w:rFonts w:cstheme="majorBidi" w:eastAsiaTheme="majorEastAsia"/>
-      <w:color w:val="272727" w:themeColor="text1" w:themeTint="0000D8"/>
+      <w:color w:val="272727" w:themeColor="text1" w:themeTint="D8"/>
     </w:rPr>
   </w:style>
   <w:style w:type="character" w:styleId="TtuloCar" w:customStyle="1">
@@ -6338,7 +6338,7 @@
     <w:rsid w:val="00327FB8"/>
     <w:rPr>
       <w:rFonts w:cstheme="majorBidi" w:eastAsiaTheme="majorEastAsia"/>
-      <w:color w:val="595959" w:themeColor="text1" w:themeTint="0000A6"/>
+      <w:color w:val="595959" w:themeColor="text1" w:themeTint="A6"/>
       <w:spacing w:val="15"/>
       <w:sz w:val="28"/>
       <w:szCs w:val="28"/>
@@ -6359,7 +6359,7 @@
     <w:rPr>
       <w:i w:val="1"/>
       <w:iCs w:val="1"/>
-      <w:color w:val="404040" w:themeColor="text1" w:themeTint="0000BF"/>
+      <w:color w:val="404040" w:themeColor="text1" w:themeTint="BF"/>
     </w:rPr>
   </w:style>
   <w:style w:type="character" w:styleId="CitaCar" w:customStyle="1">
@@ -6371,7 +6371,7 @@
     <w:rPr>
       <w:i w:val="1"/>
       <w:iCs w:val="1"/>
-      <w:color w:val="404040" w:themeColor="text1" w:themeTint="0000BF"/>
+      <w:color w:val="404040" w:themeColor="text1" w:themeTint="BF"/>
     </w:rPr>
   </w:style>
   <w:style w:type="paragraph" w:styleId="Prrafodelista">
@@ -6394,7 +6394,7 @@
     <w:rPr>
       <w:i w:val="1"/>
       <w:iCs w:val="1"/>
-      <w:color w:val="0f4761" w:themeColor="accent1" w:themeShade="0000BF"/>
+      <w:color w:val="0f4761" w:themeColor="accent1" w:themeShade="BF"/>
     </w:rPr>
   </w:style>
   <w:style w:type="paragraph" w:styleId="Citadestacada">
@@ -6407,8 +6407,8 @@
     <w:rsid w:val="00327FB8"/>
     <w:pPr>
       <w:pBdr>
-        <w:top w:color="0f4761" w:space="10" w:sz="4" w:themeColor="accent1" w:themeShade="0000BF" w:val="single"/>
-        <w:bottom w:color="0f4761" w:space="10" w:sz="4" w:themeColor="accent1" w:themeShade="0000BF" w:val="single"/>
+        <w:top w:color="0f4761" w:space="10" w:sz="4" w:themeColor="accent1" w:themeShade="BF" w:val="single"/>
+        <w:bottom w:color="0f4761" w:space="10" w:sz="4" w:themeColor="accent1" w:themeShade="BF" w:val="single"/>
       </w:pBdr>
       <w:spacing w:after="360" w:before="360"/>
       <w:ind w:left="864" w:right="864"/>
@@ -6417,7 +6417,7 @@
     <w:rPr>
       <w:i w:val="1"/>
       <w:iCs w:val="1"/>
-      <w:color w:val="0f4761" w:themeColor="accent1" w:themeShade="0000BF"/>
+      <w:color w:val="0f4761" w:themeColor="accent1" w:themeShade="BF"/>
     </w:rPr>
   </w:style>
   <w:style w:type="character" w:styleId="CitadestacadaCar" w:customStyle="1">
@@ -6429,7 +6429,7 @@
     <w:rPr>
       <w:i w:val="1"/>
       <w:iCs w:val="1"/>
-      <w:color w:val="0f4761" w:themeColor="accent1" w:themeShade="0000BF"/>
+      <w:color w:val="0f4761" w:themeColor="accent1" w:themeShade="BF"/>
     </w:rPr>
   </w:style>
   <w:style w:type="character" w:styleId="Referenciaintensa">
@@ -6442,7 +6442,7 @@
       <w:b w:val="1"/>
       <w:bCs w:val="1"/>
       <w:smallCaps w:val="1"/>
-      <w:color w:val="0f4761" w:themeColor="accent1" w:themeShade="0000BF"/>
+      <w:color w:val="0f4761" w:themeColor="accent1" w:themeShade="BF"/>
       <w:spacing w:val="5"/>
     </w:rPr>
   </w:style>

--- a/documentacion_proyecto/Manual_Pagina_Web_Telar.docx
+++ b/documentacion_proyecto/Manual_Pagina_Web_Telar.docx
@@ -3404,7 +3404,7 @@
         <w:rPr>
           <w:rtl w:val="0"/>
         </w:rPr>
-        <w:t xml:space="preserve">: guarda los metros de tela que avanza el telar en cada pasada y el hilado disponible: su peso en kilos y cuántos metros de tela alcanza a tejer como máximo. Con esos datos muestra cuántos metros se tejieron desde que se cargó el hilado, cuántos faltan, cuánto hilado se usó y cuánto queda. Al cargar un hilado nuevo se toca «Hilado nuevo» para que lo usado vuelva a contarse desde cero; corregir un número con «Guardar» no lo reinicia. Estos datos también salen en la ficha técnica en PDF (punto 4.9).</w:t>
+        <w:t xml:space="preserve">: guarda los metros de tela que avanza el telar en cada pasada y el hilado disponible: su peso en kilos y cuántos metros de tela alcanza a tejer como máximo. Con esos datos muestra cuántos metros se tejieron desde que se cargó el hilado, cuántos faltan, cuánto hilado se usó y cuánto queda. Al cargar un hilado nuevo se toca «Hilado nuevo» para que lo usado vuelva a contarse desde cero; corregir un número con «Guardar» no lo reinicia. Estos datos también salen en la ficha técnica en PDF (punto 4.9). Mientras la ficha está abierta, la grilla se esconde para darle lugar; en el celular la ficha se baja con el dedo hasta la vista para el cliente y las estadísticas de producción, y se cierra con la ✕.</w:t>
       </w:r>
     </w:p>
     <w:p>
